--- a/documents/Clinical Data Extraction from Medical Reports using GBERT.docx
+++ b/documents/Clinical Data Extraction from Medical Reports using GBERT.docx
@@ -5922,6 +5922,5869 @@
     </w:p>
     <w:p>
       <w:pPr>
+        <w:spacing w:after="0" w:line="240" w:lineRule="auto"/>
+        <w:rPr>
+          <w:rFonts w:eastAsia="Times New Roman" w:cstheme="minorHAnsi"/>
+          <w:sz w:val="20"/>
+          <w:szCs w:val="24"/>
+          <w:lang w:eastAsia="de-DE"/>
+        </w:rPr>
+      </w:pPr>
+    </w:p>
+    <w:p>
+      <w:pPr>
+        <w:spacing w:after="0" w:line="240" w:lineRule="auto"/>
+        <w:rPr>
+          <w:rFonts w:eastAsia="Times New Roman" w:cstheme="minorHAnsi"/>
+          <w:sz w:val="20"/>
+          <w:szCs w:val="24"/>
+          <w:lang w:eastAsia="de-DE"/>
+        </w:rPr>
+      </w:pPr>
+      <w:r>
+        <w:rPr>
+          <w:rFonts w:eastAsia="Times New Roman" w:cstheme="minorHAnsi"/>
+          <w:sz w:val="20"/>
+          <w:szCs w:val="24"/>
+          <w:lang w:eastAsia="de-DE"/>
+        </w:rPr>
+        <w:drawing>
+          <wp:inline distT="0" distB="0" distL="0" distR="0" wp14:anchorId="311BAB39" wp14:editId="654C892B">
+            <wp:extent cx="6226335" cy="3273767"/>
+            <wp:effectExtent l="0" t="0" r="3175" b="3175"/>
+            <wp:docPr id="1" name="Grafik 1"/>
+            <wp:cNvGraphicFramePr>
+              <a:graphicFrameLocks xmlns:a="http://schemas.openxmlformats.org/drawingml/2006/main" noChangeAspect="1"/>
+            </wp:cNvGraphicFramePr>
+            <a:graphic xmlns:a="http://schemas.openxmlformats.org/drawingml/2006/main">
+              <a:graphicData uri="http://schemas.openxmlformats.org/drawingml/2006/picture">
+                <pic:pic xmlns:pic="http://schemas.openxmlformats.org/drawingml/2006/picture">
+                  <pic:nvPicPr>
+                    <pic:cNvPr id="1" name=""/>
+                    <pic:cNvPicPr/>
+                  </pic:nvPicPr>
+                  <pic:blipFill>
+                    <a:blip r:embed="rId5"/>
+                    <a:stretch>
+                      <a:fillRect/>
+                    </a:stretch>
+                  </pic:blipFill>
+                  <pic:spPr>
+                    <a:xfrm>
+                      <a:off x="0" y="0"/>
+                      <a:ext cx="6241643" cy="3281816"/>
+                    </a:xfrm>
+                    <a:prstGeom prst="rect">
+                      <a:avLst/>
+                    </a:prstGeom>
+                  </pic:spPr>
+                </pic:pic>
+              </a:graphicData>
+            </a:graphic>
+          </wp:inline>
+        </w:drawing>
+      </w:r>
+    </w:p>
+    <w:p>
+      <w:pPr>
+        <w:spacing w:after="0" w:line="240" w:lineRule="auto"/>
+        <w:rPr>
+          <w:rFonts w:eastAsia="Times New Roman" w:cstheme="minorHAnsi"/>
+          <w:sz w:val="20"/>
+          <w:szCs w:val="24"/>
+          <w:lang w:eastAsia="de-DE"/>
+        </w:rPr>
+      </w:pPr>
+    </w:p>
+    <w:p>
+      <w:pPr>
+        <w:spacing w:after="0" w:line="240" w:lineRule="auto"/>
+        <w:rPr>
+          <w:sz w:val="16"/>
+          <w:szCs w:val="16"/>
+        </w:rPr>
+      </w:pPr>
+      <w:proofErr w:type="spellStart"/>
+      <w:proofErr w:type="gramStart"/>
+      <w:r>
+        <w:rPr>
+          <w:rStyle w:val="Fett"/>
+          <w:sz w:val="16"/>
+          <w:szCs w:val="16"/>
+        </w:rPr>
+        <w:t>Figure</w:t>
+      </w:r>
+      <w:proofErr w:type="spellEnd"/>
+      <w:r>
+        <w:rPr>
+          <w:rStyle w:val="Fett"/>
+          <w:sz w:val="16"/>
+          <w:szCs w:val="16"/>
+        </w:rPr>
+        <w:t xml:space="preserve"> </w:t>
+      </w:r>
+      <w:r>
+        <w:rPr>
+          <w:sz w:val="16"/>
+          <w:szCs w:val="16"/>
+        </w:rPr>
+        <w:t xml:space="preserve"> </w:t>
+      </w:r>
+      <w:proofErr w:type="spellStart"/>
+      <w:r>
+        <w:rPr>
+          <w:sz w:val="16"/>
+          <w:szCs w:val="16"/>
+        </w:rPr>
+        <w:t>shows</w:t>
+      </w:r>
+      <w:proofErr w:type="spellEnd"/>
+      <w:proofErr w:type="gramEnd"/>
+      <w:r>
+        <w:rPr>
+          <w:sz w:val="16"/>
+          <w:szCs w:val="16"/>
+        </w:rPr>
+        <w:t xml:space="preserve"> per-</w:t>
+      </w:r>
+      <w:proofErr w:type="spellStart"/>
+      <w:r>
+        <w:rPr>
+          <w:sz w:val="16"/>
+          <w:szCs w:val="16"/>
+        </w:rPr>
+        <w:t>entity</w:t>
+      </w:r>
+      <w:proofErr w:type="spellEnd"/>
+      <w:r>
+        <w:rPr>
+          <w:sz w:val="16"/>
+          <w:szCs w:val="16"/>
+        </w:rPr>
+        <w:t xml:space="preserve"> </w:t>
+      </w:r>
+      <w:proofErr w:type="spellStart"/>
+      <w:r>
+        <w:rPr>
+          <w:sz w:val="16"/>
+          <w:szCs w:val="16"/>
+        </w:rPr>
+        <w:t>evaluation</w:t>
+      </w:r>
+      <w:proofErr w:type="spellEnd"/>
+      <w:r>
+        <w:rPr>
+          <w:sz w:val="16"/>
+          <w:szCs w:val="16"/>
+        </w:rPr>
+        <w:t xml:space="preserve"> </w:t>
+      </w:r>
+      <w:proofErr w:type="spellStart"/>
+      <w:r>
+        <w:rPr>
+          <w:sz w:val="16"/>
+          <w:szCs w:val="16"/>
+        </w:rPr>
+        <w:t>metrics</w:t>
+      </w:r>
+      <w:proofErr w:type="spellEnd"/>
+      <w:r>
+        <w:rPr>
+          <w:sz w:val="16"/>
+          <w:szCs w:val="16"/>
+        </w:rPr>
+        <w:t xml:space="preserve"> (</w:t>
+      </w:r>
+      <w:proofErr w:type="spellStart"/>
+      <w:r>
+        <w:rPr>
+          <w:sz w:val="16"/>
+          <w:szCs w:val="16"/>
+        </w:rPr>
+        <w:t>precision</w:t>
+      </w:r>
+      <w:proofErr w:type="spellEnd"/>
+      <w:r>
+        <w:rPr>
+          <w:sz w:val="16"/>
+          <w:szCs w:val="16"/>
+        </w:rPr>
+        <w:t xml:space="preserve">, </w:t>
+      </w:r>
+      <w:proofErr w:type="spellStart"/>
+      <w:r>
+        <w:rPr>
+          <w:sz w:val="16"/>
+          <w:szCs w:val="16"/>
+        </w:rPr>
+        <w:t>recall</w:t>
+      </w:r>
+      <w:proofErr w:type="spellEnd"/>
+      <w:r>
+        <w:rPr>
+          <w:sz w:val="16"/>
+          <w:szCs w:val="16"/>
+        </w:rPr>
+        <w:t xml:space="preserve">, F1) </w:t>
+      </w:r>
+      <w:proofErr w:type="spellStart"/>
+      <w:r>
+        <w:rPr>
+          <w:sz w:val="16"/>
+          <w:szCs w:val="16"/>
+        </w:rPr>
+        <w:t>for</w:t>
+      </w:r>
+      <w:proofErr w:type="spellEnd"/>
+      <w:r>
+        <w:rPr>
+          <w:sz w:val="16"/>
+          <w:szCs w:val="16"/>
+        </w:rPr>
+        <w:t xml:space="preserve"> </w:t>
+      </w:r>
+      <w:proofErr w:type="spellStart"/>
+      <w:r>
+        <w:rPr>
+          <w:sz w:val="16"/>
+          <w:szCs w:val="16"/>
+        </w:rPr>
+        <w:t>the</w:t>
+      </w:r>
+      <w:proofErr w:type="spellEnd"/>
+      <w:r>
+        <w:rPr>
+          <w:sz w:val="16"/>
+          <w:szCs w:val="16"/>
+        </w:rPr>
+        <w:t xml:space="preserve"> </w:t>
+      </w:r>
+      <w:proofErr w:type="spellStart"/>
+      <w:r>
+        <w:rPr>
+          <w:sz w:val="16"/>
+          <w:szCs w:val="16"/>
+        </w:rPr>
+        <w:t>fine-tuned</w:t>
+      </w:r>
+      <w:proofErr w:type="spellEnd"/>
+      <w:r>
+        <w:rPr>
+          <w:sz w:val="16"/>
+          <w:szCs w:val="16"/>
+        </w:rPr>
+        <w:t xml:space="preserve"> </w:t>
+      </w:r>
+      <w:proofErr w:type="spellStart"/>
+      <w:r>
+        <w:rPr>
+          <w:sz w:val="16"/>
+          <w:szCs w:val="16"/>
+        </w:rPr>
+        <w:t>model</w:t>
+      </w:r>
+      <w:proofErr w:type="spellEnd"/>
+      <w:r>
+        <w:rPr>
+          <w:sz w:val="16"/>
+          <w:szCs w:val="16"/>
+        </w:rPr>
+        <w:t>.</w:t>
+      </w:r>
+    </w:p>
+    <w:p>
+      <w:pPr>
+        <w:spacing w:after="0" w:line="240" w:lineRule="auto"/>
+        <w:rPr>
+          <w:rFonts w:eastAsia="Times New Roman" w:cstheme="minorHAnsi"/>
+          <w:sz w:val="16"/>
+          <w:szCs w:val="16"/>
+          <w:lang w:eastAsia="de-DE"/>
+        </w:rPr>
+      </w:pPr>
+      <w:r>
+        <w:rPr>
+          <w:sz w:val="16"/>
+          <w:szCs w:val="16"/>
+        </w:rPr>
+        <w:t xml:space="preserve">The </w:t>
+      </w:r>
+      <w:proofErr w:type="spellStart"/>
+      <w:r>
+        <w:rPr>
+          <w:sz w:val="16"/>
+          <w:szCs w:val="16"/>
+        </w:rPr>
+        <w:t>upper</w:t>
+      </w:r>
+      <w:proofErr w:type="spellEnd"/>
+      <w:r>
+        <w:rPr>
+          <w:sz w:val="16"/>
+          <w:szCs w:val="16"/>
+        </w:rPr>
+        <w:t xml:space="preserve"> </w:t>
+      </w:r>
+      <w:proofErr w:type="spellStart"/>
+      <w:r>
+        <w:rPr>
+          <w:sz w:val="16"/>
+          <w:szCs w:val="16"/>
+        </w:rPr>
+        <w:t>panel</w:t>
+      </w:r>
+      <w:proofErr w:type="spellEnd"/>
+      <w:r>
+        <w:rPr>
+          <w:sz w:val="16"/>
+          <w:szCs w:val="16"/>
+        </w:rPr>
+        <w:t xml:space="preserve"> </w:t>
+      </w:r>
+      <w:proofErr w:type="spellStart"/>
+      <w:r>
+        <w:rPr>
+          <w:sz w:val="16"/>
+          <w:szCs w:val="16"/>
+        </w:rPr>
+        <w:t>provides</w:t>
+      </w:r>
+      <w:proofErr w:type="spellEnd"/>
+      <w:r>
+        <w:rPr>
+          <w:sz w:val="16"/>
+          <w:szCs w:val="16"/>
+        </w:rPr>
+        <w:t xml:space="preserve"> </w:t>
+      </w:r>
+      <w:proofErr w:type="spellStart"/>
+      <w:r>
+        <w:rPr>
+          <w:sz w:val="16"/>
+          <w:szCs w:val="16"/>
+        </w:rPr>
+        <w:t>raw</w:t>
+      </w:r>
+      <w:proofErr w:type="spellEnd"/>
+      <w:r>
+        <w:rPr>
+          <w:sz w:val="16"/>
+          <w:szCs w:val="16"/>
+        </w:rPr>
+        <w:t xml:space="preserve"> </w:t>
+      </w:r>
+      <w:proofErr w:type="spellStart"/>
+      <w:r>
+        <w:rPr>
+          <w:sz w:val="16"/>
+          <w:szCs w:val="16"/>
+        </w:rPr>
+        <w:t>metric</w:t>
+      </w:r>
+      <w:proofErr w:type="spellEnd"/>
+      <w:r>
+        <w:rPr>
+          <w:sz w:val="16"/>
+          <w:szCs w:val="16"/>
+        </w:rPr>
+        <w:t xml:space="preserve"> </w:t>
+      </w:r>
+      <w:proofErr w:type="spellStart"/>
+      <w:r>
+        <w:rPr>
+          <w:sz w:val="16"/>
+          <w:szCs w:val="16"/>
+        </w:rPr>
+        <w:t>values</w:t>
+      </w:r>
+      <w:proofErr w:type="spellEnd"/>
+      <w:r>
+        <w:rPr>
+          <w:sz w:val="16"/>
+          <w:szCs w:val="16"/>
+        </w:rPr>
+        <w:t xml:space="preserve"> </w:t>
+      </w:r>
+      <w:proofErr w:type="spellStart"/>
+      <w:r>
+        <w:rPr>
+          <w:sz w:val="16"/>
+          <w:szCs w:val="16"/>
+        </w:rPr>
+        <w:t>together</w:t>
+      </w:r>
+      <w:proofErr w:type="spellEnd"/>
+      <w:r>
+        <w:rPr>
+          <w:sz w:val="16"/>
+          <w:szCs w:val="16"/>
+        </w:rPr>
+        <w:t xml:space="preserve"> </w:t>
+      </w:r>
+      <w:proofErr w:type="spellStart"/>
+      <w:r>
+        <w:rPr>
+          <w:sz w:val="16"/>
+          <w:szCs w:val="16"/>
+        </w:rPr>
+        <w:t>with</w:t>
+      </w:r>
+      <w:proofErr w:type="spellEnd"/>
+      <w:r>
+        <w:rPr>
+          <w:sz w:val="16"/>
+          <w:szCs w:val="16"/>
+        </w:rPr>
+        <w:t xml:space="preserve"> </w:t>
+      </w:r>
+      <w:proofErr w:type="spellStart"/>
+      <w:r>
+        <w:rPr>
+          <w:sz w:val="16"/>
+          <w:szCs w:val="16"/>
+        </w:rPr>
+        <w:t>the</w:t>
+      </w:r>
+      <w:proofErr w:type="spellEnd"/>
+      <w:r>
+        <w:rPr>
+          <w:sz w:val="16"/>
+          <w:szCs w:val="16"/>
+        </w:rPr>
+        <w:t xml:space="preserve"> </w:t>
+      </w:r>
+      <w:proofErr w:type="spellStart"/>
+      <w:r>
+        <w:rPr>
+          <w:sz w:val="16"/>
+          <w:szCs w:val="16"/>
+        </w:rPr>
+        <w:t>number</w:t>
+      </w:r>
+      <w:proofErr w:type="spellEnd"/>
+      <w:r>
+        <w:rPr>
+          <w:sz w:val="16"/>
+          <w:szCs w:val="16"/>
+        </w:rPr>
+        <w:t xml:space="preserve"> </w:t>
+      </w:r>
+      <w:proofErr w:type="spellStart"/>
+      <w:r>
+        <w:rPr>
+          <w:sz w:val="16"/>
+          <w:szCs w:val="16"/>
+        </w:rPr>
+        <w:t>of</w:t>
+      </w:r>
+      <w:proofErr w:type="spellEnd"/>
+      <w:r>
+        <w:rPr>
+          <w:sz w:val="16"/>
+          <w:szCs w:val="16"/>
+        </w:rPr>
+        <w:t xml:space="preserve"> </w:t>
+      </w:r>
+      <w:proofErr w:type="spellStart"/>
+      <w:r>
+        <w:rPr>
+          <w:sz w:val="16"/>
+          <w:szCs w:val="16"/>
+        </w:rPr>
+        <w:t>annotated</w:t>
+      </w:r>
+      <w:proofErr w:type="spellEnd"/>
+      <w:r>
+        <w:rPr>
+          <w:sz w:val="16"/>
+          <w:szCs w:val="16"/>
+        </w:rPr>
+        <w:t xml:space="preserve"> </w:t>
+      </w:r>
+      <w:proofErr w:type="spellStart"/>
+      <w:r>
+        <w:rPr>
+          <w:sz w:val="16"/>
+          <w:szCs w:val="16"/>
+        </w:rPr>
+        <w:t>instances</w:t>
+      </w:r>
+      <w:proofErr w:type="spellEnd"/>
+      <w:r>
+        <w:rPr>
+          <w:sz w:val="16"/>
+          <w:szCs w:val="16"/>
+        </w:rPr>
+        <w:t xml:space="preserve"> (</w:t>
+      </w:r>
+      <w:r>
+        <w:rPr>
+          <w:rStyle w:val="HTMLCode"/>
+          <w:rFonts w:eastAsiaTheme="minorHAnsi"/>
+          <w:sz w:val="16"/>
+          <w:szCs w:val="16"/>
+        </w:rPr>
+        <w:t>n</w:t>
+      </w:r>
+      <w:r>
+        <w:rPr>
+          <w:sz w:val="16"/>
+          <w:szCs w:val="16"/>
+        </w:rPr>
+        <w:t xml:space="preserve">) </w:t>
+      </w:r>
+      <w:proofErr w:type="spellStart"/>
+      <w:r>
+        <w:rPr>
+          <w:sz w:val="16"/>
+          <w:szCs w:val="16"/>
+        </w:rPr>
+        <w:t>for</w:t>
+      </w:r>
+      <w:proofErr w:type="spellEnd"/>
+      <w:r>
+        <w:rPr>
+          <w:sz w:val="16"/>
+          <w:szCs w:val="16"/>
+        </w:rPr>
+        <w:t xml:space="preserve"> </w:t>
+      </w:r>
+      <w:proofErr w:type="spellStart"/>
+      <w:r>
+        <w:rPr>
+          <w:sz w:val="16"/>
+          <w:szCs w:val="16"/>
+        </w:rPr>
+        <w:t>each</w:t>
+      </w:r>
+      <w:proofErr w:type="spellEnd"/>
+      <w:r>
+        <w:rPr>
+          <w:sz w:val="16"/>
+          <w:szCs w:val="16"/>
+        </w:rPr>
+        <w:t xml:space="preserve"> </w:t>
+      </w:r>
+      <w:proofErr w:type="spellStart"/>
+      <w:r>
+        <w:rPr>
+          <w:sz w:val="16"/>
+          <w:szCs w:val="16"/>
+        </w:rPr>
+        <w:t>entity</w:t>
+      </w:r>
+      <w:proofErr w:type="spellEnd"/>
+      <w:r>
+        <w:rPr>
+          <w:sz w:val="16"/>
+          <w:szCs w:val="16"/>
+        </w:rPr>
+        <w:t xml:space="preserve"> type.</w:t>
+      </w:r>
+      <w:r>
+        <w:rPr>
+          <w:sz w:val="16"/>
+          <w:szCs w:val="16"/>
+        </w:rPr>
+        <w:br/>
+        <w:t xml:space="preserve">The </w:t>
+      </w:r>
+      <w:proofErr w:type="spellStart"/>
+      <w:r>
+        <w:rPr>
+          <w:sz w:val="16"/>
+          <w:szCs w:val="16"/>
+        </w:rPr>
+        <w:t>lower</w:t>
+      </w:r>
+      <w:proofErr w:type="spellEnd"/>
+      <w:r>
+        <w:rPr>
+          <w:sz w:val="16"/>
+          <w:szCs w:val="16"/>
+        </w:rPr>
+        <w:t xml:space="preserve"> </w:t>
+      </w:r>
+      <w:proofErr w:type="spellStart"/>
+      <w:r>
+        <w:rPr>
+          <w:sz w:val="16"/>
+          <w:szCs w:val="16"/>
+        </w:rPr>
+        <w:t>panel</w:t>
+      </w:r>
+      <w:proofErr w:type="spellEnd"/>
+      <w:r>
+        <w:rPr>
+          <w:sz w:val="16"/>
+          <w:szCs w:val="16"/>
+        </w:rPr>
+        <w:t xml:space="preserve"> </w:t>
+      </w:r>
+      <w:proofErr w:type="spellStart"/>
+      <w:r>
+        <w:rPr>
+          <w:sz w:val="16"/>
+          <w:szCs w:val="16"/>
+        </w:rPr>
+        <w:t>encodes</w:t>
+      </w:r>
+      <w:proofErr w:type="spellEnd"/>
+      <w:r>
+        <w:rPr>
+          <w:sz w:val="16"/>
+          <w:szCs w:val="16"/>
+        </w:rPr>
+        <w:t xml:space="preserve"> </w:t>
+      </w:r>
+      <w:proofErr w:type="spellStart"/>
+      <w:r>
+        <w:rPr>
+          <w:sz w:val="16"/>
+          <w:szCs w:val="16"/>
+        </w:rPr>
+        <w:t>performance</w:t>
+      </w:r>
+      <w:proofErr w:type="spellEnd"/>
+      <w:r>
+        <w:rPr>
+          <w:sz w:val="16"/>
+          <w:szCs w:val="16"/>
+        </w:rPr>
+        <w:t xml:space="preserve"> </w:t>
+      </w:r>
+      <w:proofErr w:type="spellStart"/>
+      <w:r>
+        <w:rPr>
+          <w:sz w:val="16"/>
+          <w:szCs w:val="16"/>
+        </w:rPr>
+        <w:t>quality</w:t>
+      </w:r>
+      <w:proofErr w:type="spellEnd"/>
+      <w:r>
+        <w:rPr>
+          <w:sz w:val="16"/>
+          <w:szCs w:val="16"/>
+        </w:rPr>
+        <w:t xml:space="preserve"> </w:t>
+      </w:r>
+      <w:proofErr w:type="spellStart"/>
+      <w:r>
+        <w:rPr>
+          <w:sz w:val="16"/>
+          <w:szCs w:val="16"/>
+        </w:rPr>
+        <w:t>using</w:t>
+      </w:r>
+      <w:proofErr w:type="spellEnd"/>
+      <w:r>
+        <w:rPr>
+          <w:sz w:val="16"/>
+          <w:szCs w:val="16"/>
+        </w:rPr>
+        <w:t xml:space="preserve"> </w:t>
+      </w:r>
+      <w:proofErr w:type="spellStart"/>
+      <w:r>
+        <w:rPr>
+          <w:sz w:val="16"/>
+          <w:szCs w:val="16"/>
+        </w:rPr>
+        <w:t>color</w:t>
+      </w:r>
+      <w:proofErr w:type="spellEnd"/>
+      <w:r>
+        <w:rPr>
+          <w:sz w:val="16"/>
+          <w:szCs w:val="16"/>
+        </w:rPr>
+        <w:t xml:space="preserve"> </w:t>
+      </w:r>
+      <w:proofErr w:type="spellStart"/>
+      <w:r>
+        <w:rPr>
+          <w:sz w:val="16"/>
+          <w:szCs w:val="16"/>
+        </w:rPr>
+        <w:t>bands</w:t>
+      </w:r>
+      <w:proofErr w:type="spellEnd"/>
+      <w:r>
+        <w:rPr>
+          <w:sz w:val="16"/>
+          <w:szCs w:val="16"/>
+        </w:rPr>
+        <w:t xml:space="preserve"> (</w:t>
+      </w:r>
+      <w:proofErr w:type="spellStart"/>
+      <w:r>
+        <w:rPr>
+          <w:sz w:val="16"/>
+          <w:szCs w:val="16"/>
+        </w:rPr>
+        <w:t>green</w:t>
+      </w:r>
+      <w:proofErr w:type="spellEnd"/>
+      <w:r>
+        <w:rPr>
+          <w:sz w:val="16"/>
+          <w:szCs w:val="16"/>
+        </w:rPr>
+        <w:t xml:space="preserve"> = strong, orange = moderate, </w:t>
+      </w:r>
+      <w:proofErr w:type="spellStart"/>
+      <w:r>
+        <w:rPr>
+          <w:sz w:val="16"/>
+          <w:szCs w:val="16"/>
+        </w:rPr>
+        <w:t>red</w:t>
+      </w:r>
+      <w:proofErr w:type="spellEnd"/>
+      <w:r>
+        <w:rPr>
+          <w:sz w:val="16"/>
+          <w:szCs w:val="16"/>
+        </w:rPr>
+        <w:t xml:space="preserve"> = </w:t>
+      </w:r>
+      <w:proofErr w:type="spellStart"/>
+      <w:r>
+        <w:rPr>
+          <w:sz w:val="16"/>
+          <w:szCs w:val="16"/>
+        </w:rPr>
+        <w:t>weak</w:t>
+      </w:r>
+      <w:proofErr w:type="spellEnd"/>
+      <w:r>
+        <w:rPr>
+          <w:sz w:val="16"/>
+          <w:szCs w:val="16"/>
+        </w:rPr>
+        <w:t>).</w:t>
+      </w:r>
+      <w:r>
+        <w:rPr>
+          <w:sz w:val="16"/>
+          <w:szCs w:val="16"/>
+        </w:rPr>
+        <w:br/>
+      </w:r>
+      <w:proofErr w:type="spellStart"/>
+      <w:r>
+        <w:rPr>
+          <w:sz w:val="16"/>
+          <w:szCs w:val="16"/>
+        </w:rPr>
+        <w:t>Entities</w:t>
+      </w:r>
+      <w:proofErr w:type="spellEnd"/>
+      <w:r>
+        <w:rPr>
+          <w:sz w:val="16"/>
+          <w:szCs w:val="16"/>
+        </w:rPr>
+        <w:t xml:space="preserve"> </w:t>
+      </w:r>
+      <w:proofErr w:type="spellStart"/>
+      <w:r>
+        <w:rPr>
+          <w:sz w:val="16"/>
+          <w:szCs w:val="16"/>
+        </w:rPr>
+        <w:t>with</w:t>
+      </w:r>
+      <w:proofErr w:type="spellEnd"/>
+      <w:r>
+        <w:rPr>
+          <w:sz w:val="16"/>
+          <w:szCs w:val="16"/>
+        </w:rPr>
+        <w:t xml:space="preserve"> </w:t>
+      </w:r>
+      <w:proofErr w:type="spellStart"/>
+      <w:r>
+        <w:rPr>
+          <w:sz w:val="16"/>
+          <w:szCs w:val="16"/>
+        </w:rPr>
+        <w:t>low</w:t>
+      </w:r>
+      <w:proofErr w:type="spellEnd"/>
+      <w:r>
+        <w:rPr>
+          <w:sz w:val="16"/>
+          <w:szCs w:val="16"/>
+        </w:rPr>
+        <w:t xml:space="preserve"> </w:t>
+      </w:r>
+      <w:proofErr w:type="spellStart"/>
+      <w:r>
+        <w:rPr>
+          <w:sz w:val="16"/>
+          <w:szCs w:val="16"/>
+        </w:rPr>
+        <w:t>support</w:t>
+      </w:r>
+      <w:proofErr w:type="spellEnd"/>
+      <w:r>
+        <w:rPr>
+          <w:sz w:val="16"/>
+          <w:szCs w:val="16"/>
+        </w:rPr>
+        <w:t xml:space="preserve"> </w:t>
+      </w:r>
+      <w:proofErr w:type="spellStart"/>
+      <w:r>
+        <w:rPr>
+          <w:sz w:val="16"/>
+          <w:szCs w:val="16"/>
+        </w:rPr>
+        <w:t>counts</w:t>
+      </w:r>
+      <w:proofErr w:type="spellEnd"/>
+      <w:r>
+        <w:rPr>
+          <w:sz w:val="16"/>
+          <w:szCs w:val="16"/>
+        </w:rPr>
+        <w:t xml:space="preserve"> (e.g., </w:t>
+      </w:r>
+      <w:r>
+        <w:rPr>
+          <w:rStyle w:val="HTMLCode"/>
+          <w:rFonts w:eastAsiaTheme="minorHAnsi"/>
+          <w:sz w:val="16"/>
+          <w:szCs w:val="16"/>
+        </w:rPr>
+        <w:t>n &lt; 10</w:t>
+      </w:r>
+      <w:r>
+        <w:rPr>
+          <w:sz w:val="16"/>
+          <w:szCs w:val="16"/>
+        </w:rPr>
+        <w:t xml:space="preserve">) </w:t>
+      </w:r>
+      <w:proofErr w:type="spellStart"/>
+      <w:r>
+        <w:rPr>
+          <w:sz w:val="16"/>
+          <w:szCs w:val="16"/>
+        </w:rPr>
+        <w:t>should</w:t>
+      </w:r>
+      <w:proofErr w:type="spellEnd"/>
+      <w:r>
+        <w:rPr>
+          <w:sz w:val="16"/>
+          <w:szCs w:val="16"/>
+        </w:rPr>
+        <w:t xml:space="preserve"> </w:t>
+      </w:r>
+      <w:proofErr w:type="spellStart"/>
+      <w:r>
+        <w:rPr>
+          <w:sz w:val="16"/>
+          <w:szCs w:val="16"/>
+        </w:rPr>
+        <w:t>be</w:t>
+      </w:r>
+      <w:proofErr w:type="spellEnd"/>
+      <w:r>
+        <w:rPr>
+          <w:sz w:val="16"/>
+          <w:szCs w:val="16"/>
+        </w:rPr>
+        <w:t xml:space="preserve"> </w:t>
+      </w:r>
+      <w:proofErr w:type="spellStart"/>
+      <w:r>
+        <w:rPr>
+          <w:sz w:val="16"/>
+          <w:szCs w:val="16"/>
+        </w:rPr>
+        <w:t>interpreted</w:t>
+      </w:r>
+      <w:proofErr w:type="spellEnd"/>
+      <w:r>
+        <w:rPr>
+          <w:sz w:val="16"/>
+          <w:szCs w:val="16"/>
+        </w:rPr>
+        <w:t xml:space="preserve"> </w:t>
+      </w:r>
+      <w:proofErr w:type="spellStart"/>
+      <w:r>
+        <w:rPr>
+          <w:sz w:val="16"/>
+          <w:szCs w:val="16"/>
+        </w:rPr>
+        <w:t>cautiously</w:t>
+      </w:r>
+      <w:proofErr w:type="spellEnd"/>
+      <w:r>
+        <w:rPr>
+          <w:sz w:val="16"/>
+          <w:szCs w:val="16"/>
+        </w:rPr>
+        <w:t xml:space="preserve"> due </w:t>
+      </w:r>
+      <w:proofErr w:type="spellStart"/>
+      <w:r>
+        <w:rPr>
+          <w:sz w:val="16"/>
+          <w:szCs w:val="16"/>
+        </w:rPr>
+        <w:t>to</w:t>
+      </w:r>
+      <w:proofErr w:type="spellEnd"/>
+      <w:r>
+        <w:rPr>
+          <w:sz w:val="16"/>
+          <w:szCs w:val="16"/>
+        </w:rPr>
+        <w:t xml:space="preserve"> limited sample </w:t>
+      </w:r>
+      <w:proofErr w:type="spellStart"/>
+      <w:r>
+        <w:rPr>
+          <w:sz w:val="16"/>
+          <w:szCs w:val="16"/>
+        </w:rPr>
+        <w:t>size</w:t>
+      </w:r>
+      <w:proofErr w:type="spellEnd"/>
+      <w:r>
+        <w:rPr>
+          <w:sz w:val="16"/>
+          <w:szCs w:val="16"/>
+        </w:rPr>
+        <w:t>.</w:t>
+      </w:r>
+      <w:r>
+        <w:rPr>
+          <w:sz w:val="16"/>
+          <w:szCs w:val="16"/>
+        </w:rPr>
+        <w:br/>
+        <w:t xml:space="preserve">Overall, </w:t>
+      </w:r>
+      <w:proofErr w:type="spellStart"/>
+      <w:r>
+        <w:rPr>
+          <w:sz w:val="16"/>
+          <w:szCs w:val="16"/>
+        </w:rPr>
+        <w:t>the</w:t>
+      </w:r>
+      <w:proofErr w:type="spellEnd"/>
+      <w:r>
+        <w:rPr>
+          <w:sz w:val="16"/>
+          <w:szCs w:val="16"/>
+        </w:rPr>
+        <w:t xml:space="preserve"> </w:t>
+      </w:r>
+      <w:proofErr w:type="spellStart"/>
+      <w:r>
+        <w:rPr>
+          <w:sz w:val="16"/>
+          <w:szCs w:val="16"/>
+        </w:rPr>
+        <w:t>model</w:t>
+      </w:r>
+      <w:proofErr w:type="spellEnd"/>
+      <w:r>
+        <w:rPr>
+          <w:sz w:val="16"/>
+          <w:szCs w:val="16"/>
+        </w:rPr>
+        <w:t xml:space="preserve"> </w:t>
+      </w:r>
+      <w:proofErr w:type="spellStart"/>
+      <w:r>
+        <w:rPr>
+          <w:sz w:val="16"/>
+          <w:szCs w:val="16"/>
+        </w:rPr>
+        <w:t>achieves</w:t>
+      </w:r>
+      <w:proofErr w:type="spellEnd"/>
+      <w:r>
+        <w:rPr>
+          <w:sz w:val="16"/>
+          <w:szCs w:val="16"/>
+        </w:rPr>
+        <w:t xml:space="preserve"> robust </w:t>
+      </w:r>
+      <w:proofErr w:type="spellStart"/>
+      <w:r>
+        <w:rPr>
+          <w:sz w:val="16"/>
+          <w:szCs w:val="16"/>
+        </w:rPr>
+        <w:t>performance</w:t>
+      </w:r>
+      <w:proofErr w:type="spellEnd"/>
+      <w:r>
+        <w:rPr>
+          <w:sz w:val="16"/>
+          <w:szCs w:val="16"/>
+        </w:rPr>
+        <w:t xml:space="preserve"> on high-</w:t>
+      </w:r>
+      <w:proofErr w:type="spellStart"/>
+      <w:r>
+        <w:rPr>
+          <w:sz w:val="16"/>
+          <w:szCs w:val="16"/>
+        </w:rPr>
+        <w:t>frequency</w:t>
+      </w:r>
+      <w:proofErr w:type="spellEnd"/>
+      <w:r>
+        <w:rPr>
+          <w:sz w:val="16"/>
+          <w:szCs w:val="16"/>
+        </w:rPr>
+        <w:t xml:space="preserve"> </w:t>
+      </w:r>
+      <w:proofErr w:type="spellStart"/>
+      <w:r>
+        <w:rPr>
+          <w:sz w:val="16"/>
+          <w:szCs w:val="16"/>
+        </w:rPr>
+        <w:t>entities</w:t>
+      </w:r>
+      <w:proofErr w:type="spellEnd"/>
+      <w:r>
+        <w:rPr>
+          <w:sz w:val="16"/>
+          <w:szCs w:val="16"/>
+        </w:rPr>
+        <w:t xml:space="preserve"> (e.g., </w:t>
+      </w:r>
+      <w:r>
+        <w:rPr>
+          <w:rStyle w:val="HTMLCode"/>
+          <w:rFonts w:eastAsiaTheme="minorHAnsi"/>
+          <w:sz w:val="16"/>
+          <w:szCs w:val="16"/>
+        </w:rPr>
+        <w:t>DIAGNOSE</w:t>
+      </w:r>
+      <w:r>
+        <w:rPr>
+          <w:sz w:val="16"/>
+          <w:szCs w:val="16"/>
+        </w:rPr>
+        <w:t xml:space="preserve">, </w:t>
+      </w:r>
+      <w:r>
+        <w:rPr>
+          <w:rStyle w:val="HTMLCode"/>
+          <w:rFonts w:eastAsiaTheme="minorHAnsi"/>
+          <w:sz w:val="16"/>
+          <w:szCs w:val="16"/>
+        </w:rPr>
+        <w:t>SYMPTOM</w:t>
+      </w:r>
+      <w:r>
+        <w:rPr>
+          <w:sz w:val="16"/>
+          <w:szCs w:val="16"/>
+        </w:rPr>
+        <w:t xml:space="preserve">) but </w:t>
+      </w:r>
+      <w:proofErr w:type="spellStart"/>
+      <w:r>
+        <w:rPr>
+          <w:sz w:val="16"/>
+          <w:szCs w:val="16"/>
+        </w:rPr>
+        <w:t>shows</w:t>
+      </w:r>
+      <w:proofErr w:type="spellEnd"/>
+      <w:r>
+        <w:rPr>
+          <w:sz w:val="16"/>
+          <w:szCs w:val="16"/>
+        </w:rPr>
+        <w:t xml:space="preserve"> </w:t>
+      </w:r>
+      <w:proofErr w:type="spellStart"/>
+      <w:r>
+        <w:rPr>
+          <w:sz w:val="16"/>
+          <w:szCs w:val="16"/>
+        </w:rPr>
+        <w:t>weaker</w:t>
+      </w:r>
+      <w:proofErr w:type="spellEnd"/>
+      <w:r>
+        <w:rPr>
+          <w:sz w:val="16"/>
+          <w:szCs w:val="16"/>
+        </w:rPr>
+        <w:t xml:space="preserve"> </w:t>
+      </w:r>
+      <w:proofErr w:type="spellStart"/>
+      <w:r>
+        <w:rPr>
+          <w:sz w:val="16"/>
+          <w:szCs w:val="16"/>
+        </w:rPr>
+        <w:t>generalization</w:t>
+      </w:r>
+      <w:proofErr w:type="spellEnd"/>
+      <w:r>
+        <w:rPr>
+          <w:sz w:val="16"/>
+          <w:szCs w:val="16"/>
+        </w:rPr>
+        <w:t xml:space="preserve"> on </w:t>
+      </w:r>
+      <w:proofErr w:type="spellStart"/>
+      <w:r>
+        <w:rPr>
+          <w:sz w:val="16"/>
+          <w:szCs w:val="16"/>
+        </w:rPr>
+        <w:t>low-frequency</w:t>
+      </w:r>
+      <w:proofErr w:type="spellEnd"/>
+      <w:r>
+        <w:rPr>
+          <w:sz w:val="16"/>
+          <w:szCs w:val="16"/>
+        </w:rPr>
+        <w:t xml:space="preserve"> </w:t>
+      </w:r>
+      <w:proofErr w:type="spellStart"/>
+      <w:r>
+        <w:rPr>
+          <w:sz w:val="16"/>
+          <w:szCs w:val="16"/>
+        </w:rPr>
+        <w:t>or</w:t>
+      </w:r>
+      <w:proofErr w:type="spellEnd"/>
+      <w:r>
+        <w:rPr>
+          <w:sz w:val="16"/>
+          <w:szCs w:val="16"/>
+        </w:rPr>
+        <w:t xml:space="preserve"> </w:t>
+      </w:r>
+      <w:proofErr w:type="spellStart"/>
+      <w:r>
+        <w:rPr>
+          <w:sz w:val="16"/>
+          <w:szCs w:val="16"/>
+        </w:rPr>
+        <w:t>structurally</w:t>
+      </w:r>
+      <w:proofErr w:type="spellEnd"/>
+      <w:r>
+        <w:rPr>
+          <w:sz w:val="16"/>
+          <w:szCs w:val="16"/>
+        </w:rPr>
+        <w:t xml:space="preserve"> </w:t>
+      </w:r>
+      <w:proofErr w:type="spellStart"/>
+      <w:r>
+        <w:rPr>
+          <w:sz w:val="16"/>
+          <w:szCs w:val="16"/>
+        </w:rPr>
+        <w:t>complex</w:t>
+      </w:r>
+      <w:proofErr w:type="spellEnd"/>
+      <w:r>
+        <w:rPr>
+          <w:sz w:val="16"/>
+          <w:szCs w:val="16"/>
+        </w:rPr>
+        <w:t xml:space="preserve"> </w:t>
+      </w:r>
+      <w:proofErr w:type="spellStart"/>
+      <w:r>
+        <w:rPr>
+          <w:sz w:val="16"/>
+          <w:szCs w:val="16"/>
+        </w:rPr>
+        <w:t>entities</w:t>
+      </w:r>
+      <w:proofErr w:type="spellEnd"/>
+      <w:r>
+        <w:rPr>
+          <w:sz w:val="16"/>
+          <w:szCs w:val="16"/>
+        </w:rPr>
+        <w:t xml:space="preserve"> (e.g., </w:t>
+      </w:r>
+      <w:r>
+        <w:rPr>
+          <w:rStyle w:val="HTMLCode"/>
+          <w:rFonts w:eastAsiaTheme="minorHAnsi"/>
+          <w:sz w:val="16"/>
+          <w:szCs w:val="16"/>
+        </w:rPr>
+        <w:t>ADDRESS</w:t>
+      </w:r>
+      <w:r>
+        <w:rPr>
+          <w:sz w:val="16"/>
+          <w:szCs w:val="16"/>
+        </w:rPr>
+        <w:t xml:space="preserve">, </w:t>
+      </w:r>
+      <w:r>
+        <w:rPr>
+          <w:rStyle w:val="HTMLCode"/>
+          <w:rFonts w:eastAsiaTheme="minorHAnsi"/>
+          <w:sz w:val="16"/>
+          <w:szCs w:val="16"/>
+        </w:rPr>
+        <w:t>PHONE_NUMBER</w:t>
+      </w:r>
+      <w:r>
+        <w:rPr>
+          <w:sz w:val="16"/>
+          <w:szCs w:val="16"/>
+        </w:rPr>
+        <w:t>).</w:t>
+      </w:r>
+    </w:p>
+    <w:p>
+      <w:pPr>
+        <w:spacing w:after="0" w:line="240" w:lineRule="auto"/>
+        <w:rPr>
+          <w:rFonts w:eastAsia="Times New Roman" w:cstheme="minorHAnsi"/>
+          <w:sz w:val="20"/>
+          <w:szCs w:val="24"/>
+          <w:lang w:eastAsia="de-DE"/>
+        </w:rPr>
+      </w:pPr>
+    </w:p>
+    <w:p>
+      <w:pPr>
+        <w:spacing w:after="0" w:line="240" w:lineRule="auto"/>
+        <w:rPr>
+          <w:rFonts w:eastAsia="Times New Roman" w:cstheme="minorHAnsi"/>
+          <w:sz w:val="20"/>
+          <w:szCs w:val="24"/>
+          <w:lang w:eastAsia="de-DE"/>
+        </w:rPr>
+      </w:pPr>
+    </w:p>
+    <w:p>
+      <w:pPr>
+        <w:pStyle w:val="berschrift3"/>
+        <w:shd w:val="clear" w:color="auto" w:fill="F2F2F2" w:themeFill="background1" w:themeFillShade="F2"/>
+        <w:rPr>
+          <w:rFonts w:asciiTheme="minorHAnsi" w:hAnsiTheme="minorHAnsi" w:cstheme="minorHAnsi"/>
+          <w:i/>
+          <w:sz w:val="16"/>
+          <w:szCs w:val="16"/>
+        </w:rPr>
+      </w:pPr>
+      <w:r>
+        <w:rPr>
+          <w:rFonts w:asciiTheme="minorHAnsi" w:hAnsiTheme="minorHAnsi" w:cstheme="minorHAnsi"/>
+          <w:i/>
+          <w:sz w:val="16"/>
+          <w:szCs w:val="16"/>
+        </w:rPr>
+        <w:t xml:space="preserve">Chart 1: </w:t>
+      </w:r>
+      <w:r>
+        <w:rPr>
+          <w:rStyle w:val="Hervorhebung"/>
+          <w:rFonts w:asciiTheme="minorHAnsi" w:hAnsiTheme="minorHAnsi" w:cstheme="minorHAnsi"/>
+          <w:i w:val="0"/>
+          <w:sz w:val="16"/>
+          <w:szCs w:val="16"/>
+        </w:rPr>
+        <w:t>Per-Entity Evaluation (</w:t>
+      </w:r>
+      <w:proofErr w:type="spellStart"/>
+      <w:r>
+        <w:rPr>
+          <w:rStyle w:val="Hervorhebung"/>
+          <w:rFonts w:asciiTheme="minorHAnsi" w:hAnsiTheme="minorHAnsi" w:cstheme="minorHAnsi"/>
+          <w:i w:val="0"/>
+          <w:sz w:val="16"/>
+          <w:szCs w:val="16"/>
+        </w:rPr>
+        <w:t>Plain</w:t>
+      </w:r>
+      <w:proofErr w:type="spellEnd"/>
+      <w:r>
+        <w:rPr>
+          <w:rStyle w:val="Hervorhebung"/>
+          <w:rFonts w:asciiTheme="minorHAnsi" w:hAnsiTheme="minorHAnsi" w:cstheme="minorHAnsi"/>
+          <w:i w:val="0"/>
+          <w:sz w:val="16"/>
+          <w:szCs w:val="16"/>
+        </w:rPr>
+        <w:t>)</w:t>
+      </w:r>
+    </w:p>
+    <w:p>
+      <w:pPr>
+        <w:pStyle w:val="StandardWeb"/>
+        <w:numPr>
+          <w:ilvl w:val="0"/>
+          <w:numId w:val="5"/>
+        </w:numPr>
+        <w:shd w:val="clear" w:color="auto" w:fill="F2F2F2" w:themeFill="background1" w:themeFillShade="F2"/>
+        <w:rPr>
+          <w:rFonts w:asciiTheme="minorHAnsi" w:hAnsiTheme="minorHAnsi" w:cstheme="minorHAnsi"/>
+          <w:i/>
+          <w:sz w:val="16"/>
+          <w:szCs w:val="16"/>
+        </w:rPr>
+      </w:pPr>
+      <w:r>
+        <w:rPr>
+          <w:rStyle w:val="Fett"/>
+          <w:rFonts w:asciiTheme="minorHAnsi" w:hAnsiTheme="minorHAnsi" w:cstheme="minorHAnsi"/>
+          <w:i/>
+          <w:sz w:val="16"/>
+          <w:szCs w:val="16"/>
+        </w:rPr>
+        <w:t>Bars:</w:t>
+      </w:r>
+      <w:r>
+        <w:rPr>
+          <w:rFonts w:asciiTheme="minorHAnsi" w:hAnsiTheme="minorHAnsi" w:cstheme="minorHAnsi"/>
+          <w:i/>
+          <w:sz w:val="16"/>
+          <w:szCs w:val="16"/>
+        </w:rPr>
+        <w:t xml:space="preserve"> </w:t>
+      </w:r>
+      <w:proofErr w:type="spellStart"/>
+      <w:r>
+        <w:rPr>
+          <w:rFonts w:asciiTheme="minorHAnsi" w:hAnsiTheme="minorHAnsi" w:cstheme="minorHAnsi"/>
+          <w:i/>
+          <w:sz w:val="16"/>
+          <w:szCs w:val="16"/>
+        </w:rPr>
+        <w:t>Each</w:t>
+      </w:r>
+      <w:proofErr w:type="spellEnd"/>
+      <w:r>
+        <w:rPr>
+          <w:rFonts w:asciiTheme="minorHAnsi" w:hAnsiTheme="minorHAnsi" w:cstheme="minorHAnsi"/>
+          <w:i/>
+          <w:sz w:val="16"/>
+          <w:szCs w:val="16"/>
+        </w:rPr>
+        <w:t xml:space="preserve"> </w:t>
+      </w:r>
+      <w:proofErr w:type="spellStart"/>
+      <w:r>
+        <w:rPr>
+          <w:rFonts w:asciiTheme="minorHAnsi" w:hAnsiTheme="minorHAnsi" w:cstheme="minorHAnsi"/>
+          <w:i/>
+          <w:sz w:val="16"/>
+          <w:szCs w:val="16"/>
+        </w:rPr>
+        <w:t>entity</w:t>
+      </w:r>
+      <w:proofErr w:type="spellEnd"/>
+      <w:r>
+        <w:rPr>
+          <w:rFonts w:asciiTheme="minorHAnsi" w:hAnsiTheme="minorHAnsi" w:cstheme="minorHAnsi"/>
+          <w:i/>
+          <w:sz w:val="16"/>
+          <w:szCs w:val="16"/>
+        </w:rPr>
+        <w:t xml:space="preserve"> type (e.g., </w:t>
+      </w:r>
+      <w:r>
+        <w:rPr>
+          <w:rStyle w:val="HTMLCode"/>
+          <w:rFonts w:asciiTheme="minorHAnsi" w:hAnsiTheme="minorHAnsi" w:cstheme="minorHAnsi"/>
+          <w:i/>
+          <w:sz w:val="16"/>
+          <w:szCs w:val="16"/>
+        </w:rPr>
+        <w:t>DIAGNOSE</w:t>
+      </w:r>
+      <w:r>
+        <w:rPr>
+          <w:rFonts w:asciiTheme="minorHAnsi" w:hAnsiTheme="minorHAnsi" w:cstheme="minorHAnsi"/>
+          <w:i/>
+          <w:sz w:val="16"/>
+          <w:szCs w:val="16"/>
+        </w:rPr>
+        <w:t xml:space="preserve">, </w:t>
+      </w:r>
+      <w:r>
+        <w:rPr>
+          <w:rStyle w:val="HTMLCode"/>
+          <w:rFonts w:asciiTheme="minorHAnsi" w:hAnsiTheme="minorHAnsi" w:cstheme="minorHAnsi"/>
+          <w:i/>
+          <w:sz w:val="16"/>
+          <w:szCs w:val="16"/>
+        </w:rPr>
+        <w:t>SYMPTOM</w:t>
+      </w:r>
+      <w:r>
+        <w:rPr>
+          <w:rFonts w:asciiTheme="minorHAnsi" w:hAnsiTheme="minorHAnsi" w:cstheme="minorHAnsi"/>
+          <w:i/>
+          <w:sz w:val="16"/>
+          <w:szCs w:val="16"/>
+        </w:rPr>
+        <w:t xml:space="preserve">, </w:t>
+      </w:r>
+      <w:r>
+        <w:rPr>
+          <w:rStyle w:val="HTMLCode"/>
+          <w:rFonts w:asciiTheme="minorHAnsi" w:hAnsiTheme="minorHAnsi" w:cstheme="minorHAnsi"/>
+          <w:i/>
+          <w:sz w:val="16"/>
+          <w:szCs w:val="16"/>
+        </w:rPr>
+        <w:t>ADDRESS</w:t>
+      </w:r>
+      <w:r>
+        <w:rPr>
+          <w:rFonts w:asciiTheme="minorHAnsi" w:hAnsiTheme="minorHAnsi" w:cstheme="minorHAnsi"/>
+          <w:i/>
+          <w:sz w:val="16"/>
+          <w:szCs w:val="16"/>
+        </w:rPr>
+        <w:t xml:space="preserve">) </w:t>
+      </w:r>
+      <w:proofErr w:type="spellStart"/>
+      <w:r>
+        <w:rPr>
+          <w:rFonts w:asciiTheme="minorHAnsi" w:hAnsiTheme="minorHAnsi" w:cstheme="minorHAnsi"/>
+          <w:i/>
+          <w:sz w:val="16"/>
+          <w:szCs w:val="16"/>
+        </w:rPr>
+        <w:t>has</w:t>
+      </w:r>
+      <w:proofErr w:type="spellEnd"/>
+      <w:r>
+        <w:rPr>
+          <w:rFonts w:asciiTheme="minorHAnsi" w:hAnsiTheme="minorHAnsi" w:cstheme="minorHAnsi"/>
+          <w:i/>
+          <w:sz w:val="16"/>
+          <w:szCs w:val="16"/>
+        </w:rPr>
+        <w:t xml:space="preserve"> </w:t>
+      </w:r>
+      <w:proofErr w:type="spellStart"/>
+      <w:r>
+        <w:rPr>
+          <w:rStyle w:val="Fett"/>
+          <w:rFonts w:asciiTheme="minorHAnsi" w:hAnsiTheme="minorHAnsi" w:cstheme="minorHAnsi"/>
+          <w:i/>
+          <w:sz w:val="16"/>
+          <w:szCs w:val="16"/>
+        </w:rPr>
+        <w:t>three</w:t>
+      </w:r>
+      <w:proofErr w:type="spellEnd"/>
+      <w:r>
+        <w:rPr>
+          <w:rStyle w:val="Fett"/>
+          <w:rFonts w:asciiTheme="minorHAnsi" w:hAnsiTheme="minorHAnsi" w:cstheme="minorHAnsi"/>
+          <w:i/>
+          <w:sz w:val="16"/>
+          <w:szCs w:val="16"/>
+        </w:rPr>
+        <w:t xml:space="preserve"> </w:t>
+      </w:r>
+      <w:proofErr w:type="spellStart"/>
+      <w:r>
+        <w:rPr>
+          <w:rStyle w:val="Fett"/>
+          <w:rFonts w:asciiTheme="minorHAnsi" w:hAnsiTheme="minorHAnsi" w:cstheme="minorHAnsi"/>
+          <w:i/>
+          <w:sz w:val="16"/>
+          <w:szCs w:val="16"/>
+        </w:rPr>
+        <w:t>grouped</w:t>
+      </w:r>
+      <w:proofErr w:type="spellEnd"/>
+      <w:r>
+        <w:rPr>
+          <w:rStyle w:val="Fett"/>
+          <w:rFonts w:asciiTheme="minorHAnsi" w:hAnsiTheme="minorHAnsi" w:cstheme="minorHAnsi"/>
+          <w:i/>
+          <w:sz w:val="16"/>
+          <w:szCs w:val="16"/>
+        </w:rPr>
+        <w:t xml:space="preserve"> </w:t>
+      </w:r>
+      <w:proofErr w:type="spellStart"/>
+      <w:r>
+        <w:rPr>
+          <w:rStyle w:val="Fett"/>
+          <w:rFonts w:asciiTheme="minorHAnsi" w:hAnsiTheme="minorHAnsi" w:cstheme="minorHAnsi"/>
+          <w:i/>
+          <w:sz w:val="16"/>
+          <w:szCs w:val="16"/>
+        </w:rPr>
+        <w:t>bars</w:t>
+      </w:r>
+      <w:proofErr w:type="spellEnd"/>
+      <w:r>
+        <w:rPr>
+          <w:rFonts w:asciiTheme="minorHAnsi" w:hAnsiTheme="minorHAnsi" w:cstheme="minorHAnsi"/>
+          <w:i/>
+          <w:sz w:val="16"/>
+          <w:szCs w:val="16"/>
+        </w:rPr>
+        <w:t>:</w:t>
+      </w:r>
+    </w:p>
+    <w:p>
+      <w:pPr>
+        <w:pStyle w:val="StandardWeb"/>
+        <w:numPr>
+          <w:ilvl w:val="1"/>
+          <w:numId w:val="5"/>
+        </w:numPr>
+        <w:shd w:val="clear" w:color="auto" w:fill="F2F2F2" w:themeFill="background1" w:themeFillShade="F2"/>
+        <w:rPr>
+          <w:rFonts w:asciiTheme="minorHAnsi" w:hAnsiTheme="minorHAnsi" w:cstheme="minorHAnsi"/>
+          <w:i/>
+          <w:sz w:val="16"/>
+          <w:szCs w:val="16"/>
+        </w:rPr>
+      </w:pPr>
+      <w:r>
+        <w:rPr>
+          <w:rStyle w:val="Fett"/>
+          <w:rFonts w:asciiTheme="minorHAnsi" w:hAnsiTheme="minorHAnsi" w:cstheme="minorHAnsi"/>
+          <w:i/>
+          <w:sz w:val="16"/>
+          <w:szCs w:val="16"/>
+        </w:rPr>
+        <w:t>Precision (</w:t>
+      </w:r>
+      <w:proofErr w:type="spellStart"/>
+      <w:r>
+        <w:rPr>
+          <w:rStyle w:val="Fett"/>
+          <w:rFonts w:asciiTheme="minorHAnsi" w:hAnsiTheme="minorHAnsi" w:cstheme="minorHAnsi"/>
+          <w:i/>
+          <w:sz w:val="16"/>
+          <w:szCs w:val="16"/>
+        </w:rPr>
+        <w:t>blue</w:t>
+      </w:r>
+      <w:proofErr w:type="spellEnd"/>
+      <w:r>
+        <w:rPr>
+          <w:rStyle w:val="Fett"/>
+          <w:rFonts w:asciiTheme="minorHAnsi" w:hAnsiTheme="minorHAnsi" w:cstheme="minorHAnsi"/>
+          <w:i/>
+          <w:sz w:val="16"/>
+          <w:szCs w:val="16"/>
+        </w:rPr>
+        <w:t>)</w:t>
+      </w:r>
+      <w:r>
+        <w:rPr>
+          <w:rFonts w:asciiTheme="minorHAnsi" w:hAnsiTheme="minorHAnsi" w:cstheme="minorHAnsi"/>
+          <w:i/>
+          <w:sz w:val="16"/>
+          <w:szCs w:val="16"/>
+        </w:rPr>
+        <w:t xml:space="preserve"> → </w:t>
+      </w:r>
+      <w:proofErr w:type="spellStart"/>
+      <w:r>
+        <w:rPr>
+          <w:rFonts w:asciiTheme="minorHAnsi" w:hAnsiTheme="minorHAnsi" w:cstheme="minorHAnsi"/>
+          <w:i/>
+          <w:sz w:val="16"/>
+          <w:szCs w:val="16"/>
+        </w:rPr>
+        <w:t>how</w:t>
+      </w:r>
+      <w:proofErr w:type="spellEnd"/>
+      <w:r>
+        <w:rPr>
+          <w:rFonts w:asciiTheme="minorHAnsi" w:hAnsiTheme="minorHAnsi" w:cstheme="minorHAnsi"/>
+          <w:i/>
+          <w:sz w:val="16"/>
+          <w:szCs w:val="16"/>
+        </w:rPr>
+        <w:t xml:space="preserve"> </w:t>
+      </w:r>
+      <w:proofErr w:type="spellStart"/>
+      <w:r>
+        <w:rPr>
+          <w:rFonts w:asciiTheme="minorHAnsi" w:hAnsiTheme="minorHAnsi" w:cstheme="minorHAnsi"/>
+          <w:i/>
+          <w:sz w:val="16"/>
+          <w:szCs w:val="16"/>
+        </w:rPr>
+        <w:t>many</w:t>
+      </w:r>
+      <w:proofErr w:type="spellEnd"/>
+      <w:r>
+        <w:rPr>
+          <w:rFonts w:asciiTheme="minorHAnsi" w:hAnsiTheme="minorHAnsi" w:cstheme="minorHAnsi"/>
+          <w:i/>
+          <w:sz w:val="16"/>
+          <w:szCs w:val="16"/>
+        </w:rPr>
+        <w:t xml:space="preserve"> </w:t>
+      </w:r>
+      <w:proofErr w:type="spellStart"/>
+      <w:r>
+        <w:rPr>
+          <w:rFonts w:asciiTheme="minorHAnsi" w:hAnsiTheme="minorHAnsi" w:cstheme="minorHAnsi"/>
+          <w:i/>
+          <w:sz w:val="16"/>
+          <w:szCs w:val="16"/>
+        </w:rPr>
+        <w:t>predicted</w:t>
+      </w:r>
+      <w:proofErr w:type="spellEnd"/>
+      <w:r>
+        <w:rPr>
+          <w:rFonts w:asciiTheme="minorHAnsi" w:hAnsiTheme="minorHAnsi" w:cstheme="minorHAnsi"/>
+          <w:i/>
+          <w:sz w:val="16"/>
+          <w:szCs w:val="16"/>
+        </w:rPr>
+        <w:t xml:space="preserve"> </w:t>
+      </w:r>
+      <w:proofErr w:type="spellStart"/>
+      <w:r>
+        <w:rPr>
+          <w:rFonts w:asciiTheme="minorHAnsi" w:hAnsiTheme="minorHAnsi" w:cstheme="minorHAnsi"/>
+          <w:i/>
+          <w:sz w:val="16"/>
+          <w:szCs w:val="16"/>
+        </w:rPr>
+        <w:t>entities</w:t>
+      </w:r>
+      <w:proofErr w:type="spellEnd"/>
+      <w:r>
+        <w:rPr>
+          <w:rFonts w:asciiTheme="minorHAnsi" w:hAnsiTheme="minorHAnsi" w:cstheme="minorHAnsi"/>
+          <w:i/>
+          <w:sz w:val="16"/>
+          <w:szCs w:val="16"/>
+        </w:rPr>
+        <w:t xml:space="preserve"> </w:t>
+      </w:r>
+      <w:proofErr w:type="spellStart"/>
+      <w:r>
+        <w:rPr>
+          <w:rFonts w:asciiTheme="minorHAnsi" w:hAnsiTheme="minorHAnsi" w:cstheme="minorHAnsi"/>
+          <w:i/>
+          <w:sz w:val="16"/>
+          <w:szCs w:val="16"/>
+        </w:rPr>
+        <w:t>of</w:t>
+      </w:r>
+      <w:proofErr w:type="spellEnd"/>
+      <w:r>
+        <w:rPr>
+          <w:rFonts w:asciiTheme="minorHAnsi" w:hAnsiTheme="minorHAnsi" w:cstheme="minorHAnsi"/>
+          <w:i/>
+          <w:sz w:val="16"/>
+          <w:szCs w:val="16"/>
+        </w:rPr>
+        <w:t xml:space="preserve"> </w:t>
+      </w:r>
+      <w:proofErr w:type="spellStart"/>
+      <w:r>
+        <w:rPr>
+          <w:rFonts w:asciiTheme="minorHAnsi" w:hAnsiTheme="minorHAnsi" w:cstheme="minorHAnsi"/>
+          <w:i/>
+          <w:sz w:val="16"/>
+          <w:szCs w:val="16"/>
+        </w:rPr>
+        <w:t>this</w:t>
+      </w:r>
+      <w:proofErr w:type="spellEnd"/>
+      <w:r>
+        <w:rPr>
+          <w:rFonts w:asciiTheme="minorHAnsi" w:hAnsiTheme="minorHAnsi" w:cstheme="minorHAnsi"/>
+          <w:i/>
+          <w:sz w:val="16"/>
+          <w:szCs w:val="16"/>
+        </w:rPr>
+        <w:t xml:space="preserve"> type </w:t>
+      </w:r>
+      <w:proofErr w:type="spellStart"/>
+      <w:r>
+        <w:rPr>
+          <w:rFonts w:asciiTheme="minorHAnsi" w:hAnsiTheme="minorHAnsi" w:cstheme="minorHAnsi"/>
+          <w:i/>
+          <w:sz w:val="16"/>
+          <w:szCs w:val="16"/>
+        </w:rPr>
+        <w:t>were</w:t>
+      </w:r>
+      <w:proofErr w:type="spellEnd"/>
+      <w:r>
+        <w:rPr>
+          <w:rFonts w:asciiTheme="minorHAnsi" w:hAnsiTheme="minorHAnsi" w:cstheme="minorHAnsi"/>
+          <w:i/>
+          <w:sz w:val="16"/>
+          <w:szCs w:val="16"/>
+        </w:rPr>
+        <w:t xml:space="preserve"> </w:t>
+      </w:r>
+      <w:proofErr w:type="spellStart"/>
+      <w:r>
+        <w:rPr>
+          <w:rFonts w:asciiTheme="minorHAnsi" w:hAnsiTheme="minorHAnsi" w:cstheme="minorHAnsi"/>
+          <w:i/>
+          <w:sz w:val="16"/>
+          <w:szCs w:val="16"/>
+        </w:rPr>
+        <w:t>correct</w:t>
+      </w:r>
+      <w:proofErr w:type="spellEnd"/>
+      <w:r>
+        <w:rPr>
+          <w:rFonts w:asciiTheme="minorHAnsi" w:hAnsiTheme="minorHAnsi" w:cstheme="minorHAnsi"/>
+          <w:i/>
+          <w:sz w:val="16"/>
+          <w:szCs w:val="16"/>
+        </w:rPr>
+        <w:t>.</w:t>
+      </w:r>
+    </w:p>
+    <w:p>
+      <w:pPr>
+        <w:pStyle w:val="StandardWeb"/>
+        <w:numPr>
+          <w:ilvl w:val="1"/>
+          <w:numId w:val="5"/>
+        </w:numPr>
+        <w:shd w:val="clear" w:color="auto" w:fill="F2F2F2" w:themeFill="background1" w:themeFillShade="F2"/>
+        <w:rPr>
+          <w:rFonts w:asciiTheme="minorHAnsi" w:hAnsiTheme="minorHAnsi" w:cstheme="minorHAnsi"/>
+          <w:i/>
+          <w:sz w:val="16"/>
+          <w:szCs w:val="16"/>
+        </w:rPr>
+      </w:pPr>
+      <w:r>
+        <w:rPr>
+          <w:rStyle w:val="Fett"/>
+          <w:rFonts w:asciiTheme="minorHAnsi" w:hAnsiTheme="minorHAnsi" w:cstheme="minorHAnsi"/>
+          <w:i/>
+          <w:sz w:val="16"/>
+          <w:szCs w:val="16"/>
+        </w:rPr>
+        <w:t>Recall (orange)</w:t>
+      </w:r>
+      <w:r>
+        <w:rPr>
+          <w:rFonts w:asciiTheme="minorHAnsi" w:hAnsiTheme="minorHAnsi" w:cstheme="minorHAnsi"/>
+          <w:i/>
+          <w:sz w:val="16"/>
+          <w:szCs w:val="16"/>
+        </w:rPr>
+        <w:t xml:space="preserve"> → </w:t>
+      </w:r>
+      <w:proofErr w:type="spellStart"/>
+      <w:r>
+        <w:rPr>
+          <w:rFonts w:asciiTheme="minorHAnsi" w:hAnsiTheme="minorHAnsi" w:cstheme="minorHAnsi"/>
+          <w:i/>
+          <w:sz w:val="16"/>
+          <w:szCs w:val="16"/>
+        </w:rPr>
+        <w:t>how</w:t>
+      </w:r>
+      <w:proofErr w:type="spellEnd"/>
+      <w:r>
+        <w:rPr>
+          <w:rFonts w:asciiTheme="minorHAnsi" w:hAnsiTheme="minorHAnsi" w:cstheme="minorHAnsi"/>
+          <w:i/>
+          <w:sz w:val="16"/>
+          <w:szCs w:val="16"/>
+        </w:rPr>
+        <w:t xml:space="preserve"> </w:t>
+      </w:r>
+      <w:proofErr w:type="spellStart"/>
+      <w:r>
+        <w:rPr>
+          <w:rFonts w:asciiTheme="minorHAnsi" w:hAnsiTheme="minorHAnsi" w:cstheme="minorHAnsi"/>
+          <w:i/>
+          <w:sz w:val="16"/>
+          <w:szCs w:val="16"/>
+        </w:rPr>
+        <w:t>many</w:t>
+      </w:r>
+      <w:proofErr w:type="spellEnd"/>
+      <w:r>
+        <w:rPr>
+          <w:rFonts w:asciiTheme="minorHAnsi" w:hAnsiTheme="minorHAnsi" w:cstheme="minorHAnsi"/>
+          <w:i/>
+          <w:sz w:val="16"/>
+          <w:szCs w:val="16"/>
+        </w:rPr>
+        <w:t xml:space="preserve"> gold-standard </w:t>
+      </w:r>
+      <w:proofErr w:type="spellStart"/>
+      <w:r>
+        <w:rPr>
+          <w:rFonts w:asciiTheme="minorHAnsi" w:hAnsiTheme="minorHAnsi" w:cstheme="minorHAnsi"/>
+          <w:i/>
+          <w:sz w:val="16"/>
+          <w:szCs w:val="16"/>
+        </w:rPr>
+        <w:t>entities</w:t>
+      </w:r>
+      <w:proofErr w:type="spellEnd"/>
+      <w:r>
+        <w:rPr>
+          <w:rFonts w:asciiTheme="minorHAnsi" w:hAnsiTheme="minorHAnsi" w:cstheme="minorHAnsi"/>
+          <w:i/>
+          <w:sz w:val="16"/>
+          <w:szCs w:val="16"/>
+        </w:rPr>
+        <w:t xml:space="preserve"> </w:t>
+      </w:r>
+      <w:proofErr w:type="spellStart"/>
+      <w:r>
+        <w:rPr>
+          <w:rFonts w:asciiTheme="minorHAnsi" w:hAnsiTheme="minorHAnsi" w:cstheme="minorHAnsi"/>
+          <w:i/>
+          <w:sz w:val="16"/>
+          <w:szCs w:val="16"/>
+        </w:rPr>
+        <w:t>of</w:t>
+      </w:r>
+      <w:proofErr w:type="spellEnd"/>
+      <w:r>
+        <w:rPr>
+          <w:rFonts w:asciiTheme="minorHAnsi" w:hAnsiTheme="minorHAnsi" w:cstheme="minorHAnsi"/>
+          <w:i/>
+          <w:sz w:val="16"/>
+          <w:szCs w:val="16"/>
+        </w:rPr>
+        <w:t xml:space="preserve"> </w:t>
+      </w:r>
+      <w:proofErr w:type="spellStart"/>
+      <w:r>
+        <w:rPr>
+          <w:rFonts w:asciiTheme="minorHAnsi" w:hAnsiTheme="minorHAnsi" w:cstheme="minorHAnsi"/>
+          <w:i/>
+          <w:sz w:val="16"/>
+          <w:szCs w:val="16"/>
+        </w:rPr>
+        <w:t>this</w:t>
+      </w:r>
+      <w:proofErr w:type="spellEnd"/>
+      <w:r>
+        <w:rPr>
+          <w:rFonts w:asciiTheme="minorHAnsi" w:hAnsiTheme="minorHAnsi" w:cstheme="minorHAnsi"/>
+          <w:i/>
+          <w:sz w:val="16"/>
+          <w:szCs w:val="16"/>
+        </w:rPr>
+        <w:t xml:space="preserve"> type </w:t>
+      </w:r>
+      <w:proofErr w:type="spellStart"/>
+      <w:r>
+        <w:rPr>
+          <w:rFonts w:asciiTheme="minorHAnsi" w:hAnsiTheme="minorHAnsi" w:cstheme="minorHAnsi"/>
+          <w:i/>
+          <w:sz w:val="16"/>
+          <w:szCs w:val="16"/>
+        </w:rPr>
+        <w:t>were</w:t>
+      </w:r>
+      <w:proofErr w:type="spellEnd"/>
+      <w:r>
+        <w:rPr>
+          <w:rFonts w:asciiTheme="minorHAnsi" w:hAnsiTheme="minorHAnsi" w:cstheme="minorHAnsi"/>
+          <w:i/>
+          <w:sz w:val="16"/>
+          <w:szCs w:val="16"/>
+        </w:rPr>
+        <w:t xml:space="preserve"> </w:t>
+      </w:r>
+      <w:proofErr w:type="spellStart"/>
+      <w:r>
+        <w:rPr>
+          <w:rFonts w:asciiTheme="minorHAnsi" w:hAnsiTheme="minorHAnsi" w:cstheme="minorHAnsi"/>
+          <w:i/>
+          <w:sz w:val="16"/>
+          <w:szCs w:val="16"/>
+        </w:rPr>
+        <w:t>found</w:t>
+      </w:r>
+      <w:proofErr w:type="spellEnd"/>
+      <w:r>
+        <w:rPr>
+          <w:rFonts w:asciiTheme="minorHAnsi" w:hAnsiTheme="minorHAnsi" w:cstheme="minorHAnsi"/>
+          <w:i/>
+          <w:sz w:val="16"/>
+          <w:szCs w:val="16"/>
+        </w:rPr>
+        <w:t xml:space="preserve"> </w:t>
+      </w:r>
+      <w:proofErr w:type="spellStart"/>
+      <w:r>
+        <w:rPr>
+          <w:rFonts w:asciiTheme="minorHAnsi" w:hAnsiTheme="minorHAnsi" w:cstheme="minorHAnsi"/>
+          <w:i/>
+          <w:sz w:val="16"/>
+          <w:szCs w:val="16"/>
+        </w:rPr>
+        <w:t>by</w:t>
+      </w:r>
+      <w:proofErr w:type="spellEnd"/>
+      <w:r>
+        <w:rPr>
+          <w:rFonts w:asciiTheme="minorHAnsi" w:hAnsiTheme="minorHAnsi" w:cstheme="minorHAnsi"/>
+          <w:i/>
+          <w:sz w:val="16"/>
+          <w:szCs w:val="16"/>
+        </w:rPr>
+        <w:t xml:space="preserve"> </w:t>
+      </w:r>
+      <w:proofErr w:type="spellStart"/>
+      <w:r>
+        <w:rPr>
+          <w:rFonts w:asciiTheme="minorHAnsi" w:hAnsiTheme="minorHAnsi" w:cstheme="minorHAnsi"/>
+          <w:i/>
+          <w:sz w:val="16"/>
+          <w:szCs w:val="16"/>
+        </w:rPr>
+        <w:t>the</w:t>
+      </w:r>
+      <w:proofErr w:type="spellEnd"/>
+      <w:r>
+        <w:rPr>
+          <w:rFonts w:asciiTheme="minorHAnsi" w:hAnsiTheme="minorHAnsi" w:cstheme="minorHAnsi"/>
+          <w:i/>
+          <w:sz w:val="16"/>
+          <w:szCs w:val="16"/>
+        </w:rPr>
+        <w:t xml:space="preserve"> </w:t>
+      </w:r>
+      <w:proofErr w:type="spellStart"/>
+      <w:r>
+        <w:rPr>
+          <w:rFonts w:asciiTheme="minorHAnsi" w:hAnsiTheme="minorHAnsi" w:cstheme="minorHAnsi"/>
+          <w:i/>
+          <w:sz w:val="16"/>
+          <w:szCs w:val="16"/>
+        </w:rPr>
+        <w:t>model</w:t>
+      </w:r>
+      <w:proofErr w:type="spellEnd"/>
+      <w:r>
+        <w:rPr>
+          <w:rFonts w:asciiTheme="minorHAnsi" w:hAnsiTheme="minorHAnsi" w:cstheme="minorHAnsi"/>
+          <w:i/>
+          <w:sz w:val="16"/>
+          <w:szCs w:val="16"/>
+        </w:rPr>
+        <w:t>.</w:t>
+      </w:r>
+    </w:p>
+    <w:p>
+      <w:pPr>
+        <w:pStyle w:val="StandardWeb"/>
+        <w:numPr>
+          <w:ilvl w:val="1"/>
+          <w:numId w:val="5"/>
+        </w:numPr>
+        <w:shd w:val="clear" w:color="auto" w:fill="F2F2F2" w:themeFill="background1" w:themeFillShade="F2"/>
+        <w:rPr>
+          <w:rFonts w:asciiTheme="minorHAnsi" w:hAnsiTheme="minorHAnsi" w:cstheme="minorHAnsi"/>
+          <w:i/>
+          <w:sz w:val="16"/>
+          <w:szCs w:val="16"/>
+        </w:rPr>
+      </w:pPr>
+      <w:r>
+        <w:rPr>
+          <w:rStyle w:val="Fett"/>
+          <w:rFonts w:asciiTheme="minorHAnsi" w:hAnsiTheme="minorHAnsi" w:cstheme="minorHAnsi"/>
+          <w:i/>
+          <w:sz w:val="16"/>
+          <w:szCs w:val="16"/>
+        </w:rPr>
+        <w:t>F1 (</w:t>
+      </w:r>
+      <w:proofErr w:type="spellStart"/>
+      <w:r>
+        <w:rPr>
+          <w:rStyle w:val="Fett"/>
+          <w:rFonts w:asciiTheme="minorHAnsi" w:hAnsiTheme="minorHAnsi" w:cstheme="minorHAnsi"/>
+          <w:i/>
+          <w:sz w:val="16"/>
+          <w:szCs w:val="16"/>
+        </w:rPr>
+        <w:t>green</w:t>
+      </w:r>
+      <w:proofErr w:type="spellEnd"/>
+      <w:r>
+        <w:rPr>
+          <w:rStyle w:val="Fett"/>
+          <w:rFonts w:asciiTheme="minorHAnsi" w:hAnsiTheme="minorHAnsi" w:cstheme="minorHAnsi"/>
+          <w:i/>
+          <w:sz w:val="16"/>
+          <w:szCs w:val="16"/>
+        </w:rPr>
+        <w:t>)</w:t>
+      </w:r>
+      <w:r>
+        <w:rPr>
+          <w:rFonts w:asciiTheme="minorHAnsi" w:hAnsiTheme="minorHAnsi" w:cstheme="minorHAnsi"/>
+          <w:i/>
+          <w:sz w:val="16"/>
+          <w:szCs w:val="16"/>
+        </w:rPr>
+        <w:t xml:space="preserve"> → </w:t>
+      </w:r>
+      <w:proofErr w:type="spellStart"/>
+      <w:r>
+        <w:rPr>
+          <w:rFonts w:asciiTheme="minorHAnsi" w:hAnsiTheme="minorHAnsi" w:cstheme="minorHAnsi"/>
+          <w:i/>
+          <w:sz w:val="16"/>
+          <w:szCs w:val="16"/>
+        </w:rPr>
+        <w:t>harmonic</w:t>
+      </w:r>
+      <w:proofErr w:type="spellEnd"/>
+      <w:r>
+        <w:rPr>
+          <w:rFonts w:asciiTheme="minorHAnsi" w:hAnsiTheme="minorHAnsi" w:cstheme="minorHAnsi"/>
+          <w:i/>
+          <w:sz w:val="16"/>
+          <w:szCs w:val="16"/>
+        </w:rPr>
+        <w:t xml:space="preserve"> </w:t>
+      </w:r>
+      <w:proofErr w:type="spellStart"/>
+      <w:r>
+        <w:rPr>
+          <w:rFonts w:asciiTheme="minorHAnsi" w:hAnsiTheme="minorHAnsi" w:cstheme="minorHAnsi"/>
+          <w:i/>
+          <w:sz w:val="16"/>
+          <w:szCs w:val="16"/>
+        </w:rPr>
+        <w:t>mean</w:t>
+      </w:r>
+      <w:proofErr w:type="spellEnd"/>
+      <w:r>
+        <w:rPr>
+          <w:rFonts w:asciiTheme="minorHAnsi" w:hAnsiTheme="minorHAnsi" w:cstheme="minorHAnsi"/>
+          <w:i/>
+          <w:sz w:val="16"/>
+          <w:szCs w:val="16"/>
+        </w:rPr>
+        <w:t xml:space="preserve"> </w:t>
+      </w:r>
+      <w:proofErr w:type="spellStart"/>
+      <w:r>
+        <w:rPr>
+          <w:rFonts w:asciiTheme="minorHAnsi" w:hAnsiTheme="minorHAnsi" w:cstheme="minorHAnsi"/>
+          <w:i/>
+          <w:sz w:val="16"/>
+          <w:szCs w:val="16"/>
+        </w:rPr>
+        <w:t>of</w:t>
+      </w:r>
+      <w:proofErr w:type="spellEnd"/>
+      <w:r>
+        <w:rPr>
+          <w:rFonts w:asciiTheme="minorHAnsi" w:hAnsiTheme="minorHAnsi" w:cstheme="minorHAnsi"/>
+          <w:i/>
+          <w:sz w:val="16"/>
+          <w:szCs w:val="16"/>
+        </w:rPr>
+        <w:t xml:space="preserve"> </w:t>
+      </w:r>
+      <w:proofErr w:type="spellStart"/>
+      <w:r>
+        <w:rPr>
+          <w:rFonts w:asciiTheme="minorHAnsi" w:hAnsiTheme="minorHAnsi" w:cstheme="minorHAnsi"/>
+          <w:i/>
+          <w:sz w:val="16"/>
+          <w:szCs w:val="16"/>
+        </w:rPr>
+        <w:t>precision</w:t>
+      </w:r>
+      <w:proofErr w:type="spellEnd"/>
+      <w:r>
+        <w:rPr>
+          <w:rFonts w:asciiTheme="minorHAnsi" w:hAnsiTheme="minorHAnsi" w:cstheme="minorHAnsi"/>
+          <w:i/>
+          <w:sz w:val="16"/>
+          <w:szCs w:val="16"/>
+        </w:rPr>
+        <w:t xml:space="preserve"> </w:t>
+      </w:r>
+      <w:proofErr w:type="spellStart"/>
+      <w:r>
+        <w:rPr>
+          <w:rFonts w:asciiTheme="minorHAnsi" w:hAnsiTheme="minorHAnsi" w:cstheme="minorHAnsi"/>
+          <w:i/>
+          <w:sz w:val="16"/>
+          <w:szCs w:val="16"/>
+        </w:rPr>
+        <w:t>and</w:t>
+      </w:r>
+      <w:proofErr w:type="spellEnd"/>
+      <w:r>
+        <w:rPr>
+          <w:rFonts w:asciiTheme="minorHAnsi" w:hAnsiTheme="minorHAnsi" w:cstheme="minorHAnsi"/>
+          <w:i/>
+          <w:sz w:val="16"/>
+          <w:szCs w:val="16"/>
+        </w:rPr>
+        <w:t xml:space="preserve"> </w:t>
+      </w:r>
+      <w:proofErr w:type="spellStart"/>
+      <w:r>
+        <w:rPr>
+          <w:rFonts w:asciiTheme="minorHAnsi" w:hAnsiTheme="minorHAnsi" w:cstheme="minorHAnsi"/>
+          <w:i/>
+          <w:sz w:val="16"/>
+          <w:szCs w:val="16"/>
+        </w:rPr>
+        <w:t>recall</w:t>
+      </w:r>
+      <w:proofErr w:type="spellEnd"/>
+      <w:r>
+        <w:rPr>
+          <w:rFonts w:asciiTheme="minorHAnsi" w:hAnsiTheme="minorHAnsi" w:cstheme="minorHAnsi"/>
+          <w:i/>
+          <w:sz w:val="16"/>
+          <w:szCs w:val="16"/>
+        </w:rPr>
+        <w:t xml:space="preserve"> (</w:t>
+      </w:r>
+      <w:proofErr w:type="spellStart"/>
+      <w:r>
+        <w:rPr>
+          <w:rFonts w:asciiTheme="minorHAnsi" w:hAnsiTheme="minorHAnsi" w:cstheme="minorHAnsi"/>
+          <w:i/>
+          <w:sz w:val="16"/>
+          <w:szCs w:val="16"/>
+        </w:rPr>
+        <w:t>balance</w:t>
+      </w:r>
+      <w:proofErr w:type="spellEnd"/>
+      <w:r>
+        <w:rPr>
+          <w:rFonts w:asciiTheme="minorHAnsi" w:hAnsiTheme="minorHAnsi" w:cstheme="minorHAnsi"/>
+          <w:i/>
+          <w:sz w:val="16"/>
+          <w:szCs w:val="16"/>
+        </w:rPr>
+        <w:t>).</w:t>
+      </w:r>
+    </w:p>
+    <w:p>
+      <w:pPr>
+        <w:pStyle w:val="StandardWeb"/>
+        <w:numPr>
+          <w:ilvl w:val="0"/>
+          <w:numId w:val="5"/>
+        </w:numPr>
+        <w:shd w:val="clear" w:color="auto" w:fill="F2F2F2" w:themeFill="background1" w:themeFillShade="F2"/>
+        <w:rPr>
+          <w:rFonts w:asciiTheme="minorHAnsi" w:hAnsiTheme="minorHAnsi" w:cstheme="minorHAnsi"/>
+          <w:i/>
+          <w:sz w:val="16"/>
+          <w:szCs w:val="16"/>
+        </w:rPr>
+      </w:pPr>
+      <w:r>
+        <w:rPr>
+          <w:rStyle w:val="Fett"/>
+          <w:rFonts w:asciiTheme="minorHAnsi" w:hAnsiTheme="minorHAnsi" w:cstheme="minorHAnsi"/>
+          <w:i/>
+          <w:sz w:val="16"/>
+          <w:szCs w:val="16"/>
+        </w:rPr>
+        <w:t xml:space="preserve">Support </w:t>
+      </w:r>
+      <w:proofErr w:type="spellStart"/>
+      <w:r>
+        <w:rPr>
+          <w:rStyle w:val="Fett"/>
+          <w:rFonts w:asciiTheme="minorHAnsi" w:hAnsiTheme="minorHAnsi" w:cstheme="minorHAnsi"/>
+          <w:i/>
+          <w:sz w:val="16"/>
+          <w:szCs w:val="16"/>
+        </w:rPr>
+        <w:t>counts</w:t>
+      </w:r>
+      <w:proofErr w:type="spellEnd"/>
+      <w:r>
+        <w:rPr>
+          <w:rStyle w:val="Fett"/>
+          <w:rFonts w:asciiTheme="minorHAnsi" w:hAnsiTheme="minorHAnsi" w:cstheme="minorHAnsi"/>
+          <w:i/>
+          <w:sz w:val="16"/>
+          <w:szCs w:val="16"/>
+        </w:rPr>
+        <w:t xml:space="preserve"> (</w:t>
+      </w:r>
+      <w:r>
+        <w:rPr>
+          <w:rStyle w:val="HTMLCode"/>
+          <w:rFonts w:asciiTheme="minorHAnsi" w:hAnsiTheme="minorHAnsi" w:cstheme="minorHAnsi"/>
+          <w:b/>
+          <w:bCs/>
+          <w:i/>
+          <w:sz w:val="16"/>
+          <w:szCs w:val="16"/>
+        </w:rPr>
+        <w:t>n=...</w:t>
+      </w:r>
+      <w:r>
+        <w:rPr>
+          <w:rStyle w:val="Fett"/>
+          <w:rFonts w:asciiTheme="minorHAnsi" w:hAnsiTheme="minorHAnsi" w:cstheme="minorHAnsi"/>
+          <w:i/>
+          <w:sz w:val="16"/>
+          <w:szCs w:val="16"/>
+        </w:rPr>
+        <w:t>)</w:t>
+      </w:r>
+      <w:r>
+        <w:rPr>
+          <w:rFonts w:asciiTheme="minorHAnsi" w:hAnsiTheme="minorHAnsi" w:cstheme="minorHAnsi"/>
+          <w:i/>
+          <w:sz w:val="16"/>
+          <w:szCs w:val="16"/>
+        </w:rPr>
+        <w:t xml:space="preserve"> → </w:t>
+      </w:r>
+      <w:proofErr w:type="spellStart"/>
+      <w:r>
+        <w:rPr>
+          <w:rFonts w:asciiTheme="minorHAnsi" w:hAnsiTheme="minorHAnsi" w:cstheme="minorHAnsi"/>
+          <w:i/>
+          <w:sz w:val="16"/>
+          <w:szCs w:val="16"/>
+        </w:rPr>
+        <w:t>the</w:t>
+      </w:r>
+      <w:proofErr w:type="spellEnd"/>
+      <w:r>
+        <w:rPr>
+          <w:rFonts w:asciiTheme="minorHAnsi" w:hAnsiTheme="minorHAnsi" w:cstheme="minorHAnsi"/>
+          <w:i/>
+          <w:sz w:val="16"/>
+          <w:szCs w:val="16"/>
+        </w:rPr>
+        <w:t xml:space="preserve"> </w:t>
+      </w:r>
+      <w:proofErr w:type="spellStart"/>
+      <w:r>
+        <w:rPr>
+          <w:rFonts w:asciiTheme="minorHAnsi" w:hAnsiTheme="minorHAnsi" w:cstheme="minorHAnsi"/>
+          <w:i/>
+          <w:sz w:val="16"/>
+          <w:szCs w:val="16"/>
+        </w:rPr>
+        <w:t>number</w:t>
+      </w:r>
+      <w:proofErr w:type="spellEnd"/>
+      <w:r>
+        <w:rPr>
+          <w:rFonts w:asciiTheme="minorHAnsi" w:hAnsiTheme="minorHAnsi" w:cstheme="minorHAnsi"/>
+          <w:i/>
+          <w:sz w:val="16"/>
+          <w:szCs w:val="16"/>
+        </w:rPr>
+        <w:t xml:space="preserve"> </w:t>
+      </w:r>
+      <w:proofErr w:type="spellStart"/>
+      <w:r>
+        <w:rPr>
+          <w:rFonts w:asciiTheme="minorHAnsi" w:hAnsiTheme="minorHAnsi" w:cstheme="minorHAnsi"/>
+          <w:i/>
+          <w:sz w:val="16"/>
+          <w:szCs w:val="16"/>
+        </w:rPr>
+        <w:t>of</w:t>
+      </w:r>
+      <w:proofErr w:type="spellEnd"/>
+      <w:r>
+        <w:rPr>
+          <w:rFonts w:asciiTheme="minorHAnsi" w:hAnsiTheme="minorHAnsi" w:cstheme="minorHAnsi"/>
+          <w:i/>
+          <w:sz w:val="16"/>
+          <w:szCs w:val="16"/>
+        </w:rPr>
+        <w:t xml:space="preserve"> </w:t>
+      </w:r>
+      <w:proofErr w:type="spellStart"/>
+      <w:r>
+        <w:rPr>
+          <w:rFonts w:asciiTheme="minorHAnsi" w:hAnsiTheme="minorHAnsi" w:cstheme="minorHAnsi"/>
+          <w:i/>
+          <w:sz w:val="16"/>
+          <w:szCs w:val="16"/>
+        </w:rPr>
+        <w:t>ground</w:t>
+      </w:r>
+      <w:proofErr w:type="spellEnd"/>
+      <w:r>
+        <w:rPr>
+          <w:rFonts w:asciiTheme="minorHAnsi" w:hAnsiTheme="minorHAnsi" w:cstheme="minorHAnsi"/>
+          <w:i/>
+          <w:sz w:val="16"/>
+          <w:szCs w:val="16"/>
+        </w:rPr>
+        <w:t xml:space="preserve"> </w:t>
+      </w:r>
+      <w:proofErr w:type="spellStart"/>
+      <w:r>
+        <w:rPr>
+          <w:rFonts w:asciiTheme="minorHAnsi" w:hAnsiTheme="minorHAnsi" w:cstheme="minorHAnsi"/>
+          <w:i/>
+          <w:sz w:val="16"/>
+          <w:szCs w:val="16"/>
+        </w:rPr>
+        <w:t>truth</w:t>
+      </w:r>
+      <w:proofErr w:type="spellEnd"/>
+      <w:r>
+        <w:rPr>
+          <w:rFonts w:asciiTheme="minorHAnsi" w:hAnsiTheme="minorHAnsi" w:cstheme="minorHAnsi"/>
+          <w:i/>
+          <w:sz w:val="16"/>
+          <w:szCs w:val="16"/>
+        </w:rPr>
+        <w:t xml:space="preserve"> </w:t>
+      </w:r>
+      <w:proofErr w:type="spellStart"/>
+      <w:r>
+        <w:rPr>
+          <w:rFonts w:asciiTheme="minorHAnsi" w:hAnsiTheme="minorHAnsi" w:cstheme="minorHAnsi"/>
+          <w:i/>
+          <w:sz w:val="16"/>
+          <w:szCs w:val="16"/>
+        </w:rPr>
+        <w:t>instances</w:t>
+      </w:r>
+      <w:proofErr w:type="spellEnd"/>
+      <w:r>
+        <w:rPr>
+          <w:rFonts w:asciiTheme="minorHAnsi" w:hAnsiTheme="minorHAnsi" w:cstheme="minorHAnsi"/>
+          <w:i/>
+          <w:sz w:val="16"/>
+          <w:szCs w:val="16"/>
+        </w:rPr>
+        <w:t xml:space="preserve"> </w:t>
+      </w:r>
+      <w:proofErr w:type="spellStart"/>
+      <w:r>
+        <w:rPr>
+          <w:rFonts w:asciiTheme="minorHAnsi" w:hAnsiTheme="minorHAnsi" w:cstheme="minorHAnsi"/>
+          <w:i/>
+          <w:sz w:val="16"/>
+          <w:szCs w:val="16"/>
+        </w:rPr>
+        <w:t>for</w:t>
+      </w:r>
+      <w:proofErr w:type="spellEnd"/>
+      <w:r>
+        <w:rPr>
+          <w:rFonts w:asciiTheme="minorHAnsi" w:hAnsiTheme="minorHAnsi" w:cstheme="minorHAnsi"/>
+          <w:i/>
+          <w:sz w:val="16"/>
+          <w:szCs w:val="16"/>
+        </w:rPr>
+        <w:t xml:space="preserve"> </w:t>
+      </w:r>
+      <w:proofErr w:type="spellStart"/>
+      <w:r>
+        <w:rPr>
+          <w:rFonts w:asciiTheme="minorHAnsi" w:hAnsiTheme="minorHAnsi" w:cstheme="minorHAnsi"/>
+          <w:i/>
+          <w:sz w:val="16"/>
+          <w:szCs w:val="16"/>
+        </w:rPr>
+        <w:t>each</w:t>
+      </w:r>
+      <w:proofErr w:type="spellEnd"/>
+      <w:r>
+        <w:rPr>
+          <w:rFonts w:asciiTheme="minorHAnsi" w:hAnsiTheme="minorHAnsi" w:cstheme="minorHAnsi"/>
+          <w:i/>
+          <w:sz w:val="16"/>
+          <w:szCs w:val="16"/>
+        </w:rPr>
+        <w:t xml:space="preserve"> </w:t>
+      </w:r>
+      <w:proofErr w:type="spellStart"/>
+      <w:r>
+        <w:rPr>
+          <w:rFonts w:asciiTheme="minorHAnsi" w:hAnsiTheme="minorHAnsi" w:cstheme="minorHAnsi"/>
+          <w:i/>
+          <w:sz w:val="16"/>
+          <w:szCs w:val="16"/>
+        </w:rPr>
+        <w:t>entity</w:t>
+      </w:r>
+      <w:proofErr w:type="spellEnd"/>
+      <w:r>
+        <w:rPr>
+          <w:rFonts w:asciiTheme="minorHAnsi" w:hAnsiTheme="minorHAnsi" w:cstheme="minorHAnsi"/>
+          <w:i/>
+          <w:sz w:val="16"/>
+          <w:szCs w:val="16"/>
+        </w:rPr>
+        <w:t xml:space="preserve"> type (</w:t>
+      </w:r>
+      <w:proofErr w:type="spellStart"/>
+      <w:r>
+        <w:rPr>
+          <w:rFonts w:asciiTheme="minorHAnsi" w:hAnsiTheme="minorHAnsi" w:cstheme="minorHAnsi"/>
+          <w:i/>
+          <w:sz w:val="16"/>
+          <w:szCs w:val="16"/>
+        </w:rPr>
+        <w:t>from</w:t>
+      </w:r>
+      <w:proofErr w:type="spellEnd"/>
+      <w:r>
+        <w:rPr>
+          <w:rFonts w:asciiTheme="minorHAnsi" w:hAnsiTheme="minorHAnsi" w:cstheme="minorHAnsi"/>
+          <w:i/>
+          <w:sz w:val="16"/>
+          <w:szCs w:val="16"/>
+        </w:rPr>
+        <w:t xml:space="preserve"> </w:t>
+      </w:r>
+      <w:proofErr w:type="spellStart"/>
+      <w:r>
+        <w:rPr>
+          <w:rFonts w:asciiTheme="minorHAnsi" w:hAnsiTheme="minorHAnsi" w:cstheme="minorHAnsi"/>
+          <w:i/>
+          <w:sz w:val="16"/>
+          <w:szCs w:val="16"/>
+        </w:rPr>
+        <w:t>your</w:t>
+      </w:r>
+      <w:proofErr w:type="spellEnd"/>
+      <w:r>
+        <w:rPr>
+          <w:rFonts w:asciiTheme="minorHAnsi" w:hAnsiTheme="minorHAnsi" w:cstheme="minorHAnsi"/>
+          <w:i/>
+          <w:sz w:val="16"/>
+          <w:szCs w:val="16"/>
+        </w:rPr>
+        <w:t xml:space="preserve"> </w:t>
+      </w:r>
+      <w:proofErr w:type="spellStart"/>
+      <w:r>
+        <w:rPr>
+          <w:rFonts w:asciiTheme="minorHAnsi" w:hAnsiTheme="minorHAnsi" w:cstheme="minorHAnsi"/>
+          <w:i/>
+          <w:sz w:val="16"/>
+          <w:szCs w:val="16"/>
+        </w:rPr>
+        <w:t>test</w:t>
+      </w:r>
+      <w:proofErr w:type="spellEnd"/>
+      <w:r>
+        <w:rPr>
+          <w:rFonts w:asciiTheme="minorHAnsi" w:hAnsiTheme="minorHAnsi" w:cstheme="minorHAnsi"/>
+          <w:i/>
+          <w:sz w:val="16"/>
+          <w:szCs w:val="16"/>
+        </w:rPr>
+        <w:t xml:space="preserve"> </w:t>
+      </w:r>
+      <w:proofErr w:type="spellStart"/>
+      <w:r>
+        <w:rPr>
+          <w:rFonts w:asciiTheme="minorHAnsi" w:hAnsiTheme="minorHAnsi" w:cstheme="minorHAnsi"/>
+          <w:i/>
+          <w:sz w:val="16"/>
+          <w:szCs w:val="16"/>
+        </w:rPr>
+        <w:t>set</w:t>
+      </w:r>
+      <w:proofErr w:type="spellEnd"/>
+      <w:r>
+        <w:rPr>
+          <w:rFonts w:asciiTheme="minorHAnsi" w:hAnsiTheme="minorHAnsi" w:cstheme="minorHAnsi"/>
+          <w:i/>
+          <w:sz w:val="16"/>
+          <w:szCs w:val="16"/>
+        </w:rPr>
+        <w:t>).</w:t>
+      </w:r>
+      <w:r>
+        <w:rPr>
+          <w:rFonts w:asciiTheme="minorHAnsi" w:hAnsiTheme="minorHAnsi" w:cstheme="minorHAnsi"/>
+          <w:i/>
+          <w:sz w:val="16"/>
+          <w:szCs w:val="16"/>
+        </w:rPr>
+        <w:br/>
+        <w:t xml:space="preserve">These </w:t>
+      </w:r>
+      <w:proofErr w:type="spellStart"/>
+      <w:r>
+        <w:rPr>
+          <w:rFonts w:asciiTheme="minorHAnsi" w:hAnsiTheme="minorHAnsi" w:cstheme="minorHAnsi"/>
+          <w:i/>
+          <w:sz w:val="16"/>
+          <w:szCs w:val="16"/>
+        </w:rPr>
+        <w:t>tell</w:t>
+      </w:r>
+      <w:proofErr w:type="spellEnd"/>
+      <w:r>
+        <w:rPr>
+          <w:rFonts w:asciiTheme="minorHAnsi" w:hAnsiTheme="minorHAnsi" w:cstheme="minorHAnsi"/>
+          <w:i/>
+          <w:sz w:val="16"/>
+          <w:szCs w:val="16"/>
+        </w:rPr>
+        <w:t xml:space="preserve"> </w:t>
+      </w:r>
+      <w:proofErr w:type="spellStart"/>
+      <w:r>
+        <w:rPr>
+          <w:rFonts w:asciiTheme="minorHAnsi" w:hAnsiTheme="minorHAnsi" w:cstheme="minorHAnsi"/>
+          <w:i/>
+          <w:sz w:val="16"/>
+          <w:szCs w:val="16"/>
+        </w:rPr>
+        <w:t>the</w:t>
+      </w:r>
+      <w:proofErr w:type="spellEnd"/>
+      <w:r>
+        <w:rPr>
+          <w:rFonts w:asciiTheme="minorHAnsi" w:hAnsiTheme="minorHAnsi" w:cstheme="minorHAnsi"/>
+          <w:i/>
+          <w:sz w:val="16"/>
+          <w:szCs w:val="16"/>
+        </w:rPr>
+        <w:t xml:space="preserve"> </w:t>
+      </w:r>
+      <w:proofErr w:type="spellStart"/>
+      <w:r>
+        <w:rPr>
+          <w:rFonts w:asciiTheme="minorHAnsi" w:hAnsiTheme="minorHAnsi" w:cstheme="minorHAnsi"/>
+          <w:i/>
+          <w:sz w:val="16"/>
+          <w:szCs w:val="16"/>
+        </w:rPr>
+        <w:t>reader</w:t>
+      </w:r>
+      <w:proofErr w:type="spellEnd"/>
+      <w:r>
+        <w:rPr>
+          <w:rFonts w:asciiTheme="minorHAnsi" w:hAnsiTheme="minorHAnsi" w:cstheme="minorHAnsi"/>
+          <w:i/>
+          <w:sz w:val="16"/>
+          <w:szCs w:val="16"/>
+        </w:rPr>
+        <w:t xml:space="preserve"> </w:t>
+      </w:r>
+      <w:proofErr w:type="spellStart"/>
+      <w:r>
+        <w:rPr>
+          <w:rFonts w:asciiTheme="minorHAnsi" w:hAnsiTheme="minorHAnsi" w:cstheme="minorHAnsi"/>
+          <w:i/>
+          <w:sz w:val="16"/>
+          <w:szCs w:val="16"/>
+        </w:rPr>
+        <w:t>how</w:t>
+      </w:r>
+      <w:proofErr w:type="spellEnd"/>
+      <w:r>
+        <w:rPr>
+          <w:rFonts w:asciiTheme="minorHAnsi" w:hAnsiTheme="minorHAnsi" w:cstheme="minorHAnsi"/>
+          <w:i/>
+          <w:sz w:val="16"/>
+          <w:szCs w:val="16"/>
+        </w:rPr>
+        <w:t xml:space="preserve"> </w:t>
+      </w:r>
+      <w:proofErr w:type="spellStart"/>
+      <w:r>
+        <w:rPr>
+          <w:rFonts w:asciiTheme="minorHAnsi" w:hAnsiTheme="minorHAnsi" w:cstheme="minorHAnsi"/>
+          <w:i/>
+          <w:sz w:val="16"/>
+          <w:szCs w:val="16"/>
+        </w:rPr>
+        <w:t>reliable</w:t>
+      </w:r>
+      <w:proofErr w:type="spellEnd"/>
+      <w:r>
+        <w:rPr>
+          <w:rFonts w:asciiTheme="minorHAnsi" w:hAnsiTheme="minorHAnsi" w:cstheme="minorHAnsi"/>
+          <w:i/>
+          <w:sz w:val="16"/>
+          <w:szCs w:val="16"/>
+        </w:rPr>
+        <w:t xml:space="preserve"> </w:t>
+      </w:r>
+      <w:proofErr w:type="spellStart"/>
+      <w:r>
+        <w:rPr>
+          <w:rFonts w:asciiTheme="minorHAnsi" w:hAnsiTheme="minorHAnsi" w:cstheme="minorHAnsi"/>
+          <w:i/>
+          <w:sz w:val="16"/>
+          <w:szCs w:val="16"/>
+        </w:rPr>
+        <w:t>the</w:t>
+      </w:r>
+      <w:proofErr w:type="spellEnd"/>
+      <w:r>
+        <w:rPr>
+          <w:rFonts w:asciiTheme="minorHAnsi" w:hAnsiTheme="minorHAnsi" w:cstheme="minorHAnsi"/>
+          <w:i/>
+          <w:sz w:val="16"/>
+          <w:szCs w:val="16"/>
+        </w:rPr>
+        <w:t xml:space="preserve"> </w:t>
+      </w:r>
+      <w:proofErr w:type="spellStart"/>
+      <w:r>
+        <w:rPr>
+          <w:rFonts w:asciiTheme="minorHAnsi" w:hAnsiTheme="minorHAnsi" w:cstheme="minorHAnsi"/>
+          <w:i/>
+          <w:sz w:val="16"/>
+          <w:szCs w:val="16"/>
+        </w:rPr>
+        <w:t>metric</w:t>
+      </w:r>
+      <w:proofErr w:type="spellEnd"/>
+      <w:r>
+        <w:rPr>
+          <w:rFonts w:asciiTheme="minorHAnsi" w:hAnsiTheme="minorHAnsi" w:cstheme="minorHAnsi"/>
+          <w:i/>
+          <w:sz w:val="16"/>
+          <w:szCs w:val="16"/>
+        </w:rPr>
+        <w:t xml:space="preserve"> </w:t>
+      </w:r>
+      <w:proofErr w:type="spellStart"/>
+      <w:r>
+        <w:rPr>
+          <w:rFonts w:asciiTheme="minorHAnsi" w:hAnsiTheme="minorHAnsi" w:cstheme="minorHAnsi"/>
+          <w:i/>
+          <w:sz w:val="16"/>
+          <w:szCs w:val="16"/>
+        </w:rPr>
+        <w:t>is</w:t>
+      </w:r>
+      <w:proofErr w:type="spellEnd"/>
+      <w:r>
+        <w:rPr>
+          <w:rFonts w:asciiTheme="minorHAnsi" w:hAnsiTheme="minorHAnsi" w:cstheme="minorHAnsi"/>
+          <w:i/>
+          <w:sz w:val="16"/>
+          <w:szCs w:val="16"/>
+        </w:rPr>
+        <w:t xml:space="preserve">: a high score on </w:t>
+      </w:r>
+      <w:r>
+        <w:rPr>
+          <w:rStyle w:val="HTMLCode"/>
+          <w:rFonts w:asciiTheme="minorHAnsi" w:hAnsiTheme="minorHAnsi" w:cstheme="minorHAnsi"/>
+          <w:i/>
+          <w:sz w:val="16"/>
+          <w:szCs w:val="16"/>
+        </w:rPr>
+        <w:t>n=3</w:t>
+      </w:r>
+      <w:r>
+        <w:rPr>
+          <w:rFonts w:asciiTheme="minorHAnsi" w:hAnsiTheme="minorHAnsi" w:cstheme="minorHAnsi"/>
+          <w:i/>
+          <w:sz w:val="16"/>
+          <w:szCs w:val="16"/>
+        </w:rPr>
+        <w:t xml:space="preserve"> </w:t>
+      </w:r>
+      <w:proofErr w:type="spellStart"/>
+      <w:r>
+        <w:rPr>
+          <w:rFonts w:asciiTheme="minorHAnsi" w:hAnsiTheme="minorHAnsi" w:cstheme="minorHAnsi"/>
+          <w:i/>
+          <w:sz w:val="16"/>
+          <w:szCs w:val="16"/>
+        </w:rPr>
+        <w:t>is</w:t>
+      </w:r>
+      <w:proofErr w:type="spellEnd"/>
+      <w:r>
+        <w:rPr>
+          <w:rFonts w:asciiTheme="minorHAnsi" w:hAnsiTheme="minorHAnsi" w:cstheme="minorHAnsi"/>
+          <w:i/>
+          <w:sz w:val="16"/>
+          <w:szCs w:val="16"/>
+        </w:rPr>
+        <w:t xml:space="preserve"> </w:t>
+      </w:r>
+      <w:proofErr w:type="spellStart"/>
+      <w:r>
+        <w:rPr>
+          <w:rFonts w:asciiTheme="minorHAnsi" w:hAnsiTheme="minorHAnsi" w:cstheme="minorHAnsi"/>
+          <w:i/>
+          <w:sz w:val="16"/>
+          <w:szCs w:val="16"/>
+        </w:rPr>
+        <w:t>less</w:t>
+      </w:r>
+      <w:proofErr w:type="spellEnd"/>
+      <w:r>
+        <w:rPr>
+          <w:rFonts w:asciiTheme="minorHAnsi" w:hAnsiTheme="minorHAnsi" w:cstheme="minorHAnsi"/>
+          <w:i/>
+          <w:sz w:val="16"/>
+          <w:szCs w:val="16"/>
+        </w:rPr>
+        <w:t xml:space="preserve"> </w:t>
+      </w:r>
+      <w:proofErr w:type="spellStart"/>
+      <w:r>
+        <w:rPr>
+          <w:rFonts w:asciiTheme="minorHAnsi" w:hAnsiTheme="minorHAnsi" w:cstheme="minorHAnsi"/>
+          <w:i/>
+          <w:sz w:val="16"/>
+          <w:szCs w:val="16"/>
+        </w:rPr>
+        <w:t>trustworthy</w:t>
+      </w:r>
+      <w:proofErr w:type="spellEnd"/>
+      <w:r>
+        <w:rPr>
+          <w:rFonts w:asciiTheme="minorHAnsi" w:hAnsiTheme="minorHAnsi" w:cstheme="minorHAnsi"/>
+          <w:i/>
+          <w:sz w:val="16"/>
+          <w:szCs w:val="16"/>
+        </w:rPr>
+        <w:t xml:space="preserve"> </w:t>
+      </w:r>
+      <w:proofErr w:type="spellStart"/>
+      <w:r>
+        <w:rPr>
+          <w:rFonts w:asciiTheme="minorHAnsi" w:hAnsiTheme="minorHAnsi" w:cstheme="minorHAnsi"/>
+          <w:i/>
+          <w:sz w:val="16"/>
+          <w:szCs w:val="16"/>
+        </w:rPr>
+        <w:t>than</w:t>
+      </w:r>
+      <w:proofErr w:type="spellEnd"/>
+      <w:r>
+        <w:rPr>
+          <w:rFonts w:asciiTheme="minorHAnsi" w:hAnsiTheme="minorHAnsi" w:cstheme="minorHAnsi"/>
+          <w:i/>
+          <w:sz w:val="16"/>
+          <w:szCs w:val="16"/>
+        </w:rPr>
+        <w:t xml:space="preserve"> </w:t>
+      </w:r>
+      <w:proofErr w:type="spellStart"/>
+      <w:r>
+        <w:rPr>
+          <w:rFonts w:asciiTheme="minorHAnsi" w:hAnsiTheme="minorHAnsi" w:cstheme="minorHAnsi"/>
+          <w:i/>
+          <w:sz w:val="16"/>
+          <w:szCs w:val="16"/>
+        </w:rPr>
+        <w:t>the</w:t>
+      </w:r>
+      <w:proofErr w:type="spellEnd"/>
+      <w:r>
+        <w:rPr>
+          <w:rFonts w:asciiTheme="minorHAnsi" w:hAnsiTheme="minorHAnsi" w:cstheme="minorHAnsi"/>
+          <w:i/>
+          <w:sz w:val="16"/>
+          <w:szCs w:val="16"/>
+        </w:rPr>
+        <w:t xml:space="preserve"> same score on </w:t>
+      </w:r>
+      <w:r>
+        <w:rPr>
+          <w:rStyle w:val="HTMLCode"/>
+          <w:rFonts w:asciiTheme="minorHAnsi" w:hAnsiTheme="minorHAnsi" w:cstheme="minorHAnsi"/>
+          <w:i/>
+          <w:sz w:val="16"/>
+          <w:szCs w:val="16"/>
+        </w:rPr>
+        <w:t>n=300</w:t>
+      </w:r>
+      <w:r>
+        <w:rPr>
+          <w:rFonts w:asciiTheme="minorHAnsi" w:hAnsiTheme="minorHAnsi" w:cstheme="minorHAnsi"/>
+          <w:i/>
+          <w:sz w:val="16"/>
+          <w:szCs w:val="16"/>
+        </w:rPr>
+        <w:t>.</w:t>
+      </w:r>
+    </w:p>
+    <w:p>
+      <w:pPr>
+        <w:pStyle w:val="StandardWeb"/>
+        <w:shd w:val="clear" w:color="auto" w:fill="F2F2F2" w:themeFill="background1" w:themeFillShade="F2"/>
+        <w:rPr>
+          <w:rFonts w:asciiTheme="minorHAnsi" w:hAnsiTheme="minorHAnsi" w:cstheme="minorHAnsi"/>
+          <w:i/>
+          <w:sz w:val="16"/>
+          <w:szCs w:val="16"/>
+        </w:rPr>
+      </w:pPr>
+      <w:r>
+        <w:rPr>
+          <w:rStyle w:val="Fett"/>
+          <w:rFonts w:asciiTheme="minorHAnsi" w:hAnsiTheme="minorHAnsi" w:cstheme="minorHAnsi"/>
+          <w:i/>
+          <w:sz w:val="16"/>
+          <w:szCs w:val="16"/>
+        </w:rPr>
+        <w:t>Interpretation:</w:t>
+      </w:r>
+    </w:p>
+    <w:p>
+      <w:pPr>
+        <w:pStyle w:val="StandardWeb"/>
+        <w:numPr>
+          <w:ilvl w:val="0"/>
+          <w:numId w:val="6"/>
+        </w:numPr>
+        <w:shd w:val="clear" w:color="auto" w:fill="F2F2F2" w:themeFill="background1" w:themeFillShade="F2"/>
+        <w:rPr>
+          <w:rFonts w:asciiTheme="minorHAnsi" w:hAnsiTheme="minorHAnsi" w:cstheme="minorHAnsi"/>
+          <w:i/>
+          <w:sz w:val="16"/>
+          <w:szCs w:val="16"/>
+        </w:rPr>
+      </w:pPr>
+      <w:r>
+        <w:rPr>
+          <w:rFonts w:asciiTheme="minorHAnsi" w:hAnsiTheme="minorHAnsi" w:cstheme="minorHAnsi"/>
+          <w:i/>
+          <w:sz w:val="16"/>
+          <w:szCs w:val="16"/>
+        </w:rPr>
+        <w:lastRenderedPageBreak/>
+        <w:t xml:space="preserve">High </w:t>
+      </w:r>
+      <w:proofErr w:type="spellStart"/>
+      <w:r>
+        <w:rPr>
+          <w:rFonts w:asciiTheme="minorHAnsi" w:hAnsiTheme="minorHAnsi" w:cstheme="minorHAnsi"/>
+          <w:i/>
+          <w:sz w:val="16"/>
+          <w:szCs w:val="16"/>
+        </w:rPr>
+        <w:t>precision</w:t>
+      </w:r>
+      <w:proofErr w:type="spellEnd"/>
+      <w:r>
+        <w:rPr>
+          <w:rFonts w:asciiTheme="minorHAnsi" w:hAnsiTheme="minorHAnsi" w:cstheme="minorHAnsi"/>
+          <w:i/>
+          <w:sz w:val="16"/>
+          <w:szCs w:val="16"/>
+        </w:rPr>
+        <w:t xml:space="preserve">, </w:t>
+      </w:r>
+      <w:proofErr w:type="spellStart"/>
+      <w:r>
+        <w:rPr>
+          <w:rFonts w:asciiTheme="minorHAnsi" w:hAnsiTheme="minorHAnsi" w:cstheme="minorHAnsi"/>
+          <w:i/>
+          <w:sz w:val="16"/>
+          <w:szCs w:val="16"/>
+        </w:rPr>
+        <w:t>low</w:t>
+      </w:r>
+      <w:proofErr w:type="spellEnd"/>
+      <w:r>
+        <w:rPr>
+          <w:rFonts w:asciiTheme="minorHAnsi" w:hAnsiTheme="minorHAnsi" w:cstheme="minorHAnsi"/>
+          <w:i/>
+          <w:sz w:val="16"/>
+          <w:szCs w:val="16"/>
+        </w:rPr>
+        <w:t xml:space="preserve"> </w:t>
+      </w:r>
+      <w:proofErr w:type="spellStart"/>
+      <w:r>
+        <w:rPr>
+          <w:rFonts w:asciiTheme="minorHAnsi" w:hAnsiTheme="minorHAnsi" w:cstheme="minorHAnsi"/>
+          <w:i/>
+          <w:sz w:val="16"/>
+          <w:szCs w:val="16"/>
+        </w:rPr>
+        <w:t>recall</w:t>
+      </w:r>
+      <w:proofErr w:type="spellEnd"/>
+      <w:r>
+        <w:rPr>
+          <w:rFonts w:asciiTheme="minorHAnsi" w:hAnsiTheme="minorHAnsi" w:cstheme="minorHAnsi"/>
+          <w:i/>
+          <w:sz w:val="16"/>
+          <w:szCs w:val="16"/>
+        </w:rPr>
+        <w:t xml:space="preserve"> → </w:t>
+      </w:r>
+      <w:proofErr w:type="spellStart"/>
+      <w:r>
+        <w:rPr>
+          <w:rFonts w:asciiTheme="minorHAnsi" w:hAnsiTheme="minorHAnsi" w:cstheme="minorHAnsi"/>
+          <w:i/>
+          <w:sz w:val="16"/>
+          <w:szCs w:val="16"/>
+        </w:rPr>
+        <w:t>the</w:t>
+      </w:r>
+      <w:proofErr w:type="spellEnd"/>
+      <w:r>
+        <w:rPr>
+          <w:rFonts w:asciiTheme="minorHAnsi" w:hAnsiTheme="minorHAnsi" w:cstheme="minorHAnsi"/>
+          <w:i/>
+          <w:sz w:val="16"/>
+          <w:szCs w:val="16"/>
+        </w:rPr>
+        <w:t xml:space="preserve"> </w:t>
+      </w:r>
+      <w:proofErr w:type="spellStart"/>
+      <w:r>
+        <w:rPr>
+          <w:rFonts w:asciiTheme="minorHAnsi" w:hAnsiTheme="minorHAnsi" w:cstheme="minorHAnsi"/>
+          <w:i/>
+          <w:sz w:val="16"/>
+          <w:szCs w:val="16"/>
+        </w:rPr>
+        <w:t>model</w:t>
+      </w:r>
+      <w:proofErr w:type="spellEnd"/>
+      <w:r>
+        <w:rPr>
+          <w:rFonts w:asciiTheme="minorHAnsi" w:hAnsiTheme="minorHAnsi" w:cstheme="minorHAnsi"/>
+          <w:i/>
+          <w:sz w:val="16"/>
+          <w:szCs w:val="16"/>
+        </w:rPr>
+        <w:t xml:space="preserve"> </w:t>
+      </w:r>
+      <w:proofErr w:type="spellStart"/>
+      <w:r>
+        <w:rPr>
+          <w:rFonts w:asciiTheme="minorHAnsi" w:hAnsiTheme="minorHAnsi" w:cstheme="minorHAnsi"/>
+          <w:i/>
+          <w:sz w:val="16"/>
+          <w:szCs w:val="16"/>
+        </w:rPr>
+        <w:t>is</w:t>
+      </w:r>
+      <w:proofErr w:type="spellEnd"/>
+      <w:r>
+        <w:rPr>
+          <w:rFonts w:asciiTheme="minorHAnsi" w:hAnsiTheme="minorHAnsi" w:cstheme="minorHAnsi"/>
+          <w:i/>
+          <w:sz w:val="16"/>
+          <w:szCs w:val="16"/>
+        </w:rPr>
+        <w:t xml:space="preserve"> </w:t>
+      </w:r>
+      <w:proofErr w:type="spellStart"/>
+      <w:r>
+        <w:rPr>
+          <w:rFonts w:asciiTheme="minorHAnsi" w:hAnsiTheme="minorHAnsi" w:cstheme="minorHAnsi"/>
+          <w:i/>
+          <w:sz w:val="16"/>
+          <w:szCs w:val="16"/>
+        </w:rPr>
+        <w:t>cautious</w:t>
+      </w:r>
+      <w:proofErr w:type="spellEnd"/>
+      <w:r>
+        <w:rPr>
+          <w:rFonts w:asciiTheme="minorHAnsi" w:hAnsiTheme="minorHAnsi" w:cstheme="minorHAnsi"/>
+          <w:i/>
+          <w:sz w:val="16"/>
+          <w:szCs w:val="16"/>
+        </w:rPr>
+        <w:t xml:space="preserve"> (</w:t>
+      </w:r>
+      <w:proofErr w:type="spellStart"/>
+      <w:r>
+        <w:rPr>
+          <w:rFonts w:asciiTheme="minorHAnsi" w:hAnsiTheme="minorHAnsi" w:cstheme="minorHAnsi"/>
+          <w:i/>
+          <w:sz w:val="16"/>
+          <w:szCs w:val="16"/>
+        </w:rPr>
+        <w:t>few</w:t>
+      </w:r>
+      <w:proofErr w:type="spellEnd"/>
+      <w:r>
+        <w:rPr>
+          <w:rFonts w:asciiTheme="minorHAnsi" w:hAnsiTheme="minorHAnsi" w:cstheme="minorHAnsi"/>
+          <w:i/>
+          <w:sz w:val="16"/>
+          <w:szCs w:val="16"/>
+        </w:rPr>
+        <w:t xml:space="preserve"> </w:t>
+      </w:r>
+      <w:proofErr w:type="spellStart"/>
+      <w:r>
+        <w:rPr>
+          <w:rFonts w:asciiTheme="minorHAnsi" w:hAnsiTheme="minorHAnsi" w:cstheme="minorHAnsi"/>
+          <w:i/>
+          <w:sz w:val="16"/>
+          <w:szCs w:val="16"/>
+        </w:rPr>
+        <w:t>false</w:t>
+      </w:r>
+      <w:proofErr w:type="spellEnd"/>
+      <w:r>
+        <w:rPr>
+          <w:rFonts w:asciiTheme="minorHAnsi" w:hAnsiTheme="minorHAnsi" w:cstheme="minorHAnsi"/>
+          <w:i/>
+          <w:sz w:val="16"/>
+          <w:szCs w:val="16"/>
+        </w:rPr>
+        <w:t xml:space="preserve"> positives, but </w:t>
+      </w:r>
+      <w:proofErr w:type="spellStart"/>
+      <w:r>
+        <w:rPr>
+          <w:rFonts w:asciiTheme="minorHAnsi" w:hAnsiTheme="minorHAnsi" w:cstheme="minorHAnsi"/>
+          <w:i/>
+          <w:sz w:val="16"/>
+          <w:szCs w:val="16"/>
+        </w:rPr>
+        <w:t>many</w:t>
+      </w:r>
+      <w:proofErr w:type="spellEnd"/>
+      <w:r>
+        <w:rPr>
+          <w:rFonts w:asciiTheme="minorHAnsi" w:hAnsiTheme="minorHAnsi" w:cstheme="minorHAnsi"/>
+          <w:i/>
+          <w:sz w:val="16"/>
+          <w:szCs w:val="16"/>
+        </w:rPr>
+        <w:t xml:space="preserve"> </w:t>
+      </w:r>
+      <w:proofErr w:type="spellStart"/>
+      <w:r>
+        <w:rPr>
+          <w:rFonts w:asciiTheme="minorHAnsi" w:hAnsiTheme="minorHAnsi" w:cstheme="minorHAnsi"/>
+          <w:i/>
+          <w:sz w:val="16"/>
+          <w:szCs w:val="16"/>
+        </w:rPr>
+        <w:t>false</w:t>
+      </w:r>
+      <w:proofErr w:type="spellEnd"/>
+      <w:r>
+        <w:rPr>
+          <w:rFonts w:asciiTheme="minorHAnsi" w:hAnsiTheme="minorHAnsi" w:cstheme="minorHAnsi"/>
+          <w:i/>
+          <w:sz w:val="16"/>
+          <w:szCs w:val="16"/>
+        </w:rPr>
+        <w:t xml:space="preserve"> negatives).</w:t>
+      </w:r>
+    </w:p>
+    <w:p>
+      <w:pPr>
+        <w:pStyle w:val="StandardWeb"/>
+        <w:numPr>
+          <w:ilvl w:val="0"/>
+          <w:numId w:val="6"/>
+        </w:numPr>
+        <w:shd w:val="clear" w:color="auto" w:fill="F2F2F2" w:themeFill="background1" w:themeFillShade="F2"/>
+        <w:rPr>
+          <w:rFonts w:asciiTheme="minorHAnsi" w:hAnsiTheme="minorHAnsi" w:cstheme="minorHAnsi"/>
+          <w:i/>
+          <w:sz w:val="16"/>
+          <w:szCs w:val="16"/>
+        </w:rPr>
+      </w:pPr>
+      <w:r>
+        <w:rPr>
+          <w:rFonts w:asciiTheme="minorHAnsi" w:hAnsiTheme="minorHAnsi" w:cstheme="minorHAnsi"/>
+          <w:i/>
+          <w:sz w:val="16"/>
+          <w:szCs w:val="16"/>
+        </w:rPr>
+        <w:t xml:space="preserve">Low </w:t>
+      </w:r>
+      <w:proofErr w:type="spellStart"/>
+      <w:r>
+        <w:rPr>
+          <w:rFonts w:asciiTheme="minorHAnsi" w:hAnsiTheme="minorHAnsi" w:cstheme="minorHAnsi"/>
+          <w:i/>
+          <w:sz w:val="16"/>
+          <w:szCs w:val="16"/>
+        </w:rPr>
+        <w:t>precision</w:t>
+      </w:r>
+      <w:proofErr w:type="spellEnd"/>
+      <w:r>
+        <w:rPr>
+          <w:rFonts w:asciiTheme="minorHAnsi" w:hAnsiTheme="minorHAnsi" w:cstheme="minorHAnsi"/>
+          <w:i/>
+          <w:sz w:val="16"/>
+          <w:szCs w:val="16"/>
+        </w:rPr>
+        <w:t xml:space="preserve">, high </w:t>
+      </w:r>
+      <w:proofErr w:type="spellStart"/>
+      <w:r>
+        <w:rPr>
+          <w:rFonts w:asciiTheme="minorHAnsi" w:hAnsiTheme="minorHAnsi" w:cstheme="minorHAnsi"/>
+          <w:i/>
+          <w:sz w:val="16"/>
+          <w:szCs w:val="16"/>
+        </w:rPr>
+        <w:t>recall</w:t>
+      </w:r>
+      <w:proofErr w:type="spellEnd"/>
+      <w:r>
+        <w:rPr>
+          <w:rFonts w:asciiTheme="minorHAnsi" w:hAnsiTheme="minorHAnsi" w:cstheme="minorHAnsi"/>
+          <w:i/>
+          <w:sz w:val="16"/>
+          <w:szCs w:val="16"/>
+        </w:rPr>
+        <w:t xml:space="preserve"> → </w:t>
+      </w:r>
+      <w:proofErr w:type="spellStart"/>
+      <w:r>
+        <w:rPr>
+          <w:rFonts w:asciiTheme="minorHAnsi" w:hAnsiTheme="minorHAnsi" w:cstheme="minorHAnsi"/>
+          <w:i/>
+          <w:sz w:val="16"/>
+          <w:szCs w:val="16"/>
+        </w:rPr>
+        <w:t>the</w:t>
+      </w:r>
+      <w:proofErr w:type="spellEnd"/>
+      <w:r>
+        <w:rPr>
+          <w:rFonts w:asciiTheme="minorHAnsi" w:hAnsiTheme="minorHAnsi" w:cstheme="minorHAnsi"/>
+          <w:i/>
+          <w:sz w:val="16"/>
+          <w:szCs w:val="16"/>
+        </w:rPr>
+        <w:t xml:space="preserve"> </w:t>
+      </w:r>
+      <w:proofErr w:type="spellStart"/>
+      <w:r>
+        <w:rPr>
+          <w:rFonts w:asciiTheme="minorHAnsi" w:hAnsiTheme="minorHAnsi" w:cstheme="minorHAnsi"/>
+          <w:i/>
+          <w:sz w:val="16"/>
+          <w:szCs w:val="16"/>
+        </w:rPr>
+        <w:t>model</w:t>
+      </w:r>
+      <w:proofErr w:type="spellEnd"/>
+      <w:r>
+        <w:rPr>
+          <w:rFonts w:asciiTheme="minorHAnsi" w:hAnsiTheme="minorHAnsi" w:cstheme="minorHAnsi"/>
+          <w:i/>
+          <w:sz w:val="16"/>
+          <w:szCs w:val="16"/>
+        </w:rPr>
+        <w:t xml:space="preserve"> </w:t>
+      </w:r>
+      <w:proofErr w:type="spellStart"/>
+      <w:r>
+        <w:rPr>
+          <w:rFonts w:asciiTheme="minorHAnsi" w:hAnsiTheme="minorHAnsi" w:cstheme="minorHAnsi"/>
+          <w:i/>
+          <w:sz w:val="16"/>
+          <w:szCs w:val="16"/>
+        </w:rPr>
+        <w:t>overpredicts</w:t>
+      </w:r>
+      <w:proofErr w:type="spellEnd"/>
+      <w:r>
+        <w:rPr>
+          <w:rFonts w:asciiTheme="minorHAnsi" w:hAnsiTheme="minorHAnsi" w:cstheme="minorHAnsi"/>
+          <w:i/>
+          <w:sz w:val="16"/>
+          <w:szCs w:val="16"/>
+        </w:rPr>
+        <w:t xml:space="preserve"> (</w:t>
+      </w:r>
+      <w:proofErr w:type="spellStart"/>
+      <w:r>
+        <w:rPr>
+          <w:rFonts w:asciiTheme="minorHAnsi" w:hAnsiTheme="minorHAnsi" w:cstheme="minorHAnsi"/>
+          <w:i/>
+          <w:sz w:val="16"/>
+          <w:szCs w:val="16"/>
+        </w:rPr>
+        <w:t>catches</w:t>
+      </w:r>
+      <w:proofErr w:type="spellEnd"/>
+      <w:r>
+        <w:rPr>
+          <w:rFonts w:asciiTheme="minorHAnsi" w:hAnsiTheme="minorHAnsi" w:cstheme="minorHAnsi"/>
+          <w:i/>
+          <w:sz w:val="16"/>
+          <w:szCs w:val="16"/>
+        </w:rPr>
+        <w:t xml:space="preserve"> </w:t>
+      </w:r>
+      <w:proofErr w:type="spellStart"/>
+      <w:r>
+        <w:rPr>
+          <w:rFonts w:asciiTheme="minorHAnsi" w:hAnsiTheme="minorHAnsi" w:cstheme="minorHAnsi"/>
+          <w:i/>
+          <w:sz w:val="16"/>
+          <w:szCs w:val="16"/>
+        </w:rPr>
+        <w:t>many</w:t>
+      </w:r>
+      <w:proofErr w:type="spellEnd"/>
+      <w:r>
+        <w:rPr>
+          <w:rFonts w:asciiTheme="minorHAnsi" w:hAnsiTheme="minorHAnsi" w:cstheme="minorHAnsi"/>
+          <w:i/>
+          <w:sz w:val="16"/>
+          <w:szCs w:val="16"/>
+        </w:rPr>
+        <w:t xml:space="preserve"> </w:t>
+      </w:r>
+      <w:proofErr w:type="spellStart"/>
+      <w:r>
+        <w:rPr>
+          <w:rFonts w:asciiTheme="minorHAnsi" w:hAnsiTheme="minorHAnsi" w:cstheme="minorHAnsi"/>
+          <w:i/>
+          <w:sz w:val="16"/>
+          <w:szCs w:val="16"/>
+        </w:rPr>
+        <w:t>true</w:t>
+      </w:r>
+      <w:proofErr w:type="spellEnd"/>
+      <w:r>
+        <w:rPr>
+          <w:rFonts w:asciiTheme="minorHAnsi" w:hAnsiTheme="minorHAnsi" w:cstheme="minorHAnsi"/>
+          <w:i/>
+          <w:sz w:val="16"/>
+          <w:szCs w:val="16"/>
+        </w:rPr>
+        <w:t xml:space="preserve"> </w:t>
+      </w:r>
+      <w:proofErr w:type="spellStart"/>
+      <w:r>
+        <w:rPr>
+          <w:rFonts w:asciiTheme="minorHAnsi" w:hAnsiTheme="minorHAnsi" w:cstheme="minorHAnsi"/>
+          <w:i/>
+          <w:sz w:val="16"/>
+          <w:szCs w:val="16"/>
+        </w:rPr>
+        <w:t>entities</w:t>
+      </w:r>
+      <w:proofErr w:type="spellEnd"/>
+      <w:r>
+        <w:rPr>
+          <w:rFonts w:asciiTheme="minorHAnsi" w:hAnsiTheme="minorHAnsi" w:cstheme="minorHAnsi"/>
+          <w:i/>
+          <w:sz w:val="16"/>
+          <w:szCs w:val="16"/>
+        </w:rPr>
+        <w:t xml:space="preserve">, but also </w:t>
+      </w:r>
+      <w:proofErr w:type="spellStart"/>
+      <w:r>
+        <w:rPr>
+          <w:rFonts w:asciiTheme="minorHAnsi" w:hAnsiTheme="minorHAnsi" w:cstheme="minorHAnsi"/>
+          <w:i/>
+          <w:sz w:val="16"/>
+          <w:szCs w:val="16"/>
+        </w:rPr>
+        <w:t>many</w:t>
+      </w:r>
+      <w:proofErr w:type="spellEnd"/>
+      <w:r>
+        <w:rPr>
+          <w:rFonts w:asciiTheme="minorHAnsi" w:hAnsiTheme="minorHAnsi" w:cstheme="minorHAnsi"/>
+          <w:i/>
+          <w:sz w:val="16"/>
+          <w:szCs w:val="16"/>
+        </w:rPr>
+        <w:t xml:space="preserve"> </w:t>
+      </w:r>
+      <w:proofErr w:type="spellStart"/>
+      <w:r>
+        <w:rPr>
+          <w:rFonts w:asciiTheme="minorHAnsi" w:hAnsiTheme="minorHAnsi" w:cstheme="minorHAnsi"/>
+          <w:i/>
+          <w:sz w:val="16"/>
+          <w:szCs w:val="16"/>
+        </w:rPr>
+        <w:t>wrong</w:t>
+      </w:r>
+      <w:proofErr w:type="spellEnd"/>
+      <w:r>
+        <w:rPr>
+          <w:rFonts w:asciiTheme="minorHAnsi" w:hAnsiTheme="minorHAnsi" w:cstheme="minorHAnsi"/>
+          <w:i/>
+          <w:sz w:val="16"/>
+          <w:szCs w:val="16"/>
+        </w:rPr>
+        <w:t xml:space="preserve"> </w:t>
+      </w:r>
+      <w:proofErr w:type="spellStart"/>
+      <w:r>
+        <w:rPr>
+          <w:rFonts w:asciiTheme="minorHAnsi" w:hAnsiTheme="minorHAnsi" w:cstheme="minorHAnsi"/>
+          <w:i/>
+          <w:sz w:val="16"/>
+          <w:szCs w:val="16"/>
+        </w:rPr>
+        <w:t>ones</w:t>
+      </w:r>
+      <w:proofErr w:type="spellEnd"/>
+      <w:r>
+        <w:rPr>
+          <w:rFonts w:asciiTheme="minorHAnsi" w:hAnsiTheme="minorHAnsi" w:cstheme="minorHAnsi"/>
+          <w:i/>
+          <w:sz w:val="16"/>
+          <w:szCs w:val="16"/>
+        </w:rPr>
+        <w:t>).</w:t>
+      </w:r>
+    </w:p>
+    <w:p>
+      <w:pPr>
+        <w:pStyle w:val="StandardWeb"/>
+        <w:numPr>
+          <w:ilvl w:val="0"/>
+          <w:numId w:val="6"/>
+        </w:numPr>
+        <w:shd w:val="clear" w:color="auto" w:fill="F2F2F2" w:themeFill="background1" w:themeFillShade="F2"/>
+        <w:rPr>
+          <w:rFonts w:asciiTheme="minorHAnsi" w:hAnsiTheme="minorHAnsi" w:cstheme="minorHAnsi"/>
+          <w:i/>
+          <w:sz w:val="16"/>
+          <w:szCs w:val="16"/>
+        </w:rPr>
+      </w:pPr>
+      <w:proofErr w:type="spellStart"/>
+      <w:r>
+        <w:rPr>
+          <w:rFonts w:asciiTheme="minorHAnsi" w:hAnsiTheme="minorHAnsi" w:cstheme="minorHAnsi"/>
+          <w:i/>
+          <w:sz w:val="16"/>
+          <w:szCs w:val="16"/>
+        </w:rPr>
+        <w:t>Balanced</w:t>
+      </w:r>
+      <w:proofErr w:type="spellEnd"/>
+      <w:r>
+        <w:rPr>
+          <w:rFonts w:asciiTheme="minorHAnsi" w:hAnsiTheme="minorHAnsi" w:cstheme="minorHAnsi"/>
+          <w:i/>
+          <w:sz w:val="16"/>
+          <w:szCs w:val="16"/>
+        </w:rPr>
+        <w:t xml:space="preserve">, high F1 → </w:t>
+      </w:r>
+      <w:proofErr w:type="spellStart"/>
+      <w:r>
+        <w:rPr>
+          <w:rFonts w:asciiTheme="minorHAnsi" w:hAnsiTheme="minorHAnsi" w:cstheme="minorHAnsi"/>
+          <w:i/>
+          <w:sz w:val="16"/>
+          <w:szCs w:val="16"/>
+        </w:rPr>
+        <w:t>the</w:t>
+      </w:r>
+      <w:proofErr w:type="spellEnd"/>
+      <w:r>
+        <w:rPr>
+          <w:rFonts w:asciiTheme="minorHAnsi" w:hAnsiTheme="minorHAnsi" w:cstheme="minorHAnsi"/>
+          <w:i/>
+          <w:sz w:val="16"/>
+          <w:szCs w:val="16"/>
+        </w:rPr>
+        <w:t xml:space="preserve"> </w:t>
+      </w:r>
+      <w:proofErr w:type="spellStart"/>
+      <w:r>
+        <w:rPr>
+          <w:rFonts w:asciiTheme="minorHAnsi" w:hAnsiTheme="minorHAnsi" w:cstheme="minorHAnsi"/>
+          <w:i/>
+          <w:sz w:val="16"/>
+          <w:szCs w:val="16"/>
+        </w:rPr>
+        <w:t>model</w:t>
+      </w:r>
+      <w:proofErr w:type="spellEnd"/>
+      <w:r>
+        <w:rPr>
+          <w:rFonts w:asciiTheme="minorHAnsi" w:hAnsiTheme="minorHAnsi" w:cstheme="minorHAnsi"/>
+          <w:i/>
+          <w:sz w:val="16"/>
+          <w:szCs w:val="16"/>
+        </w:rPr>
+        <w:t xml:space="preserve"> </w:t>
+      </w:r>
+      <w:proofErr w:type="spellStart"/>
+      <w:r>
+        <w:rPr>
+          <w:rFonts w:asciiTheme="minorHAnsi" w:hAnsiTheme="minorHAnsi" w:cstheme="minorHAnsi"/>
+          <w:i/>
+          <w:sz w:val="16"/>
+          <w:szCs w:val="16"/>
+        </w:rPr>
+        <w:t>is</w:t>
+      </w:r>
+      <w:proofErr w:type="spellEnd"/>
+      <w:r>
+        <w:rPr>
+          <w:rFonts w:asciiTheme="minorHAnsi" w:hAnsiTheme="minorHAnsi" w:cstheme="minorHAnsi"/>
+          <w:i/>
+          <w:sz w:val="16"/>
+          <w:szCs w:val="16"/>
+        </w:rPr>
+        <w:t xml:space="preserve"> strong </w:t>
+      </w:r>
+      <w:proofErr w:type="spellStart"/>
+      <w:r>
+        <w:rPr>
+          <w:rFonts w:asciiTheme="minorHAnsi" w:hAnsiTheme="minorHAnsi" w:cstheme="minorHAnsi"/>
+          <w:i/>
+          <w:sz w:val="16"/>
+          <w:szCs w:val="16"/>
+        </w:rPr>
+        <w:t>for</w:t>
+      </w:r>
+      <w:proofErr w:type="spellEnd"/>
+      <w:r>
+        <w:rPr>
+          <w:rFonts w:asciiTheme="minorHAnsi" w:hAnsiTheme="minorHAnsi" w:cstheme="minorHAnsi"/>
+          <w:i/>
+          <w:sz w:val="16"/>
+          <w:szCs w:val="16"/>
+        </w:rPr>
+        <w:t xml:space="preserve"> </w:t>
+      </w:r>
+      <w:proofErr w:type="spellStart"/>
+      <w:r>
+        <w:rPr>
+          <w:rFonts w:asciiTheme="minorHAnsi" w:hAnsiTheme="minorHAnsi" w:cstheme="minorHAnsi"/>
+          <w:i/>
+          <w:sz w:val="16"/>
+          <w:szCs w:val="16"/>
+        </w:rPr>
+        <w:t>that</w:t>
+      </w:r>
+      <w:proofErr w:type="spellEnd"/>
+      <w:r>
+        <w:rPr>
+          <w:rFonts w:asciiTheme="minorHAnsi" w:hAnsiTheme="minorHAnsi" w:cstheme="minorHAnsi"/>
+          <w:i/>
+          <w:sz w:val="16"/>
+          <w:szCs w:val="16"/>
+        </w:rPr>
+        <w:t xml:space="preserve"> </w:t>
+      </w:r>
+      <w:proofErr w:type="spellStart"/>
+      <w:r>
+        <w:rPr>
+          <w:rFonts w:asciiTheme="minorHAnsi" w:hAnsiTheme="minorHAnsi" w:cstheme="minorHAnsi"/>
+          <w:i/>
+          <w:sz w:val="16"/>
+          <w:szCs w:val="16"/>
+        </w:rPr>
+        <w:t>entity</w:t>
+      </w:r>
+      <w:proofErr w:type="spellEnd"/>
+      <w:r>
+        <w:rPr>
+          <w:rFonts w:asciiTheme="minorHAnsi" w:hAnsiTheme="minorHAnsi" w:cstheme="minorHAnsi"/>
+          <w:i/>
+          <w:sz w:val="16"/>
+          <w:szCs w:val="16"/>
+        </w:rPr>
+        <w:t>.</w:t>
+      </w:r>
+    </w:p>
+    <w:p>
+      <w:pPr>
+        <w:pStyle w:val="StandardWeb"/>
+        <w:numPr>
+          <w:ilvl w:val="0"/>
+          <w:numId w:val="6"/>
+        </w:numPr>
+        <w:shd w:val="clear" w:color="auto" w:fill="F2F2F2" w:themeFill="background1" w:themeFillShade="F2"/>
+        <w:rPr>
+          <w:rFonts w:asciiTheme="minorHAnsi" w:hAnsiTheme="minorHAnsi" w:cstheme="minorHAnsi"/>
+          <w:i/>
+          <w:sz w:val="16"/>
+          <w:szCs w:val="16"/>
+        </w:rPr>
+      </w:pPr>
+      <w:proofErr w:type="spellStart"/>
+      <w:r>
+        <w:rPr>
+          <w:rFonts w:asciiTheme="minorHAnsi" w:hAnsiTheme="minorHAnsi" w:cstheme="minorHAnsi"/>
+          <w:i/>
+          <w:sz w:val="16"/>
+          <w:szCs w:val="16"/>
+        </w:rPr>
+        <w:t>Entities</w:t>
+      </w:r>
+      <w:proofErr w:type="spellEnd"/>
+      <w:r>
+        <w:rPr>
+          <w:rFonts w:asciiTheme="minorHAnsi" w:hAnsiTheme="minorHAnsi" w:cstheme="minorHAnsi"/>
+          <w:i/>
+          <w:sz w:val="16"/>
+          <w:szCs w:val="16"/>
+        </w:rPr>
+        <w:t xml:space="preserve"> </w:t>
+      </w:r>
+      <w:proofErr w:type="spellStart"/>
+      <w:r>
+        <w:rPr>
+          <w:rFonts w:asciiTheme="minorHAnsi" w:hAnsiTheme="minorHAnsi" w:cstheme="minorHAnsi"/>
+          <w:i/>
+          <w:sz w:val="16"/>
+          <w:szCs w:val="16"/>
+        </w:rPr>
+        <w:t>with</w:t>
+      </w:r>
+      <w:proofErr w:type="spellEnd"/>
+      <w:r>
+        <w:rPr>
+          <w:rFonts w:asciiTheme="minorHAnsi" w:hAnsiTheme="minorHAnsi" w:cstheme="minorHAnsi"/>
+          <w:i/>
+          <w:sz w:val="16"/>
+          <w:szCs w:val="16"/>
+        </w:rPr>
+        <w:t xml:space="preserve"> </w:t>
+      </w:r>
+      <w:proofErr w:type="spellStart"/>
+      <w:r>
+        <w:rPr>
+          <w:rFonts w:asciiTheme="minorHAnsi" w:hAnsiTheme="minorHAnsi" w:cstheme="minorHAnsi"/>
+          <w:i/>
+          <w:sz w:val="16"/>
+          <w:szCs w:val="16"/>
+        </w:rPr>
+        <w:t>low</w:t>
+      </w:r>
+      <w:proofErr w:type="spellEnd"/>
+      <w:r>
+        <w:rPr>
+          <w:rFonts w:asciiTheme="minorHAnsi" w:hAnsiTheme="minorHAnsi" w:cstheme="minorHAnsi"/>
+          <w:i/>
+          <w:sz w:val="16"/>
+          <w:szCs w:val="16"/>
+        </w:rPr>
+        <w:t xml:space="preserve"> </w:t>
+      </w:r>
+      <w:proofErr w:type="spellStart"/>
+      <w:r>
+        <w:rPr>
+          <w:rFonts w:asciiTheme="minorHAnsi" w:hAnsiTheme="minorHAnsi" w:cstheme="minorHAnsi"/>
+          <w:i/>
+          <w:sz w:val="16"/>
+          <w:szCs w:val="16"/>
+        </w:rPr>
+        <w:t>support</w:t>
+      </w:r>
+      <w:proofErr w:type="spellEnd"/>
+      <w:r>
+        <w:rPr>
+          <w:rFonts w:asciiTheme="minorHAnsi" w:hAnsiTheme="minorHAnsi" w:cstheme="minorHAnsi"/>
+          <w:i/>
+          <w:sz w:val="16"/>
+          <w:szCs w:val="16"/>
+        </w:rPr>
+        <w:t xml:space="preserve"> </w:t>
+      </w:r>
+      <w:proofErr w:type="spellStart"/>
+      <w:r>
+        <w:rPr>
+          <w:rFonts w:asciiTheme="minorHAnsi" w:hAnsiTheme="minorHAnsi" w:cstheme="minorHAnsi"/>
+          <w:i/>
+          <w:sz w:val="16"/>
+          <w:szCs w:val="16"/>
+        </w:rPr>
+        <w:t>counts</w:t>
+      </w:r>
+      <w:proofErr w:type="spellEnd"/>
+      <w:r>
+        <w:rPr>
+          <w:rFonts w:asciiTheme="minorHAnsi" w:hAnsiTheme="minorHAnsi" w:cstheme="minorHAnsi"/>
+          <w:i/>
+          <w:sz w:val="16"/>
+          <w:szCs w:val="16"/>
+        </w:rPr>
+        <w:t xml:space="preserve"> </w:t>
+      </w:r>
+      <w:proofErr w:type="spellStart"/>
+      <w:r>
+        <w:rPr>
+          <w:rFonts w:asciiTheme="minorHAnsi" w:hAnsiTheme="minorHAnsi" w:cstheme="minorHAnsi"/>
+          <w:i/>
+          <w:sz w:val="16"/>
+          <w:szCs w:val="16"/>
+        </w:rPr>
+        <w:t>should</w:t>
+      </w:r>
+      <w:proofErr w:type="spellEnd"/>
+      <w:r>
+        <w:rPr>
+          <w:rFonts w:asciiTheme="minorHAnsi" w:hAnsiTheme="minorHAnsi" w:cstheme="minorHAnsi"/>
+          <w:i/>
+          <w:sz w:val="16"/>
+          <w:szCs w:val="16"/>
+        </w:rPr>
+        <w:t xml:space="preserve"> </w:t>
+      </w:r>
+      <w:proofErr w:type="spellStart"/>
+      <w:r>
+        <w:rPr>
+          <w:rFonts w:asciiTheme="minorHAnsi" w:hAnsiTheme="minorHAnsi" w:cstheme="minorHAnsi"/>
+          <w:i/>
+          <w:sz w:val="16"/>
+          <w:szCs w:val="16"/>
+        </w:rPr>
+        <w:t>be</w:t>
+      </w:r>
+      <w:proofErr w:type="spellEnd"/>
+      <w:r>
+        <w:rPr>
+          <w:rFonts w:asciiTheme="minorHAnsi" w:hAnsiTheme="minorHAnsi" w:cstheme="minorHAnsi"/>
+          <w:i/>
+          <w:sz w:val="16"/>
+          <w:szCs w:val="16"/>
+        </w:rPr>
+        <w:t xml:space="preserve"> </w:t>
+      </w:r>
+      <w:proofErr w:type="spellStart"/>
+      <w:r>
+        <w:rPr>
+          <w:rFonts w:asciiTheme="minorHAnsi" w:hAnsiTheme="minorHAnsi" w:cstheme="minorHAnsi"/>
+          <w:i/>
+          <w:sz w:val="16"/>
+          <w:szCs w:val="16"/>
+        </w:rPr>
+        <w:t>interpreted</w:t>
+      </w:r>
+      <w:proofErr w:type="spellEnd"/>
+      <w:r>
+        <w:rPr>
+          <w:rFonts w:asciiTheme="minorHAnsi" w:hAnsiTheme="minorHAnsi" w:cstheme="minorHAnsi"/>
+          <w:i/>
+          <w:sz w:val="16"/>
+          <w:szCs w:val="16"/>
+        </w:rPr>
+        <w:t xml:space="preserve"> </w:t>
+      </w:r>
+      <w:proofErr w:type="spellStart"/>
+      <w:r>
+        <w:rPr>
+          <w:rFonts w:asciiTheme="minorHAnsi" w:hAnsiTheme="minorHAnsi" w:cstheme="minorHAnsi"/>
+          <w:i/>
+          <w:sz w:val="16"/>
+          <w:szCs w:val="16"/>
+        </w:rPr>
+        <w:t>cautiously</w:t>
+      </w:r>
+      <w:proofErr w:type="spellEnd"/>
+      <w:r>
+        <w:rPr>
+          <w:rFonts w:asciiTheme="minorHAnsi" w:hAnsiTheme="minorHAnsi" w:cstheme="minorHAnsi"/>
+          <w:i/>
+          <w:sz w:val="16"/>
+          <w:szCs w:val="16"/>
+        </w:rPr>
+        <w:t>.</w:t>
+      </w:r>
+    </w:p>
+    <w:p>
+      <w:pPr>
+        <w:spacing w:after="0" w:line="240" w:lineRule="auto"/>
+        <w:rPr>
+          <w:rFonts w:eastAsia="Times New Roman" w:cstheme="minorHAnsi"/>
+          <w:sz w:val="20"/>
+          <w:szCs w:val="24"/>
+          <w:lang w:eastAsia="de-DE"/>
+        </w:rPr>
+      </w:pPr>
+    </w:p>
+    <w:p>
+      <w:pPr>
+        <w:pStyle w:val="berschrift3"/>
+        <w:shd w:val="clear" w:color="auto" w:fill="F2F2F2" w:themeFill="background1" w:themeFillShade="F2"/>
+        <w:rPr>
+          <w:rFonts w:asciiTheme="minorHAnsi" w:hAnsiTheme="minorHAnsi" w:cstheme="minorHAnsi"/>
+          <w:i/>
+          <w:sz w:val="16"/>
+          <w:szCs w:val="16"/>
+        </w:rPr>
+      </w:pPr>
+      <w:r>
+        <w:rPr>
+          <w:rFonts w:asciiTheme="minorHAnsi" w:hAnsiTheme="minorHAnsi" w:cstheme="minorHAnsi"/>
+          <w:i/>
+          <w:sz w:val="16"/>
+          <w:szCs w:val="16"/>
+        </w:rPr>
+        <w:t xml:space="preserve">Chart 2: </w:t>
+      </w:r>
+      <w:r>
+        <w:rPr>
+          <w:rStyle w:val="Hervorhebung"/>
+          <w:rFonts w:asciiTheme="minorHAnsi" w:hAnsiTheme="minorHAnsi" w:cstheme="minorHAnsi"/>
+          <w:i w:val="0"/>
+          <w:sz w:val="16"/>
+          <w:szCs w:val="16"/>
+        </w:rPr>
+        <w:t>Per-Entity Evaluation (</w:t>
+      </w:r>
+      <w:proofErr w:type="spellStart"/>
+      <w:r>
+        <w:rPr>
+          <w:rStyle w:val="Hervorhebung"/>
+          <w:rFonts w:asciiTheme="minorHAnsi" w:hAnsiTheme="minorHAnsi" w:cstheme="minorHAnsi"/>
+          <w:i w:val="0"/>
+          <w:sz w:val="16"/>
+          <w:szCs w:val="16"/>
+        </w:rPr>
+        <w:t>Colored</w:t>
+      </w:r>
+      <w:proofErr w:type="spellEnd"/>
+      <w:r>
+        <w:rPr>
+          <w:rStyle w:val="Hervorhebung"/>
+          <w:rFonts w:asciiTheme="minorHAnsi" w:hAnsiTheme="minorHAnsi" w:cstheme="minorHAnsi"/>
+          <w:i w:val="0"/>
+          <w:sz w:val="16"/>
+          <w:szCs w:val="16"/>
+        </w:rPr>
+        <w:t xml:space="preserve"> </w:t>
+      </w:r>
+      <w:proofErr w:type="spellStart"/>
+      <w:r>
+        <w:rPr>
+          <w:rStyle w:val="Hervorhebung"/>
+          <w:rFonts w:asciiTheme="minorHAnsi" w:hAnsiTheme="minorHAnsi" w:cstheme="minorHAnsi"/>
+          <w:i w:val="0"/>
+          <w:sz w:val="16"/>
+          <w:szCs w:val="16"/>
+        </w:rPr>
+        <w:t>by</w:t>
+      </w:r>
+      <w:proofErr w:type="spellEnd"/>
+      <w:r>
+        <w:rPr>
+          <w:rStyle w:val="Hervorhebung"/>
+          <w:rFonts w:asciiTheme="minorHAnsi" w:hAnsiTheme="minorHAnsi" w:cstheme="minorHAnsi"/>
+          <w:i w:val="0"/>
+          <w:sz w:val="16"/>
+          <w:szCs w:val="16"/>
+        </w:rPr>
+        <w:t xml:space="preserve"> Performance)</w:t>
+      </w:r>
+    </w:p>
+    <w:p>
+      <w:pPr>
+        <w:pStyle w:val="StandardWeb"/>
+        <w:numPr>
+          <w:ilvl w:val="0"/>
+          <w:numId w:val="7"/>
+        </w:numPr>
+        <w:shd w:val="clear" w:color="auto" w:fill="F2F2F2" w:themeFill="background1" w:themeFillShade="F2"/>
+        <w:rPr>
+          <w:rFonts w:asciiTheme="minorHAnsi" w:hAnsiTheme="minorHAnsi" w:cstheme="minorHAnsi"/>
+          <w:i/>
+          <w:sz w:val="16"/>
+          <w:szCs w:val="16"/>
+        </w:rPr>
+      </w:pPr>
+      <w:r>
+        <w:rPr>
+          <w:rFonts w:asciiTheme="minorHAnsi" w:hAnsiTheme="minorHAnsi" w:cstheme="minorHAnsi"/>
+          <w:i/>
+          <w:sz w:val="16"/>
+          <w:szCs w:val="16"/>
+        </w:rPr>
+        <w:t xml:space="preserve">Same </w:t>
+      </w:r>
+      <w:proofErr w:type="spellStart"/>
+      <w:r>
+        <w:rPr>
+          <w:rFonts w:asciiTheme="minorHAnsi" w:hAnsiTheme="minorHAnsi" w:cstheme="minorHAnsi"/>
+          <w:i/>
+          <w:sz w:val="16"/>
+          <w:szCs w:val="16"/>
+        </w:rPr>
+        <w:t>grouped</w:t>
+      </w:r>
+      <w:proofErr w:type="spellEnd"/>
+      <w:r>
+        <w:rPr>
+          <w:rFonts w:asciiTheme="minorHAnsi" w:hAnsiTheme="minorHAnsi" w:cstheme="minorHAnsi"/>
+          <w:i/>
+          <w:sz w:val="16"/>
+          <w:szCs w:val="16"/>
+        </w:rPr>
+        <w:t xml:space="preserve"> </w:t>
+      </w:r>
+      <w:proofErr w:type="spellStart"/>
+      <w:r>
+        <w:rPr>
+          <w:rFonts w:asciiTheme="minorHAnsi" w:hAnsiTheme="minorHAnsi" w:cstheme="minorHAnsi"/>
+          <w:i/>
+          <w:sz w:val="16"/>
+          <w:szCs w:val="16"/>
+        </w:rPr>
+        <w:t>bars</w:t>
+      </w:r>
+      <w:proofErr w:type="spellEnd"/>
+      <w:r>
+        <w:rPr>
+          <w:rFonts w:asciiTheme="minorHAnsi" w:hAnsiTheme="minorHAnsi" w:cstheme="minorHAnsi"/>
+          <w:i/>
+          <w:sz w:val="16"/>
+          <w:szCs w:val="16"/>
+        </w:rPr>
+        <w:t xml:space="preserve"> (</w:t>
+      </w:r>
+      <w:proofErr w:type="spellStart"/>
+      <w:r>
+        <w:rPr>
+          <w:rFonts w:asciiTheme="minorHAnsi" w:hAnsiTheme="minorHAnsi" w:cstheme="minorHAnsi"/>
+          <w:i/>
+          <w:sz w:val="16"/>
+          <w:szCs w:val="16"/>
+        </w:rPr>
+        <w:t>precision</w:t>
+      </w:r>
+      <w:proofErr w:type="spellEnd"/>
+      <w:r>
+        <w:rPr>
+          <w:rFonts w:asciiTheme="minorHAnsi" w:hAnsiTheme="minorHAnsi" w:cstheme="minorHAnsi"/>
+          <w:i/>
+          <w:sz w:val="16"/>
+          <w:szCs w:val="16"/>
+        </w:rPr>
+        <w:t xml:space="preserve">, </w:t>
+      </w:r>
+      <w:proofErr w:type="spellStart"/>
+      <w:r>
+        <w:rPr>
+          <w:rFonts w:asciiTheme="minorHAnsi" w:hAnsiTheme="minorHAnsi" w:cstheme="minorHAnsi"/>
+          <w:i/>
+          <w:sz w:val="16"/>
+          <w:szCs w:val="16"/>
+        </w:rPr>
+        <w:t>recall</w:t>
+      </w:r>
+      <w:proofErr w:type="spellEnd"/>
+      <w:r>
+        <w:rPr>
+          <w:rFonts w:asciiTheme="minorHAnsi" w:hAnsiTheme="minorHAnsi" w:cstheme="minorHAnsi"/>
+          <w:i/>
+          <w:sz w:val="16"/>
+          <w:szCs w:val="16"/>
+        </w:rPr>
+        <w:t xml:space="preserve">, F1), but </w:t>
+      </w:r>
+      <w:proofErr w:type="spellStart"/>
+      <w:r>
+        <w:rPr>
+          <w:rStyle w:val="Fett"/>
+          <w:rFonts w:asciiTheme="minorHAnsi" w:hAnsiTheme="minorHAnsi" w:cstheme="minorHAnsi"/>
+          <w:i/>
+          <w:sz w:val="16"/>
+          <w:szCs w:val="16"/>
+        </w:rPr>
+        <w:t>colors</w:t>
+      </w:r>
+      <w:proofErr w:type="spellEnd"/>
+      <w:r>
+        <w:rPr>
+          <w:rStyle w:val="Fett"/>
+          <w:rFonts w:asciiTheme="minorHAnsi" w:hAnsiTheme="minorHAnsi" w:cstheme="minorHAnsi"/>
+          <w:i/>
+          <w:sz w:val="16"/>
+          <w:szCs w:val="16"/>
+        </w:rPr>
+        <w:t xml:space="preserve"> </w:t>
+      </w:r>
+      <w:proofErr w:type="spellStart"/>
+      <w:r>
+        <w:rPr>
+          <w:rStyle w:val="Fett"/>
+          <w:rFonts w:asciiTheme="minorHAnsi" w:hAnsiTheme="minorHAnsi" w:cstheme="minorHAnsi"/>
+          <w:i/>
+          <w:sz w:val="16"/>
+          <w:szCs w:val="16"/>
+        </w:rPr>
+        <w:t>indicate</w:t>
+      </w:r>
+      <w:proofErr w:type="spellEnd"/>
+      <w:r>
+        <w:rPr>
+          <w:rStyle w:val="Fett"/>
+          <w:rFonts w:asciiTheme="minorHAnsi" w:hAnsiTheme="minorHAnsi" w:cstheme="minorHAnsi"/>
+          <w:i/>
+          <w:sz w:val="16"/>
+          <w:szCs w:val="16"/>
+        </w:rPr>
+        <w:t xml:space="preserve"> </w:t>
+      </w:r>
+      <w:proofErr w:type="spellStart"/>
+      <w:r>
+        <w:rPr>
+          <w:rStyle w:val="Fett"/>
+          <w:rFonts w:asciiTheme="minorHAnsi" w:hAnsiTheme="minorHAnsi" w:cstheme="minorHAnsi"/>
+          <w:i/>
+          <w:sz w:val="16"/>
+          <w:szCs w:val="16"/>
+        </w:rPr>
+        <w:t>performance</w:t>
+      </w:r>
+      <w:proofErr w:type="spellEnd"/>
+      <w:r>
+        <w:rPr>
+          <w:rStyle w:val="Fett"/>
+          <w:rFonts w:asciiTheme="minorHAnsi" w:hAnsiTheme="minorHAnsi" w:cstheme="minorHAnsi"/>
+          <w:i/>
+          <w:sz w:val="16"/>
+          <w:szCs w:val="16"/>
+        </w:rPr>
+        <w:t xml:space="preserve"> </w:t>
+      </w:r>
+      <w:proofErr w:type="spellStart"/>
+      <w:r>
+        <w:rPr>
+          <w:rStyle w:val="Fett"/>
+          <w:rFonts w:asciiTheme="minorHAnsi" w:hAnsiTheme="minorHAnsi" w:cstheme="minorHAnsi"/>
+          <w:i/>
+          <w:sz w:val="16"/>
+          <w:szCs w:val="16"/>
+        </w:rPr>
+        <w:t>quality</w:t>
+      </w:r>
+      <w:proofErr w:type="spellEnd"/>
+      <w:r>
+        <w:rPr>
+          <w:rFonts w:asciiTheme="minorHAnsi" w:hAnsiTheme="minorHAnsi" w:cstheme="minorHAnsi"/>
+          <w:i/>
+          <w:sz w:val="16"/>
+          <w:szCs w:val="16"/>
+        </w:rPr>
+        <w:t>:</w:t>
+      </w:r>
+    </w:p>
+    <w:p>
+      <w:pPr>
+        <w:pStyle w:val="StandardWeb"/>
+        <w:numPr>
+          <w:ilvl w:val="1"/>
+          <w:numId w:val="7"/>
+        </w:numPr>
+        <w:shd w:val="clear" w:color="auto" w:fill="F2F2F2" w:themeFill="background1" w:themeFillShade="F2"/>
+        <w:rPr>
+          <w:rFonts w:asciiTheme="minorHAnsi" w:hAnsiTheme="minorHAnsi" w:cstheme="minorHAnsi"/>
+          <w:i/>
+          <w:sz w:val="16"/>
+          <w:szCs w:val="16"/>
+        </w:rPr>
+      </w:pPr>
+      <w:r>
+        <w:rPr>
+          <w:rStyle w:val="Fett"/>
+          <w:rFonts w:asciiTheme="minorHAnsi" w:hAnsiTheme="minorHAnsi" w:cstheme="minorHAnsi"/>
+          <w:i/>
+          <w:sz w:val="16"/>
+          <w:szCs w:val="16"/>
+        </w:rPr>
+        <w:t>Green (≥0.7)</w:t>
+      </w:r>
+      <w:r>
+        <w:rPr>
+          <w:rFonts w:asciiTheme="minorHAnsi" w:hAnsiTheme="minorHAnsi" w:cstheme="minorHAnsi"/>
+          <w:i/>
+          <w:sz w:val="16"/>
+          <w:szCs w:val="16"/>
+        </w:rPr>
+        <w:t xml:space="preserve"> → strong </w:t>
+      </w:r>
+      <w:proofErr w:type="spellStart"/>
+      <w:r>
+        <w:rPr>
+          <w:rFonts w:asciiTheme="minorHAnsi" w:hAnsiTheme="minorHAnsi" w:cstheme="minorHAnsi"/>
+          <w:i/>
+          <w:sz w:val="16"/>
+          <w:szCs w:val="16"/>
+        </w:rPr>
+        <w:t>performance</w:t>
+      </w:r>
+      <w:proofErr w:type="spellEnd"/>
+      <w:r>
+        <w:rPr>
+          <w:rFonts w:asciiTheme="minorHAnsi" w:hAnsiTheme="minorHAnsi" w:cstheme="minorHAnsi"/>
+          <w:i/>
+          <w:sz w:val="16"/>
+          <w:szCs w:val="16"/>
+        </w:rPr>
+        <w:t>.</w:t>
+      </w:r>
+    </w:p>
+    <w:p>
+      <w:pPr>
+        <w:pStyle w:val="StandardWeb"/>
+        <w:numPr>
+          <w:ilvl w:val="1"/>
+          <w:numId w:val="7"/>
+        </w:numPr>
+        <w:shd w:val="clear" w:color="auto" w:fill="F2F2F2" w:themeFill="background1" w:themeFillShade="F2"/>
+        <w:rPr>
+          <w:rFonts w:asciiTheme="minorHAnsi" w:hAnsiTheme="minorHAnsi" w:cstheme="minorHAnsi"/>
+          <w:i/>
+          <w:sz w:val="16"/>
+          <w:szCs w:val="16"/>
+        </w:rPr>
+      </w:pPr>
+      <w:r>
+        <w:rPr>
+          <w:rStyle w:val="Fett"/>
+          <w:rFonts w:asciiTheme="minorHAnsi" w:hAnsiTheme="minorHAnsi" w:cstheme="minorHAnsi"/>
+          <w:i/>
+          <w:sz w:val="16"/>
+          <w:szCs w:val="16"/>
+        </w:rPr>
+        <w:t>Orange (0.4–0.7)</w:t>
+      </w:r>
+      <w:r>
+        <w:rPr>
+          <w:rFonts w:asciiTheme="minorHAnsi" w:hAnsiTheme="minorHAnsi" w:cstheme="minorHAnsi"/>
+          <w:i/>
+          <w:sz w:val="16"/>
+          <w:szCs w:val="16"/>
+        </w:rPr>
+        <w:t xml:space="preserve"> → moderate </w:t>
+      </w:r>
+      <w:proofErr w:type="spellStart"/>
+      <w:r>
+        <w:rPr>
+          <w:rFonts w:asciiTheme="minorHAnsi" w:hAnsiTheme="minorHAnsi" w:cstheme="minorHAnsi"/>
+          <w:i/>
+          <w:sz w:val="16"/>
+          <w:szCs w:val="16"/>
+        </w:rPr>
+        <w:t>performance</w:t>
+      </w:r>
+      <w:proofErr w:type="spellEnd"/>
+      <w:r>
+        <w:rPr>
+          <w:rFonts w:asciiTheme="minorHAnsi" w:hAnsiTheme="minorHAnsi" w:cstheme="minorHAnsi"/>
+          <w:i/>
+          <w:sz w:val="16"/>
+          <w:szCs w:val="16"/>
+        </w:rPr>
+        <w:t>.</w:t>
+      </w:r>
+    </w:p>
+    <w:p>
+      <w:pPr>
+        <w:pStyle w:val="StandardWeb"/>
+        <w:numPr>
+          <w:ilvl w:val="1"/>
+          <w:numId w:val="7"/>
+        </w:numPr>
+        <w:shd w:val="clear" w:color="auto" w:fill="F2F2F2" w:themeFill="background1" w:themeFillShade="F2"/>
+        <w:rPr>
+          <w:rFonts w:asciiTheme="minorHAnsi" w:hAnsiTheme="minorHAnsi" w:cstheme="minorHAnsi"/>
+          <w:i/>
+          <w:sz w:val="16"/>
+          <w:szCs w:val="16"/>
+        </w:rPr>
+      </w:pPr>
+      <w:proofErr w:type="spellStart"/>
+      <w:r>
+        <w:rPr>
+          <w:rStyle w:val="Fett"/>
+          <w:rFonts w:asciiTheme="minorHAnsi" w:hAnsiTheme="minorHAnsi" w:cstheme="minorHAnsi"/>
+          <w:i/>
+          <w:sz w:val="16"/>
+          <w:szCs w:val="16"/>
+        </w:rPr>
+        <w:t>Red</w:t>
+      </w:r>
+      <w:proofErr w:type="spellEnd"/>
+      <w:r>
+        <w:rPr>
+          <w:rStyle w:val="Fett"/>
+          <w:rFonts w:asciiTheme="minorHAnsi" w:hAnsiTheme="minorHAnsi" w:cstheme="minorHAnsi"/>
+          <w:i/>
+          <w:sz w:val="16"/>
+          <w:szCs w:val="16"/>
+        </w:rPr>
+        <w:t xml:space="preserve"> (&lt;0.4)</w:t>
+      </w:r>
+      <w:r>
+        <w:rPr>
+          <w:rFonts w:asciiTheme="minorHAnsi" w:hAnsiTheme="minorHAnsi" w:cstheme="minorHAnsi"/>
+          <w:i/>
+          <w:sz w:val="16"/>
+          <w:szCs w:val="16"/>
+        </w:rPr>
+        <w:t xml:space="preserve"> → </w:t>
+      </w:r>
+      <w:proofErr w:type="spellStart"/>
+      <w:r>
+        <w:rPr>
+          <w:rFonts w:asciiTheme="minorHAnsi" w:hAnsiTheme="minorHAnsi" w:cstheme="minorHAnsi"/>
+          <w:i/>
+          <w:sz w:val="16"/>
+          <w:szCs w:val="16"/>
+        </w:rPr>
+        <w:t>weak</w:t>
+      </w:r>
+      <w:proofErr w:type="spellEnd"/>
+      <w:r>
+        <w:rPr>
+          <w:rFonts w:asciiTheme="minorHAnsi" w:hAnsiTheme="minorHAnsi" w:cstheme="minorHAnsi"/>
+          <w:i/>
+          <w:sz w:val="16"/>
+          <w:szCs w:val="16"/>
+        </w:rPr>
+        <w:t xml:space="preserve"> </w:t>
+      </w:r>
+      <w:proofErr w:type="spellStart"/>
+      <w:r>
+        <w:rPr>
+          <w:rFonts w:asciiTheme="minorHAnsi" w:hAnsiTheme="minorHAnsi" w:cstheme="minorHAnsi"/>
+          <w:i/>
+          <w:sz w:val="16"/>
+          <w:szCs w:val="16"/>
+        </w:rPr>
+        <w:t>performance</w:t>
+      </w:r>
+      <w:proofErr w:type="spellEnd"/>
+      <w:r>
+        <w:rPr>
+          <w:rFonts w:asciiTheme="minorHAnsi" w:hAnsiTheme="minorHAnsi" w:cstheme="minorHAnsi"/>
+          <w:i/>
+          <w:sz w:val="16"/>
+          <w:szCs w:val="16"/>
+        </w:rPr>
+        <w:t>.</w:t>
+      </w:r>
+    </w:p>
+    <w:p>
+      <w:pPr>
+        <w:pStyle w:val="StandardWeb"/>
+        <w:numPr>
+          <w:ilvl w:val="0"/>
+          <w:numId w:val="7"/>
+        </w:numPr>
+        <w:shd w:val="clear" w:color="auto" w:fill="F2F2F2" w:themeFill="background1" w:themeFillShade="F2"/>
+        <w:rPr>
+          <w:rFonts w:asciiTheme="minorHAnsi" w:hAnsiTheme="minorHAnsi" w:cstheme="minorHAnsi"/>
+          <w:i/>
+          <w:sz w:val="16"/>
+          <w:szCs w:val="16"/>
+        </w:rPr>
+      </w:pPr>
+      <w:r>
+        <w:rPr>
+          <w:rFonts w:asciiTheme="minorHAnsi" w:hAnsiTheme="minorHAnsi" w:cstheme="minorHAnsi"/>
+          <w:i/>
+          <w:sz w:val="16"/>
+          <w:szCs w:val="16"/>
+        </w:rPr>
+        <w:t xml:space="preserve">Support </w:t>
+      </w:r>
+      <w:proofErr w:type="spellStart"/>
+      <w:r>
+        <w:rPr>
+          <w:rFonts w:asciiTheme="minorHAnsi" w:hAnsiTheme="minorHAnsi" w:cstheme="minorHAnsi"/>
+          <w:i/>
+          <w:sz w:val="16"/>
+          <w:szCs w:val="16"/>
+        </w:rPr>
+        <w:t>counts</w:t>
+      </w:r>
+      <w:proofErr w:type="spellEnd"/>
+      <w:r>
+        <w:rPr>
+          <w:rFonts w:asciiTheme="minorHAnsi" w:hAnsiTheme="minorHAnsi" w:cstheme="minorHAnsi"/>
+          <w:i/>
+          <w:sz w:val="16"/>
+          <w:szCs w:val="16"/>
+        </w:rPr>
+        <w:t xml:space="preserve"> (</w:t>
+      </w:r>
+      <w:r>
+        <w:rPr>
+          <w:rStyle w:val="HTMLCode"/>
+          <w:rFonts w:asciiTheme="minorHAnsi" w:hAnsiTheme="minorHAnsi" w:cstheme="minorHAnsi"/>
+          <w:i/>
+          <w:sz w:val="16"/>
+          <w:szCs w:val="16"/>
+        </w:rPr>
+        <w:t>n=...</w:t>
+      </w:r>
+      <w:r>
+        <w:rPr>
+          <w:rFonts w:asciiTheme="minorHAnsi" w:hAnsiTheme="minorHAnsi" w:cstheme="minorHAnsi"/>
+          <w:i/>
+          <w:sz w:val="16"/>
+          <w:szCs w:val="16"/>
+        </w:rPr>
+        <w:t xml:space="preserve">) </w:t>
+      </w:r>
+      <w:proofErr w:type="spellStart"/>
+      <w:r>
+        <w:rPr>
+          <w:rFonts w:asciiTheme="minorHAnsi" w:hAnsiTheme="minorHAnsi" w:cstheme="minorHAnsi"/>
+          <w:i/>
+          <w:sz w:val="16"/>
+          <w:szCs w:val="16"/>
+        </w:rPr>
+        <w:t>again</w:t>
+      </w:r>
+      <w:proofErr w:type="spellEnd"/>
+      <w:r>
+        <w:rPr>
+          <w:rFonts w:asciiTheme="minorHAnsi" w:hAnsiTheme="minorHAnsi" w:cstheme="minorHAnsi"/>
+          <w:i/>
+          <w:sz w:val="16"/>
+          <w:szCs w:val="16"/>
+        </w:rPr>
+        <w:t xml:space="preserve"> </w:t>
+      </w:r>
+      <w:proofErr w:type="spellStart"/>
+      <w:r>
+        <w:rPr>
+          <w:rFonts w:asciiTheme="minorHAnsi" w:hAnsiTheme="minorHAnsi" w:cstheme="minorHAnsi"/>
+          <w:i/>
+          <w:sz w:val="16"/>
+          <w:szCs w:val="16"/>
+        </w:rPr>
+        <w:t>remind</w:t>
+      </w:r>
+      <w:proofErr w:type="spellEnd"/>
+      <w:r>
+        <w:rPr>
+          <w:rFonts w:asciiTheme="minorHAnsi" w:hAnsiTheme="minorHAnsi" w:cstheme="minorHAnsi"/>
+          <w:i/>
+          <w:sz w:val="16"/>
+          <w:szCs w:val="16"/>
+        </w:rPr>
+        <w:t xml:space="preserve"> </w:t>
+      </w:r>
+      <w:proofErr w:type="spellStart"/>
+      <w:r>
+        <w:rPr>
+          <w:rFonts w:asciiTheme="minorHAnsi" w:hAnsiTheme="minorHAnsi" w:cstheme="minorHAnsi"/>
+          <w:i/>
+          <w:sz w:val="16"/>
+          <w:szCs w:val="16"/>
+        </w:rPr>
+        <w:t>the</w:t>
+      </w:r>
+      <w:proofErr w:type="spellEnd"/>
+      <w:r>
+        <w:rPr>
+          <w:rFonts w:asciiTheme="minorHAnsi" w:hAnsiTheme="minorHAnsi" w:cstheme="minorHAnsi"/>
+          <w:i/>
+          <w:sz w:val="16"/>
+          <w:szCs w:val="16"/>
+        </w:rPr>
+        <w:t xml:space="preserve"> </w:t>
+      </w:r>
+      <w:proofErr w:type="spellStart"/>
+      <w:r>
+        <w:rPr>
+          <w:rFonts w:asciiTheme="minorHAnsi" w:hAnsiTheme="minorHAnsi" w:cstheme="minorHAnsi"/>
+          <w:i/>
+          <w:sz w:val="16"/>
+          <w:szCs w:val="16"/>
+        </w:rPr>
+        <w:t>reader</w:t>
+      </w:r>
+      <w:proofErr w:type="spellEnd"/>
+      <w:r>
+        <w:rPr>
+          <w:rFonts w:asciiTheme="minorHAnsi" w:hAnsiTheme="minorHAnsi" w:cstheme="minorHAnsi"/>
+          <w:i/>
+          <w:sz w:val="16"/>
+          <w:szCs w:val="16"/>
+        </w:rPr>
+        <w:t xml:space="preserve"> </w:t>
+      </w:r>
+      <w:proofErr w:type="spellStart"/>
+      <w:r>
+        <w:rPr>
+          <w:rFonts w:asciiTheme="minorHAnsi" w:hAnsiTheme="minorHAnsi" w:cstheme="minorHAnsi"/>
+          <w:i/>
+          <w:sz w:val="16"/>
+          <w:szCs w:val="16"/>
+        </w:rPr>
+        <w:t>how</w:t>
+      </w:r>
+      <w:proofErr w:type="spellEnd"/>
+      <w:r>
+        <w:rPr>
+          <w:rFonts w:asciiTheme="minorHAnsi" w:hAnsiTheme="minorHAnsi" w:cstheme="minorHAnsi"/>
+          <w:i/>
+          <w:sz w:val="16"/>
+          <w:szCs w:val="16"/>
+        </w:rPr>
+        <w:t xml:space="preserve"> </w:t>
+      </w:r>
+      <w:proofErr w:type="spellStart"/>
+      <w:r>
+        <w:rPr>
+          <w:rFonts w:asciiTheme="minorHAnsi" w:hAnsiTheme="minorHAnsi" w:cstheme="minorHAnsi"/>
+          <w:i/>
+          <w:sz w:val="16"/>
+          <w:szCs w:val="16"/>
+        </w:rPr>
+        <w:t>much</w:t>
+      </w:r>
+      <w:proofErr w:type="spellEnd"/>
+      <w:r>
+        <w:rPr>
+          <w:rFonts w:asciiTheme="minorHAnsi" w:hAnsiTheme="minorHAnsi" w:cstheme="minorHAnsi"/>
+          <w:i/>
+          <w:sz w:val="16"/>
+          <w:szCs w:val="16"/>
+        </w:rPr>
+        <w:t xml:space="preserve"> </w:t>
+      </w:r>
+      <w:proofErr w:type="spellStart"/>
+      <w:r>
+        <w:rPr>
+          <w:rFonts w:asciiTheme="minorHAnsi" w:hAnsiTheme="minorHAnsi" w:cstheme="minorHAnsi"/>
+          <w:i/>
+          <w:sz w:val="16"/>
+          <w:szCs w:val="16"/>
+        </w:rPr>
+        <w:t>data</w:t>
+      </w:r>
+      <w:proofErr w:type="spellEnd"/>
+      <w:r>
+        <w:rPr>
+          <w:rFonts w:asciiTheme="minorHAnsi" w:hAnsiTheme="minorHAnsi" w:cstheme="minorHAnsi"/>
+          <w:i/>
+          <w:sz w:val="16"/>
+          <w:szCs w:val="16"/>
+        </w:rPr>
+        <w:t xml:space="preserve"> </w:t>
+      </w:r>
+      <w:proofErr w:type="spellStart"/>
+      <w:r>
+        <w:rPr>
+          <w:rFonts w:asciiTheme="minorHAnsi" w:hAnsiTheme="minorHAnsi" w:cstheme="minorHAnsi"/>
+          <w:i/>
+          <w:sz w:val="16"/>
+          <w:szCs w:val="16"/>
+        </w:rPr>
+        <w:t>backs</w:t>
+      </w:r>
+      <w:proofErr w:type="spellEnd"/>
+      <w:r>
+        <w:rPr>
+          <w:rFonts w:asciiTheme="minorHAnsi" w:hAnsiTheme="minorHAnsi" w:cstheme="minorHAnsi"/>
+          <w:i/>
+          <w:sz w:val="16"/>
+          <w:szCs w:val="16"/>
+        </w:rPr>
+        <w:t xml:space="preserve"> </w:t>
+      </w:r>
+      <w:proofErr w:type="spellStart"/>
+      <w:r>
+        <w:rPr>
+          <w:rFonts w:asciiTheme="minorHAnsi" w:hAnsiTheme="minorHAnsi" w:cstheme="minorHAnsi"/>
+          <w:i/>
+          <w:sz w:val="16"/>
+          <w:szCs w:val="16"/>
+        </w:rPr>
+        <w:t>up</w:t>
+      </w:r>
+      <w:proofErr w:type="spellEnd"/>
+      <w:r>
+        <w:rPr>
+          <w:rFonts w:asciiTheme="minorHAnsi" w:hAnsiTheme="minorHAnsi" w:cstheme="minorHAnsi"/>
+          <w:i/>
+          <w:sz w:val="16"/>
+          <w:szCs w:val="16"/>
+        </w:rPr>
+        <w:t xml:space="preserve"> </w:t>
+      </w:r>
+      <w:proofErr w:type="spellStart"/>
+      <w:r>
+        <w:rPr>
+          <w:rFonts w:asciiTheme="minorHAnsi" w:hAnsiTheme="minorHAnsi" w:cstheme="minorHAnsi"/>
+          <w:i/>
+          <w:sz w:val="16"/>
+          <w:szCs w:val="16"/>
+        </w:rPr>
+        <w:t>each</w:t>
+      </w:r>
+      <w:proofErr w:type="spellEnd"/>
+      <w:r>
+        <w:rPr>
+          <w:rFonts w:asciiTheme="minorHAnsi" w:hAnsiTheme="minorHAnsi" w:cstheme="minorHAnsi"/>
+          <w:i/>
+          <w:sz w:val="16"/>
+          <w:szCs w:val="16"/>
+        </w:rPr>
+        <w:t xml:space="preserve"> score.</w:t>
+      </w:r>
+    </w:p>
+    <w:p>
+      <w:pPr>
+        <w:pStyle w:val="StandardWeb"/>
+        <w:shd w:val="clear" w:color="auto" w:fill="F2F2F2" w:themeFill="background1" w:themeFillShade="F2"/>
+        <w:rPr>
+          <w:rFonts w:asciiTheme="minorHAnsi" w:hAnsiTheme="minorHAnsi" w:cstheme="minorHAnsi"/>
+          <w:i/>
+          <w:sz w:val="16"/>
+          <w:szCs w:val="16"/>
+        </w:rPr>
+      </w:pPr>
+      <w:r>
+        <w:rPr>
+          <w:rStyle w:val="Fett"/>
+          <w:rFonts w:asciiTheme="minorHAnsi" w:hAnsiTheme="minorHAnsi" w:cstheme="minorHAnsi"/>
+          <w:i/>
+          <w:sz w:val="16"/>
+          <w:szCs w:val="16"/>
+        </w:rPr>
+        <w:t>Interpretation:</w:t>
+      </w:r>
+    </w:p>
+    <w:p>
+      <w:pPr>
+        <w:pStyle w:val="StandardWeb"/>
+        <w:numPr>
+          <w:ilvl w:val="0"/>
+          <w:numId w:val="8"/>
+        </w:numPr>
+        <w:shd w:val="clear" w:color="auto" w:fill="F2F2F2" w:themeFill="background1" w:themeFillShade="F2"/>
+        <w:rPr>
+          <w:rFonts w:asciiTheme="minorHAnsi" w:hAnsiTheme="minorHAnsi" w:cstheme="minorHAnsi"/>
+          <w:i/>
+          <w:sz w:val="16"/>
+          <w:szCs w:val="16"/>
+        </w:rPr>
+      </w:pPr>
+      <w:r>
+        <w:rPr>
+          <w:rFonts w:asciiTheme="minorHAnsi" w:hAnsiTheme="minorHAnsi" w:cstheme="minorHAnsi"/>
+          <w:i/>
+          <w:sz w:val="16"/>
+          <w:szCs w:val="16"/>
+        </w:rPr>
+        <w:t xml:space="preserve">This </w:t>
+      </w:r>
+      <w:proofErr w:type="spellStart"/>
+      <w:r>
+        <w:rPr>
+          <w:rFonts w:asciiTheme="minorHAnsi" w:hAnsiTheme="minorHAnsi" w:cstheme="minorHAnsi"/>
+          <w:i/>
+          <w:sz w:val="16"/>
+          <w:szCs w:val="16"/>
+        </w:rPr>
+        <w:t>chart</w:t>
+      </w:r>
+      <w:proofErr w:type="spellEnd"/>
+      <w:r>
+        <w:rPr>
+          <w:rFonts w:asciiTheme="minorHAnsi" w:hAnsiTheme="minorHAnsi" w:cstheme="minorHAnsi"/>
+          <w:i/>
+          <w:sz w:val="16"/>
+          <w:szCs w:val="16"/>
+        </w:rPr>
+        <w:t xml:space="preserve"> </w:t>
+      </w:r>
+      <w:proofErr w:type="spellStart"/>
+      <w:r>
+        <w:rPr>
+          <w:rFonts w:asciiTheme="minorHAnsi" w:hAnsiTheme="minorHAnsi" w:cstheme="minorHAnsi"/>
+          <w:i/>
+          <w:sz w:val="16"/>
+          <w:szCs w:val="16"/>
+        </w:rPr>
+        <w:t>is</w:t>
+      </w:r>
+      <w:proofErr w:type="spellEnd"/>
+      <w:r>
+        <w:rPr>
+          <w:rFonts w:asciiTheme="minorHAnsi" w:hAnsiTheme="minorHAnsi" w:cstheme="minorHAnsi"/>
+          <w:i/>
+          <w:sz w:val="16"/>
+          <w:szCs w:val="16"/>
+        </w:rPr>
+        <w:t xml:space="preserve"> </w:t>
+      </w:r>
+      <w:proofErr w:type="spellStart"/>
+      <w:r>
+        <w:rPr>
+          <w:rFonts w:asciiTheme="minorHAnsi" w:hAnsiTheme="minorHAnsi" w:cstheme="minorHAnsi"/>
+          <w:i/>
+          <w:sz w:val="16"/>
+          <w:szCs w:val="16"/>
+        </w:rPr>
+        <w:t>more</w:t>
+      </w:r>
+      <w:proofErr w:type="spellEnd"/>
+      <w:r>
+        <w:rPr>
+          <w:rFonts w:asciiTheme="minorHAnsi" w:hAnsiTheme="minorHAnsi" w:cstheme="minorHAnsi"/>
+          <w:i/>
+          <w:sz w:val="16"/>
+          <w:szCs w:val="16"/>
+        </w:rPr>
+        <w:t xml:space="preserve"> </w:t>
+      </w:r>
+      <w:proofErr w:type="spellStart"/>
+      <w:r>
+        <w:rPr>
+          <w:rStyle w:val="Fett"/>
+          <w:rFonts w:asciiTheme="minorHAnsi" w:hAnsiTheme="minorHAnsi" w:cstheme="minorHAnsi"/>
+          <w:i/>
+          <w:sz w:val="16"/>
+          <w:szCs w:val="16"/>
+        </w:rPr>
+        <w:t>visual</w:t>
+      </w:r>
+      <w:proofErr w:type="spellEnd"/>
+      <w:r>
+        <w:rPr>
+          <w:rFonts w:asciiTheme="minorHAnsi" w:hAnsiTheme="minorHAnsi" w:cstheme="minorHAnsi"/>
+          <w:i/>
+          <w:sz w:val="16"/>
+          <w:szCs w:val="16"/>
+        </w:rPr>
+        <w:t xml:space="preserve">: </w:t>
+      </w:r>
+      <w:proofErr w:type="spellStart"/>
+      <w:r>
+        <w:rPr>
+          <w:rFonts w:asciiTheme="minorHAnsi" w:hAnsiTheme="minorHAnsi" w:cstheme="minorHAnsi"/>
+          <w:i/>
+          <w:sz w:val="16"/>
+          <w:szCs w:val="16"/>
+        </w:rPr>
+        <w:t>you</w:t>
+      </w:r>
+      <w:proofErr w:type="spellEnd"/>
+      <w:r>
+        <w:rPr>
+          <w:rFonts w:asciiTheme="minorHAnsi" w:hAnsiTheme="minorHAnsi" w:cstheme="minorHAnsi"/>
+          <w:i/>
+          <w:sz w:val="16"/>
+          <w:szCs w:val="16"/>
+        </w:rPr>
+        <w:t xml:space="preserve"> </w:t>
+      </w:r>
+      <w:proofErr w:type="spellStart"/>
+      <w:r>
+        <w:rPr>
+          <w:rFonts w:asciiTheme="minorHAnsi" w:hAnsiTheme="minorHAnsi" w:cstheme="minorHAnsi"/>
+          <w:i/>
+          <w:sz w:val="16"/>
+          <w:szCs w:val="16"/>
+        </w:rPr>
+        <w:t>can</w:t>
+      </w:r>
+      <w:proofErr w:type="spellEnd"/>
+      <w:r>
+        <w:rPr>
+          <w:rFonts w:asciiTheme="minorHAnsi" w:hAnsiTheme="minorHAnsi" w:cstheme="minorHAnsi"/>
+          <w:i/>
+          <w:sz w:val="16"/>
+          <w:szCs w:val="16"/>
+        </w:rPr>
+        <w:t xml:space="preserve"> </w:t>
+      </w:r>
+      <w:proofErr w:type="spellStart"/>
+      <w:r>
+        <w:rPr>
+          <w:rFonts w:asciiTheme="minorHAnsi" w:hAnsiTheme="minorHAnsi" w:cstheme="minorHAnsi"/>
+          <w:i/>
+          <w:sz w:val="16"/>
+          <w:szCs w:val="16"/>
+        </w:rPr>
+        <w:t>instantly</w:t>
+      </w:r>
+      <w:proofErr w:type="spellEnd"/>
+      <w:r>
+        <w:rPr>
+          <w:rFonts w:asciiTheme="minorHAnsi" w:hAnsiTheme="minorHAnsi" w:cstheme="minorHAnsi"/>
+          <w:i/>
+          <w:sz w:val="16"/>
+          <w:szCs w:val="16"/>
+        </w:rPr>
+        <w:t xml:space="preserve"> </w:t>
+      </w:r>
+      <w:proofErr w:type="spellStart"/>
+      <w:r>
+        <w:rPr>
+          <w:rFonts w:asciiTheme="minorHAnsi" w:hAnsiTheme="minorHAnsi" w:cstheme="minorHAnsi"/>
+          <w:i/>
+          <w:sz w:val="16"/>
+          <w:szCs w:val="16"/>
+        </w:rPr>
+        <w:t>see</w:t>
+      </w:r>
+      <w:proofErr w:type="spellEnd"/>
+      <w:r>
+        <w:rPr>
+          <w:rFonts w:asciiTheme="minorHAnsi" w:hAnsiTheme="minorHAnsi" w:cstheme="minorHAnsi"/>
+          <w:i/>
+          <w:sz w:val="16"/>
+          <w:szCs w:val="16"/>
+        </w:rPr>
+        <w:t xml:space="preserve"> </w:t>
+      </w:r>
+      <w:proofErr w:type="spellStart"/>
+      <w:r>
+        <w:rPr>
+          <w:rFonts w:asciiTheme="minorHAnsi" w:hAnsiTheme="minorHAnsi" w:cstheme="minorHAnsi"/>
+          <w:i/>
+          <w:sz w:val="16"/>
+          <w:szCs w:val="16"/>
+        </w:rPr>
+        <w:t>which</w:t>
+      </w:r>
+      <w:proofErr w:type="spellEnd"/>
+      <w:r>
+        <w:rPr>
+          <w:rFonts w:asciiTheme="minorHAnsi" w:hAnsiTheme="minorHAnsi" w:cstheme="minorHAnsi"/>
+          <w:i/>
+          <w:sz w:val="16"/>
+          <w:szCs w:val="16"/>
+        </w:rPr>
+        <w:t xml:space="preserve"> </w:t>
+      </w:r>
+      <w:proofErr w:type="spellStart"/>
+      <w:r>
+        <w:rPr>
+          <w:rFonts w:asciiTheme="minorHAnsi" w:hAnsiTheme="minorHAnsi" w:cstheme="minorHAnsi"/>
+          <w:i/>
+          <w:sz w:val="16"/>
+          <w:szCs w:val="16"/>
+        </w:rPr>
+        <w:t>entity</w:t>
+      </w:r>
+      <w:proofErr w:type="spellEnd"/>
+      <w:r>
+        <w:rPr>
+          <w:rFonts w:asciiTheme="minorHAnsi" w:hAnsiTheme="minorHAnsi" w:cstheme="minorHAnsi"/>
+          <w:i/>
+          <w:sz w:val="16"/>
+          <w:szCs w:val="16"/>
+        </w:rPr>
+        <w:t xml:space="preserve"> </w:t>
+      </w:r>
+      <w:proofErr w:type="spellStart"/>
+      <w:r>
+        <w:rPr>
+          <w:rFonts w:asciiTheme="minorHAnsi" w:hAnsiTheme="minorHAnsi" w:cstheme="minorHAnsi"/>
+          <w:i/>
+          <w:sz w:val="16"/>
+          <w:szCs w:val="16"/>
+        </w:rPr>
+        <w:t>types</w:t>
+      </w:r>
+      <w:proofErr w:type="spellEnd"/>
+      <w:r>
+        <w:rPr>
+          <w:rFonts w:asciiTheme="minorHAnsi" w:hAnsiTheme="minorHAnsi" w:cstheme="minorHAnsi"/>
+          <w:i/>
+          <w:sz w:val="16"/>
+          <w:szCs w:val="16"/>
+        </w:rPr>
+        <w:t xml:space="preserve"> </w:t>
+      </w:r>
+      <w:proofErr w:type="spellStart"/>
+      <w:r>
+        <w:rPr>
+          <w:rFonts w:asciiTheme="minorHAnsi" w:hAnsiTheme="minorHAnsi" w:cstheme="minorHAnsi"/>
+          <w:i/>
+          <w:sz w:val="16"/>
+          <w:szCs w:val="16"/>
+        </w:rPr>
+        <w:t>are</w:t>
+      </w:r>
+      <w:proofErr w:type="spellEnd"/>
+      <w:r>
+        <w:rPr>
+          <w:rFonts w:asciiTheme="minorHAnsi" w:hAnsiTheme="minorHAnsi" w:cstheme="minorHAnsi"/>
+          <w:i/>
+          <w:sz w:val="16"/>
+          <w:szCs w:val="16"/>
+        </w:rPr>
+        <w:t xml:space="preserve"> </w:t>
+      </w:r>
+      <w:proofErr w:type="spellStart"/>
+      <w:r>
+        <w:rPr>
+          <w:rFonts w:asciiTheme="minorHAnsi" w:hAnsiTheme="minorHAnsi" w:cstheme="minorHAnsi"/>
+          <w:i/>
+          <w:sz w:val="16"/>
+          <w:szCs w:val="16"/>
+        </w:rPr>
+        <w:t>reliable</w:t>
+      </w:r>
+      <w:proofErr w:type="spellEnd"/>
+      <w:r>
+        <w:rPr>
+          <w:rFonts w:asciiTheme="minorHAnsi" w:hAnsiTheme="minorHAnsi" w:cstheme="minorHAnsi"/>
+          <w:i/>
+          <w:sz w:val="16"/>
+          <w:szCs w:val="16"/>
+        </w:rPr>
+        <w:t xml:space="preserve"> (</w:t>
+      </w:r>
+      <w:proofErr w:type="spellStart"/>
+      <w:r>
+        <w:rPr>
+          <w:rStyle w:val="HTMLCode"/>
+          <w:rFonts w:asciiTheme="minorHAnsi" w:hAnsiTheme="minorHAnsi" w:cstheme="minorHAnsi"/>
+          <w:i/>
+          <w:sz w:val="16"/>
+          <w:szCs w:val="16"/>
+        </w:rPr>
+        <w:t>green</w:t>
+      </w:r>
+      <w:proofErr w:type="spellEnd"/>
+      <w:r>
+        <w:rPr>
+          <w:rFonts w:asciiTheme="minorHAnsi" w:hAnsiTheme="minorHAnsi" w:cstheme="minorHAnsi"/>
+          <w:i/>
+          <w:sz w:val="16"/>
+          <w:szCs w:val="16"/>
+        </w:rPr>
+        <w:t xml:space="preserve">) </w:t>
+      </w:r>
+      <w:proofErr w:type="spellStart"/>
+      <w:r>
+        <w:rPr>
+          <w:rFonts w:asciiTheme="minorHAnsi" w:hAnsiTheme="minorHAnsi" w:cstheme="minorHAnsi"/>
+          <w:i/>
+          <w:sz w:val="16"/>
+          <w:szCs w:val="16"/>
+        </w:rPr>
+        <w:t>and</w:t>
+      </w:r>
+      <w:proofErr w:type="spellEnd"/>
+      <w:r>
+        <w:rPr>
+          <w:rFonts w:asciiTheme="minorHAnsi" w:hAnsiTheme="minorHAnsi" w:cstheme="minorHAnsi"/>
+          <w:i/>
+          <w:sz w:val="16"/>
+          <w:szCs w:val="16"/>
+        </w:rPr>
+        <w:t xml:space="preserve"> </w:t>
+      </w:r>
+      <w:proofErr w:type="spellStart"/>
+      <w:r>
+        <w:rPr>
+          <w:rFonts w:asciiTheme="minorHAnsi" w:hAnsiTheme="minorHAnsi" w:cstheme="minorHAnsi"/>
+          <w:i/>
+          <w:sz w:val="16"/>
+          <w:szCs w:val="16"/>
+        </w:rPr>
+        <w:t>which</w:t>
+      </w:r>
+      <w:proofErr w:type="spellEnd"/>
+      <w:r>
+        <w:rPr>
+          <w:rFonts w:asciiTheme="minorHAnsi" w:hAnsiTheme="minorHAnsi" w:cstheme="minorHAnsi"/>
+          <w:i/>
+          <w:sz w:val="16"/>
+          <w:szCs w:val="16"/>
+        </w:rPr>
+        <w:t xml:space="preserve"> </w:t>
+      </w:r>
+      <w:proofErr w:type="spellStart"/>
+      <w:r>
+        <w:rPr>
+          <w:rFonts w:asciiTheme="minorHAnsi" w:hAnsiTheme="minorHAnsi" w:cstheme="minorHAnsi"/>
+          <w:i/>
+          <w:sz w:val="16"/>
+          <w:szCs w:val="16"/>
+        </w:rPr>
+        <w:t>need</w:t>
+      </w:r>
+      <w:proofErr w:type="spellEnd"/>
+      <w:r>
+        <w:rPr>
+          <w:rFonts w:asciiTheme="minorHAnsi" w:hAnsiTheme="minorHAnsi" w:cstheme="minorHAnsi"/>
+          <w:i/>
+          <w:sz w:val="16"/>
+          <w:szCs w:val="16"/>
+        </w:rPr>
+        <w:t xml:space="preserve"> </w:t>
+      </w:r>
+      <w:proofErr w:type="spellStart"/>
+      <w:r>
+        <w:rPr>
+          <w:rFonts w:asciiTheme="minorHAnsi" w:hAnsiTheme="minorHAnsi" w:cstheme="minorHAnsi"/>
+          <w:i/>
+          <w:sz w:val="16"/>
+          <w:szCs w:val="16"/>
+        </w:rPr>
+        <w:t>improvement</w:t>
+      </w:r>
+      <w:proofErr w:type="spellEnd"/>
+      <w:r>
+        <w:rPr>
+          <w:rFonts w:asciiTheme="minorHAnsi" w:hAnsiTheme="minorHAnsi" w:cstheme="minorHAnsi"/>
+          <w:i/>
+          <w:sz w:val="16"/>
+          <w:szCs w:val="16"/>
+        </w:rPr>
+        <w:t xml:space="preserve"> (</w:t>
+      </w:r>
+      <w:proofErr w:type="spellStart"/>
+      <w:r>
+        <w:rPr>
+          <w:rStyle w:val="HTMLCode"/>
+          <w:rFonts w:asciiTheme="minorHAnsi" w:hAnsiTheme="minorHAnsi" w:cstheme="minorHAnsi"/>
+          <w:i/>
+          <w:sz w:val="16"/>
+          <w:szCs w:val="16"/>
+        </w:rPr>
+        <w:t>red</w:t>
+      </w:r>
+      <w:proofErr w:type="spellEnd"/>
+      <w:r>
+        <w:rPr>
+          <w:rFonts w:asciiTheme="minorHAnsi" w:hAnsiTheme="minorHAnsi" w:cstheme="minorHAnsi"/>
+          <w:i/>
+          <w:sz w:val="16"/>
+          <w:szCs w:val="16"/>
+        </w:rPr>
+        <w:t>).</w:t>
+      </w:r>
+    </w:p>
+    <w:p>
+      <w:pPr>
+        <w:pStyle w:val="StandardWeb"/>
+        <w:numPr>
+          <w:ilvl w:val="0"/>
+          <w:numId w:val="8"/>
+        </w:numPr>
+        <w:shd w:val="clear" w:color="auto" w:fill="F2F2F2" w:themeFill="background1" w:themeFillShade="F2"/>
+        <w:rPr>
+          <w:rFonts w:asciiTheme="minorHAnsi" w:hAnsiTheme="minorHAnsi" w:cstheme="minorHAnsi"/>
+          <w:i/>
+          <w:sz w:val="16"/>
+          <w:szCs w:val="16"/>
+        </w:rPr>
+      </w:pPr>
+      <w:proofErr w:type="spellStart"/>
+      <w:r>
+        <w:rPr>
+          <w:rFonts w:asciiTheme="minorHAnsi" w:hAnsiTheme="minorHAnsi" w:cstheme="minorHAnsi"/>
+          <w:i/>
+          <w:sz w:val="16"/>
+          <w:szCs w:val="16"/>
+        </w:rPr>
+        <w:t>Particularly</w:t>
+      </w:r>
+      <w:proofErr w:type="spellEnd"/>
+      <w:r>
+        <w:rPr>
+          <w:rFonts w:asciiTheme="minorHAnsi" w:hAnsiTheme="minorHAnsi" w:cstheme="minorHAnsi"/>
+          <w:i/>
+          <w:sz w:val="16"/>
+          <w:szCs w:val="16"/>
+        </w:rPr>
+        <w:t xml:space="preserve"> </w:t>
+      </w:r>
+      <w:proofErr w:type="spellStart"/>
+      <w:r>
+        <w:rPr>
+          <w:rFonts w:asciiTheme="minorHAnsi" w:hAnsiTheme="minorHAnsi" w:cstheme="minorHAnsi"/>
+          <w:i/>
+          <w:sz w:val="16"/>
+          <w:szCs w:val="16"/>
+        </w:rPr>
+        <w:t>useful</w:t>
+      </w:r>
+      <w:proofErr w:type="spellEnd"/>
+      <w:r>
+        <w:rPr>
+          <w:rFonts w:asciiTheme="minorHAnsi" w:hAnsiTheme="minorHAnsi" w:cstheme="minorHAnsi"/>
+          <w:i/>
+          <w:sz w:val="16"/>
+          <w:szCs w:val="16"/>
+        </w:rPr>
+        <w:t xml:space="preserve"> in </w:t>
+      </w:r>
+      <w:proofErr w:type="spellStart"/>
+      <w:r>
+        <w:rPr>
+          <w:rFonts w:asciiTheme="minorHAnsi" w:hAnsiTheme="minorHAnsi" w:cstheme="minorHAnsi"/>
+          <w:i/>
+          <w:sz w:val="16"/>
+          <w:szCs w:val="16"/>
+        </w:rPr>
+        <w:t>medical</w:t>
+      </w:r>
+      <w:proofErr w:type="spellEnd"/>
+      <w:r>
+        <w:rPr>
+          <w:rFonts w:asciiTheme="minorHAnsi" w:hAnsiTheme="minorHAnsi" w:cstheme="minorHAnsi"/>
+          <w:i/>
+          <w:sz w:val="16"/>
+          <w:szCs w:val="16"/>
+        </w:rPr>
+        <w:t xml:space="preserve"> NER </w:t>
+      </w:r>
+      <w:proofErr w:type="spellStart"/>
+      <w:r>
+        <w:rPr>
+          <w:rFonts w:asciiTheme="minorHAnsi" w:hAnsiTheme="minorHAnsi" w:cstheme="minorHAnsi"/>
+          <w:i/>
+          <w:sz w:val="16"/>
+          <w:szCs w:val="16"/>
+        </w:rPr>
+        <w:t>because</w:t>
+      </w:r>
+      <w:proofErr w:type="spellEnd"/>
+      <w:r>
+        <w:rPr>
+          <w:rFonts w:asciiTheme="minorHAnsi" w:hAnsiTheme="minorHAnsi" w:cstheme="minorHAnsi"/>
+          <w:i/>
+          <w:sz w:val="16"/>
+          <w:szCs w:val="16"/>
+        </w:rPr>
+        <w:t xml:space="preserve"> </w:t>
+      </w:r>
+      <w:proofErr w:type="spellStart"/>
+      <w:r>
+        <w:rPr>
+          <w:rFonts w:asciiTheme="minorHAnsi" w:hAnsiTheme="minorHAnsi" w:cstheme="minorHAnsi"/>
+          <w:i/>
+          <w:sz w:val="16"/>
+          <w:szCs w:val="16"/>
+        </w:rPr>
+        <w:t>some</w:t>
+      </w:r>
+      <w:proofErr w:type="spellEnd"/>
+      <w:r>
+        <w:rPr>
+          <w:rFonts w:asciiTheme="minorHAnsi" w:hAnsiTheme="minorHAnsi" w:cstheme="minorHAnsi"/>
+          <w:i/>
+          <w:sz w:val="16"/>
+          <w:szCs w:val="16"/>
+        </w:rPr>
+        <w:t xml:space="preserve"> </w:t>
+      </w:r>
+      <w:proofErr w:type="spellStart"/>
+      <w:r>
+        <w:rPr>
+          <w:rFonts w:asciiTheme="minorHAnsi" w:hAnsiTheme="minorHAnsi" w:cstheme="minorHAnsi"/>
+          <w:i/>
+          <w:sz w:val="16"/>
+          <w:szCs w:val="16"/>
+        </w:rPr>
+        <w:t>categories</w:t>
+      </w:r>
+      <w:proofErr w:type="spellEnd"/>
+      <w:r>
+        <w:rPr>
+          <w:rFonts w:asciiTheme="minorHAnsi" w:hAnsiTheme="minorHAnsi" w:cstheme="minorHAnsi"/>
+          <w:i/>
+          <w:sz w:val="16"/>
+          <w:szCs w:val="16"/>
+        </w:rPr>
+        <w:t xml:space="preserve"> (like </w:t>
+      </w:r>
+      <w:proofErr w:type="spellStart"/>
+      <w:r>
+        <w:rPr>
+          <w:rStyle w:val="Hervorhebung"/>
+          <w:rFonts w:asciiTheme="minorHAnsi" w:hAnsiTheme="minorHAnsi" w:cstheme="minorHAnsi"/>
+          <w:i w:val="0"/>
+          <w:sz w:val="16"/>
+          <w:szCs w:val="16"/>
+        </w:rPr>
+        <w:t>Allergies</w:t>
+      </w:r>
+      <w:proofErr w:type="spellEnd"/>
+      <w:r>
+        <w:rPr>
+          <w:rFonts w:asciiTheme="minorHAnsi" w:hAnsiTheme="minorHAnsi" w:cstheme="minorHAnsi"/>
+          <w:i/>
+          <w:sz w:val="16"/>
+          <w:szCs w:val="16"/>
+        </w:rPr>
+        <w:t xml:space="preserve">, </w:t>
+      </w:r>
+      <w:proofErr w:type="spellStart"/>
+      <w:r>
+        <w:rPr>
+          <w:rStyle w:val="Hervorhebung"/>
+          <w:rFonts w:asciiTheme="minorHAnsi" w:hAnsiTheme="minorHAnsi" w:cstheme="minorHAnsi"/>
+          <w:i w:val="0"/>
+          <w:sz w:val="16"/>
+          <w:szCs w:val="16"/>
+        </w:rPr>
+        <w:t>Therapies</w:t>
+      </w:r>
+      <w:proofErr w:type="spellEnd"/>
+      <w:r>
+        <w:rPr>
+          <w:rFonts w:asciiTheme="minorHAnsi" w:hAnsiTheme="minorHAnsi" w:cstheme="minorHAnsi"/>
+          <w:i/>
+          <w:sz w:val="16"/>
+          <w:szCs w:val="16"/>
+        </w:rPr>
+        <w:t xml:space="preserve">) </w:t>
+      </w:r>
+      <w:proofErr w:type="spellStart"/>
+      <w:r>
+        <w:rPr>
+          <w:rFonts w:asciiTheme="minorHAnsi" w:hAnsiTheme="minorHAnsi" w:cstheme="minorHAnsi"/>
+          <w:i/>
+          <w:sz w:val="16"/>
+          <w:szCs w:val="16"/>
+        </w:rPr>
+        <w:t>might</w:t>
+      </w:r>
+      <w:proofErr w:type="spellEnd"/>
+      <w:r>
+        <w:rPr>
+          <w:rFonts w:asciiTheme="minorHAnsi" w:hAnsiTheme="minorHAnsi" w:cstheme="minorHAnsi"/>
+          <w:i/>
+          <w:sz w:val="16"/>
+          <w:szCs w:val="16"/>
+        </w:rPr>
+        <w:t xml:space="preserve"> </w:t>
+      </w:r>
+      <w:proofErr w:type="spellStart"/>
+      <w:r>
+        <w:rPr>
+          <w:rFonts w:asciiTheme="minorHAnsi" w:hAnsiTheme="minorHAnsi" w:cstheme="minorHAnsi"/>
+          <w:i/>
+          <w:sz w:val="16"/>
+          <w:szCs w:val="16"/>
+        </w:rPr>
+        <w:t>be</w:t>
+      </w:r>
+      <w:proofErr w:type="spellEnd"/>
+      <w:r>
+        <w:rPr>
+          <w:rFonts w:asciiTheme="minorHAnsi" w:hAnsiTheme="minorHAnsi" w:cstheme="minorHAnsi"/>
+          <w:i/>
+          <w:sz w:val="16"/>
+          <w:szCs w:val="16"/>
+        </w:rPr>
+        <w:t xml:space="preserve"> </w:t>
+      </w:r>
+      <w:proofErr w:type="spellStart"/>
+      <w:r>
+        <w:rPr>
+          <w:rFonts w:asciiTheme="minorHAnsi" w:hAnsiTheme="minorHAnsi" w:cstheme="minorHAnsi"/>
+          <w:i/>
+          <w:sz w:val="16"/>
+          <w:szCs w:val="16"/>
+        </w:rPr>
+        <w:t>more</w:t>
+      </w:r>
+      <w:proofErr w:type="spellEnd"/>
+      <w:r>
+        <w:rPr>
+          <w:rFonts w:asciiTheme="minorHAnsi" w:hAnsiTheme="minorHAnsi" w:cstheme="minorHAnsi"/>
+          <w:i/>
+          <w:sz w:val="16"/>
+          <w:szCs w:val="16"/>
+        </w:rPr>
+        <w:t xml:space="preserve"> </w:t>
+      </w:r>
+      <w:proofErr w:type="spellStart"/>
+      <w:r>
+        <w:rPr>
+          <w:rFonts w:asciiTheme="minorHAnsi" w:hAnsiTheme="minorHAnsi" w:cstheme="minorHAnsi"/>
+          <w:i/>
+          <w:sz w:val="16"/>
+          <w:szCs w:val="16"/>
+        </w:rPr>
+        <w:t>clinically</w:t>
+      </w:r>
+      <w:proofErr w:type="spellEnd"/>
+      <w:r>
+        <w:rPr>
+          <w:rFonts w:asciiTheme="minorHAnsi" w:hAnsiTheme="minorHAnsi" w:cstheme="minorHAnsi"/>
+          <w:i/>
+          <w:sz w:val="16"/>
+          <w:szCs w:val="16"/>
+        </w:rPr>
+        <w:t xml:space="preserve"> </w:t>
+      </w:r>
+      <w:proofErr w:type="spellStart"/>
+      <w:r>
+        <w:rPr>
+          <w:rFonts w:asciiTheme="minorHAnsi" w:hAnsiTheme="minorHAnsi" w:cstheme="minorHAnsi"/>
+          <w:i/>
+          <w:sz w:val="16"/>
+          <w:szCs w:val="16"/>
+        </w:rPr>
+        <w:t>important</w:t>
+      </w:r>
+      <w:proofErr w:type="spellEnd"/>
+      <w:r>
+        <w:rPr>
+          <w:rFonts w:asciiTheme="minorHAnsi" w:hAnsiTheme="minorHAnsi" w:cstheme="minorHAnsi"/>
+          <w:i/>
+          <w:sz w:val="16"/>
+          <w:szCs w:val="16"/>
+        </w:rPr>
+        <w:t xml:space="preserve"> — </w:t>
+      </w:r>
+      <w:proofErr w:type="spellStart"/>
+      <w:r>
+        <w:rPr>
+          <w:rFonts w:asciiTheme="minorHAnsi" w:hAnsiTheme="minorHAnsi" w:cstheme="minorHAnsi"/>
+          <w:i/>
+          <w:sz w:val="16"/>
+          <w:szCs w:val="16"/>
+        </w:rPr>
+        <w:t>even</w:t>
+      </w:r>
+      <w:proofErr w:type="spellEnd"/>
+      <w:r>
+        <w:rPr>
+          <w:rFonts w:asciiTheme="minorHAnsi" w:hAnsiTheme="minorHAnsi" w:cstheme="minorHAnsi"/>
+          <w:i/>
+          <w:sz w:val="16"/>
+          <w:szCs w:val="16"/>
+        </w:rPr>
+        <w:t xml:space="preserve"> </w:t>
+      </w:r>
+      <w:proofErr w:type="spellStart"/>
+      <w:r>
+        <w:rPr>
+          <w:rFonts w:asciiTheme="minorHAnsi" w:hAnsiTheme="minorHAnsi" w:cstheme="minorHAnsi"/>
+          <w:i/>
+          <w:sz w:val="16"/>
+          <w:szCs w:val="16"/>
+        </w:rPr>
+        <w:t>if</w:t>
+      </w:r>
+      <w:proofErr w:type="spellEnd"/>
+      <w:r>
+        <w:rPr>
+          <w:rFonts w:asciiTheme="minorHAnsi" w:hAnsiTheme="minorHAnsi" w:cstheme="minorHAnsi"/>
+          <w:i/>
+          <w:sz w:val="16"/>
+          <w:szCs w:val="16"/>
+        </w:rPr>
+        <w:t xml:space="preserve"> </w:t>
+      </w:r>
+      <w:proofErr w:type="spellStart"/>
+      <w:r>
+        <w:rPr>
+          <w:rFonts w:asciiTheme="minorHAnsi" w:hAnsiTheme="minorHAnsi" w:cstheme="minorHAnsi"/>
+          <w:i/>
+          <w:sz w:val="16"/>
+          <w:szCs w:val="16"/>
+        </w:rPr>
+        <w:t>they</w:t>
+      </w:r>
+      <w:proofErr w:type="spellEnd"/>
+      <w:r>
+        <w:rPr>
+          <w:rFonts w:asciiTheme="minorHAnsi" w:hAnsiTheme="minorHAnsi" w:cstheme="minorHAnsi"/>
+          <w:i/>
+          <w:sz w:val="16"/>
+          <w:szCs w:val="16"/>
+        </w:rPr>
+        <w:t xml:space="preserve"> </w:t>
+      </w:r>
+      <w:proofErr w:type="spellStart"/>
+      <w:r>
+        <w:rPr>
+          <w:rFonts w:asciiTheme="minorHAnsi" w:hAnsiTheme="minorHAnsi" w:cstheme="minorHAnsi"/>
+          <w:i/>
+          <w:sz w:val="16"/>
+          <w:szCs w:val="16"/>
+        </w:rPr>
+        <w:t>are</w:t>
+      </w:r>
+      <w:proofErr w:type="spellEnd"/>
+      <w:r>
+        <w:rPr>
+          <w:rFonts w:asciiTheme="minorHAnsi" w:hAnsiTheme="minorHAnsi" w:cstheme="minorHAnsi"/>
+          <w:i/>
+          <w:sz w:val="16"/>
+          <w:szCs w:val="16"/>
+        </w:rPr>
+        <w:t xml:space="preserve"> rare.</w:t>
+      </w:r>
+    </w:p>
+    <w:p>
+      <w:pPr>
+        <w:spacing w:after="0" w:line="240" w:lineRule="auto"/>
+        <w:rPr>
+          <w:rFonts w:eastAsia="Times New Roman" w:cstheme="minorHAnsi"/>
+          <w:sz w:val="20"/>
+          <w:szCs w:val="24"/>
+          <w:lang w:eastAsia="de-DE"/>
+        </w:rPr>
+      </w:pPr>
+    </w:p>
+    <w:p>
+      <w:pPr>
+        <w:spacing w:after="0" w:line="240" w:lineRule="auto"/>
+        <w:rPr>
+          <w:rFonts w:eastAsia="Times New Roman" w:cstheme="minorHAnsi"/>
+          <w:sz w:val="20"/>
+          <w:szCs w:val="24"/>
+          <w:lang w:eastAsia="de-DE"/>
+        </w:rPr>
+      </w:pPr>
+    </w:p>
+    <w:p>
+      <w:pPr>
+        <w:spacing w:after="0" w:line="240" w:lineRule="auto"/>
+        <w:rPr>
+          <w:rFonts w:eastAsia="Times New Roman" w:cstheme="minorHAnsi"/>
+          <w:sz w:val="20"/>
+          <w:szCs w:val="24"/>
+          <w:lang w:eastAsia="de-DE"/>
+        </w:rPr>
+      </w:pPr>
+    </w:p>
+    <w:p>
+      <w:pPr>
+        <w:spacing w:after="0" w:line="240" w:lineRule="auto"/>
+        <w:rPr>
+          <w:rFonts w:eastAsia="Times New Roman" w:cstheme="minorHAnsi"/>
+          <w:sz w:val="20"/>
+          <w:szCs w:val="24"/>
+          <w:lang w:eastAsia="de-DE"/>
+        </w:rPr>
+      </w:pPr>
+      <w:r>
+        <w:rPr>
+          <w:rFonts w:eastAsia="Times New Roman" w:cstheme="minorHAnsi"/>
+          <w:sz w:val="20"/>
+          <w:szCs w:val="24"/>
+          <w:lang w:eastAsia="de-DE"/>
+        </w:rPr>
+        <w:drawing>
+          <wp:inline distT="0" distB="0" distL="0" distR="0" wp14:anchorId="1ECA3E88" wp14:editId="22566404">
+            <wp:extent cx="6306357" cy="3825384"/>
+            <wp:effectExtent l="0" t="0" r="0" b="3810"/>
+            <wp:docPr id="2" name="Grafik 2"/>
+            <wp:cNvGraphicFramePr>
+              <a:graphicFrameLocks xmlns:a="http://schemas.openxmlformats.org/drawingml/2006/main" noChangeAspect="1"/>
+            </wp:cNvGraphicFramePr>
+            <a:graphic xmlns:a="http://schemas.openxmlformats.org/drawingml/2006/main">
+              <a:graphicData uri="http://schemas.openxmlformats.org/drawingml/2006/picture">
+                <pic:pic xmlns:pic="http://schemas.openxmlformats.org/drawingml/2006/picture">
+                  <pic:nvPicPr>
+                    <pic:cNvPr id="1" name=""/>
+                    <pic:cNvPicPr/>
+                  </pic:nvPicPr>
+                  <pic:blipFill>
+                    <a:blip r:embed="rId6"/>
+                    <a:stretch>
+                      <a:fillRect/>
+                    </a:stretch>
+                  </pic:blipFill>
+                  <pic:spPr>
+                    <a:xfrm>
+                      <a:off x="0" y="0"/>
+                      <a:ext cx="6311766" cy="3828665"/>
+                    </a:xfrm>
+                    <a:prstGeom prst="rect">
+                      <a:avLst/>
+                    </a:prstGeom>
+                  </pic:spPr>
+                </pic:pic>
+              </a:graphicData>
+            </a:graphic>
+          </wp:inline>
+        </w:drawing>
+      </w:r>
+    </w:p>
+    <w:p>
+      <w:pPr>
+        <w:spacing w:after="0" w:line="240" w:lineRule="auto"/>
+        <w:rPr>
+          <w:rFonts w:eastAsia="Times New Roman" w:cstheme="minorHAnsi"/>
+          <w:sz w:val="20"/>
+          <w:szCs w:val="24"/>
+          <w:lang w:eastAsia="de-DE"/>
+        </w:rPr>
+      </w:pPr>
+    </w:p>
+    <w:p>
+      <w:pPr>
+        <w:spacing w:after="0" w:line="240" w:lineRule="auto"/>
+        <w:rPr>
+          <w:rFonts w:eastAsia="Times New Roman" w:cstheme="minorHAnsi"/>
+          <w:sz w:val="20"/>
+          <w:szCs w:val="24"/>
+          <w:lang w:eastAsia="de-DE"/>
+        </w:rPr>
+      </w:pPr>
+      <w:r>
+        <w:t>"</w:t>
+      </w:r>
+      <w:proofErr w:type="spellStart"/>
+      <w:r>
+        <w:t>Figure</w:t>
+      </w:r>
+      <w:proofErr w:type="spellEnd"/>
+      <w:r>
+        <w:t xml:space="preserve"> </w:t>
+      </w:r>
+      <w:bookmarkStart w:id="0" w:name="_GoBack"/>
+      <w:bookmarkEnd w:id="0"/>
+      <w:r>
+        <w:t xml:space="preserve"> </w:t>
+      </w:r>
+      <w:proofErr w:type="spellStart"/>
+      <w:r>
+        <w:t>shows</w:t>
+      </w:r>
+      <w:proofErr w:type="spellEnd"/>
+      <w:r>
+        <w:t xml:space="preserve"> </w:t>
+      </w:r>
+      <w:proofErr w:type="spellStart"/>
+      <w:r>
+        <w:t>the</w:t>
+      </w:r>
+      <w:proofErr w:type="spellEnd"/>
+      <w:r>
+        <w:t xml:space="preserve"> top </w:t>
+      </w:r>
+      <w:proofErr w:type="spellStart"/>
+      <w:r>
+        <w:t>misclassification</w:t>
+      </w:r>
+      <w:proofErr w:type="spellEnd"/>
+      <w:r>
+        <w:t xml:space="preserve"> </w:t>
+      </w:r>
+      <w:proofErr w:type="spellStart"/>
+      <w:r>
+        <w:t>pairs</w:t>
+      </w:r>
+      <w:proofErr w:type="spellEnd"/>
+      <w:r>
+        <w:t xml:space="preserve"> in </w:t>
+      </w:r>
+      <w:proofErr w:type="spellStart"/>
+      <w:r>
+        <w:t>the</w:t>
+      </w:r>
+      <w:proofErr w:type="spellEnd"/>
+      <w:r>
+        <w:t xml:space="preserve"> NER </w:t>
+      </w:r>
+      <w:proofErr w:type="spellStart"/>
+      <w:r>
+        <w:t>evaluation</w:t>
+      </w:r>
+      <w:proofErr w:type="spellEnd"/>
+      <w:r>
+        <w:t xml:space="preserve">. Bars </w:t>
+      </w:r>
+      <w:proofErr w:type="spellStart"/>
+      <w:r>
+        <w:t>represent</w:t>
+      </w:r>
+      <w:proofErr w:type="spellEnd"/>
+      <w:r>
+        <w:t xml:space="preserve"> </w:t>
+      </w:r>
+      <w:proofErr w:type="spellStart"/>
+      <w:r>
+        <w:t>the</w:t>
+      </w:r>
+      <w:proofErr w:type="spellEnd"/>
+      <w:r>
+        <w:t xml:space="preserve"> relative </w:t>
+      </w:r>
+      <w:proofErr w:type="spellStart"/>
+      <w:r>
+        <w:t>frequency</w:t>
+      </w:r>
+      <w:proofErr w:type="spellEnd"/>
+      <w:r>
+        <w:t xml:space="preserve"> </w:t>
+      </w:r>
+      <w:proofErr w:type="spellStart"/>
+      <w:r>
+        <w:t>of</w:t>
+      </w:r>
+      <w:proofErr w:type="spellEnd"/>
+      <w:r>
+        <w:t xml:space="preserve"> </w:t>
+      </w:r>
+      <w:proofErr w:type="spellStart"/>
+      <w:r>
+        <w:t>confusions</w:t>
+      </w:r>
+      <w:proofErr w:type="spellEnd"/>
+      <w:r>
+        <w:t xml:space="preserve"> </w:t>
+      </w:r>
+      <w:proofErr w:type="spellStart"/>
+      <w:r>
+        <w:t>between</w:t>
+      </w:r>
+      <w:proofErr w:type="spellEnd"/>
+      <w:r>
+        <w:t xml:space="preserve"> gold-standard </w:t>
+      </w:r>
+      <w:proofErr w:type="spellStart"/>
+      <w:r>
+        <w:t>and</w:t>
+      </w:r>
+      <w:proofErr w:type="spellEnd"/>
+      <w:r>
+        <w:t xml:space="preserve"> </w:t>
+      </w:r>
+      <w:proofErr w:type="spellStart"/>
+      <w:r>
+        <w:t>predicted</w:t>
+      </w:r>
+      <w:proofErr w:type="spellEnd"/>
+      <w:r>
+        <w:t xml:space="preserve"> </w:t>
+      </w:r>
+      <w:proofErr w:type="spellStart"/>
+      <w:r>
+        <w:t>entity</w:t>
+      </w:r>
+      <w:proofErr w:type="spellEnd"/>
+      <w:r>
+        <w:t xml:space="preserve"> </w:t>
+      </w:r>
+      <w:proofErr w:type="spellStart"/>
+      <w:r>
+        <w:t>types</w:t>
+      </w:r>
+      <w:proofErr w:type="spellEnd"/>
+      <w:r>
+        <w:t xml:space="preserve">. Yellow </w:t>
+      </w:r>
+      <w:proofErr w:type="spellStart"/>
+      <w:r>
+        <w:t>bars</w:t>
+      </w:r>
+      <w:proofErr w:type="spellEnd"/>
+      <w:r>
+        <w:t xml:space="preserve"> </w:t>
+      </w:r>
+      <w:proofErr w:type="spellStart"/>
+      <w:r>
+        <w:t>indicate</w:t>
+      </w:r>
+      <w:proofErr w:type="spellEnd"/>
+      <w:r>
+        <w:t xml:space="preserve"> </w:t>
+      </w:r>
+      <w:proofErr w:type="spellStart"/>
+      <w:r>
+        <w:t>missed</w:t>
+      </w:r>
+      <w:proofErr w:type="spellEnd"/>
+      <w:r>
+        <w:t xml:space="preserve"> </w:t>
+      </w:r>
+      <w:proofErr w:type="spellStart"/>
+      <w:r>
+        <w:t>entities</w:t>
+      </w:r>
+      <w:proofErr w:type="spellEnd"/>
+      <w:r>
+        <w:t xml:space="preserve"> (</w:t>
+      </w:r>
+      <w:proofErr w:type="spellStart"/>
+      <w:r>
+        <w:t>predicted</w:t>
+      </w:r>
+      <w:proofErr w:type="spellEnd"/>
+      <w:r>
+        <w:t xml:space="preserve"> </w:t>
+      </w:r>
+      <w:proofErr w:type="spellStart"/>
+      <w:r>
+        <w:t>as</w:t>
+      </w:r>
+      <w:proofErr w:type="spellEnd"/>
+      <w:r>
+        <w:t xml:space="preserve"> ‘O’), </w:t>
+      </w:r>
+      <w:proofErr w:type="spellStart"/>
+      <w:r>
+        <w:t>red</w:t>
+      </w:r>
+      <w:proofErr w:type="spellEnd"/>
+      <w:r>
+        <w:t xml:space="preserve"> </w:t>
+      </w:r>
+      <w:proofErr w:type="spellStart"/>
+      <w:r>
+        <w:t>bars</w:t>
+      </w:r>
+      <w:proofErr w:type="spellEnd"/>
+      <w:r>
+        <w:t xml:space="preserve"> </w:t>
+      </w:r>
+      <w:proofErr w:type="spellStart"/>
+      <w:r>
+        <w:t>indicate</w:t>
+      </w:r>
+      <w:proofErr w:type="spellEnd"/>
+      <w:r>
+        <w:t xml:space="preserve"> </w:t>
+      </w:r>
+      <w:proofErr w:type="spellStart"/>
+      <w:r>
+        <w:t>label</w:t>
+      </w:r>
+      <w:proofErr w:type="spellEnd"/>
+      <w:r>
+        <w:t xml:space="preserve"> </w:t>
+      </w:r>
+      <w:proofErr w:type="spellStart"/>
+      <w:r>
+        <w:t>confusions</w:t>
+      </w:r>
+      <w:proofErr w:type="spellEnd"/>
+      <w:r>
+        <w:t xml:space="preserve"> (</w:t>
+      </w:r>
+      <w:proofErr w:type="spellStart"/>
+      <w:r>
+        <w:t>predicted</w:t>
+      </w:r>
+      <w:proofErr w:type="spellEnd"/>
+      <w:r>
+        <w:t xml:space="preserve"> </w:t>
+      </w:r>
+      <w:proofErr w:type="spellStart"/>
+      <w:r>
+        <w:t>as</w:t>
+      </w:r>
+      <w:proofErr w:type="spellEnd"/>
+      <w:r>
+        <w:t xml:space="preserve"> </w:t>
+      </w:r>
+      <w:proofErr w:type="spellStart"/>
+      <w:r>
+        <w:t>another</w:t>
+      </w:r>
+      <w:proofErr w:type="spellEnd"/>
+      <w:r>
+        <w:t xml:space="preserve"> </w:t>
+      </w:r>
+      <w:proofErr w:type="spellStart"/>
+      <w:r>
+        <w:t>entity</w:t>
+      </w:r>
+      <w:proofErr w:type="spellEnd"/>
+      <w:r>
+        <w:t xml:space="preserve"> type), </w:t>
+      </w:r>
+      <w:proofErr w:type="spellStart"/>
+      <w:r>
+        <w:t>and</w:t>
+      </w:r>
+      <w:proofErr w:type="spellEnd"/>
+      <w:r>
+        <w:t xml:space="preserve"> </w:t>
+      </w:r>
+      <w:proofErr w:type="spellStart"/>
+      <w:r>
+        <w:t>green</w:t>
+      </w:r>
+      <w:proofErr w:type="spellEnd"/>
+      <w:r>
+        <w:t xml:space="preserve"> </w:t>
+      </w:r>
+      <w:proofErr w:type="spellStart"/>
+      <w:r>
+        <w:t>bars</w:t>
+      </w:r>
+      <w:proofErr w:type="spellEnd"/>
+      <w:r>
+        <w:t xml:space="preserve"> </w:t>
+      </w:r>
+      <w:proofErr w:type="spellStart"/>
+      <w:r>
+        <w:t>show</w:t>
+      </w:r>
+      <w:proofErr w:type="spellEnd"/>
+      <w:r>
+        <w:t xml:space="preserve"> </w:t>
+      </w:r>
+      <w:proofErr w:type="spellStart"/>
+      <w:r>
+        <w:t>correct</w:t>
+      </w:r>
+      <w:proofErr w:type="spellEnd"/>
+      <w:r>
+        <w:t xml:space="preserve"> </w:t>
+      </w:r>
+      <w:proofErr w:type="spellStart"/>
+      <w:r>
+        <w:t>predictions</w:t>
+      </w:r>
+      <w:proofErr w:type="spellEnd"/>
+      <w:r>
+        <w:t xml:space="preserve">. This </w:t>
+      </w:r>
+      <w:proofErr w:type="spellStart"/>
+      <w:r>
+        <w:t>analysis</w:t>
+      </w:r>
+      <w:proofErr w:type="spellEnd"/>
+      <w:r>
+        <w:t xml:space="preserve"> </w:t>
+      </w:r>
+      <w:proofErr w:type="spellStart"/>
+      <w:r>
+        <w:t>highlights</w:t>
+      </w:r>
+      <w:proofErr w:type="spellEnd"/>
+      <w:r>
+        <w:t xml:space="preserve"> </w:t>
+      </w:r>
+      <w:proofErr w:type="spellStart"/>
+      <w:r>
+        <w:t>common</w:t>
+      </w:r>
+      <w:proofErr w:type="spellEnd"/>
+      <w:r>
+        <w:t xml:space="preserve"> </w:t>
+      </w:r>
+      <w:proofErr w:type="spellStart"/>
+      <w:r>
+        <w:t>sources</w:t>
+      </w:r>
+      <w:proofErr w:type="spellEnd"/>
+      <w:r>
+        <w:t xml:space="preserve"> </w:t>
+      </w:r>
+      <w:proofErr w:type="spellStart"/>
+      <w:r>
+        <w:t>of</w:t>
+      </w:r>
+      <w:proofErr w:type="spellEnd"/>
+      <w:r>
+        <w:t xml:space="preserve"> </w:t>
+      </w:r>
+      <w:proofErr w:type="spellStart"/>
+      <w:r>
+        <w:t>error</w:t>
+      </w:r>
+      <w:proofErr w:type="spellEnd"/>
+      <w:r>
+        <w:t xml:space="preserve">, such </w:t>
+      </w:r>
+      <w:proofErr w:type="spellStart"/>
+      <w:r>
+        <w:t>as</w:t>
+      </w:r>
+      <w:proofErr w:type="spellEnd"/>
+      <w:r>
+        <w:t xml:space="preserve"> </w:t>
+      </w:r>
+      <w:proofErr w:type="spellStart"/>
+      <w:r>
+        <w:t>entity</w:t>
+      </w:r>
+      <w:proofErr w:type="spellEnd"/>
+      <w:r>
+        <w:t xml:space="preserve"> </w:t>
+      </w:r>
+      <w:proofErr w:type="spellStart"/>
+      <w:r>
+        <w:t>boundary</w:t>
+      </w:r>
+      <w:proofErr w:type="spellEnd"/>
+      <w:r>
+        <w:t xml:space="preserve"> </w:t>
+      </w:r>
+      <w:proofErr w:type="spellStart"/>
+      <w:r>
+        <w:t>ambiguity</w:t>
+      </w:r>
+      <w:proofErr w:type="spellEnd"/>
+      <w:r>
+        <w:t xml:space="preserve"> </w:t>
+      </w:r>
+      <w:proofErr w:type="spellStart"/>
+      <w:r>
+        <w:t>and</w:t>
+      </w:r>
+      <w:proofErr w:type="spellEnd"/>
+      <w:r>
+        <w:t xml:space="preserve"> </w:t>
+      </w:r>
+      <w:proofErr w:type="spellStart"/>
+      <w:r>
+        <w:t>overlapping</w:t>
+      </w:r>
+      <w:proofErr w:type="spellEnd"/>
+      <w:r>
+        <w:t xml:space="preserve"> </w:t>
+      </w:r>
+      <w:proofErr w:type="spellStart"/>
+      <w:r>
+        <w:t>terminology</w:t>
+      </w:r>
+      <w:proofErr w:type="spellEnd"/>
+      <w:r>
+        <w:t xml:space="preserve">, </w:t>
+      </w:r>
+      <w:proofErr w:type="spellStart"/>
+      <w:r>
+        <w:t>and</w:t>
+      </w:r>
+      <w:proofErr w:type="spellEnd"/>
+      <w:r>
+        <w:t xml:space="preserve"> </w:t>
+      </w:r>
+      <w:proofErr w:type="spellStart"/>
+      <w:r>
+        <w:t>helps</w:t>
+      </w:r>
+      <w:proofErr w:type="spellEnd"/>
+      <w:r>
+        <w:t xml:space="preserve"> </w:t>
+      </w:r>
+      <w:proofErr w:type="spellStart"/>
+      <w:r>
+        <w:t>identify</w:t>
+      </w:r>
+      <w:proofErr w:type="spellEnd"/>
+      <w:r>
+        <w:t xml:space="preserve"> </w:t>
+      </w:r>
+      <w:proofErr w:type="spellStart"/>
+      <w:r>
+        <w:t>clinically</w:t>
+      </w:r>
+      <w:proofErr w:type="spellEnd"/>
+      <w:r>
+        <w:t xml:space="preserve"> relevant </w:t>
+      </w:r>
+      <w:proofErr w:type="spellStart"/>
+      <w:r>
+        <w:t>weaknesses</w:t>
+      </w:r>
+      <w:proofErr w:type="spellEnd"/>
+      <w:r>
+        <w:t xml:space="preserve"> </w:t>
+      </w:r>
+      <w:proofErr w:type="spellStart"/>
+      <w:r>
+        <w:t>of</w:t>
+      </w:r>
+      <w:proofErr w:type="spellEnd"/>
+      <w:r>
+        <w:t xml:space="preserve"> </w:t>
+      </w:r>
+      <w:proofErr w:type="spellStart"/>
+      <w:r>
+        <w:t>the</w:t>
+      </w:r>
+      <w:proofErr w:type="spellEnd"/>
+      <w:r>
+        <w:t xml:space="preserve"> </w:t>
+      </w:r>
+      <w:proofErr w:type="spellStart"/>
+      <w:r>
+        <w:t>model</w:t>
+      </w:r>
+      <w:proofErr w:type="spellEnd"/>
+      <w:r>
+        <w:t>."</w:t>
+      </w:r>
+    </w:p>
+    <w:p>
+      <w:pPr>
+        <w:spacing w:after="0" w:line="240" w:lineRule="auto"/>
+        <w:rPr>
+          <w:rFonts w:eastAsia="Times New Roman" w:cstheme="minorHAnsi"/>
+          <w:sz w:val="20"/>
+          <w:szCs w:val="24"/>
+          <w:lang w:eastAsia="de-DE"/>
+        </w:rPr>
+      </w:pPr>
+    </w:p>
+    <w:p>
+      <w:pPr>
+        <w:spacing w:after="0" w:line="240" w:lineRule="auto"/>
+        <w:rPr>
+          <w:rFonts w:eastAsia="Times New Roman" w:cstheme="minorHAnsi"/>
+          <w:sz w:val="20"/>
+          <w:szCs w:val="24"/>
+          <w:lang w:eastAsia="de-DE"/>
+        </w:rPr>
+      </w:pPr>
+    </w:p>
+    <w:p>
+      <w:pPr>
+        <w:spacing w:after="0" w:line="240" w:lineRule="auto"/>
+        <w:rPr>
+          <w:rFonts w:eastAsia="Times New Roman" w:cstheme="minorHAnsi"/>
+          <w:sz w:val="20"/>
+          <w:szCs w:val="24"/>
+          <w:lang w:eastAsia="de-DE"/>
+        </w:rPr>
+      </w:pPr>
+    </w:p>
+    <w:p>
+      <w:pPr>
         <w:spacing w:before="100" w:beforeAutospacing="1" w:after="100" w:afterAutospacing="1" w:line="240" w:lineRule="auto"/>
         <w:outlineLvl w:val="1"/>
         <w:rPr>
@@ -8224,7 +14087,6 @@
           <w:szCs w:val="36"/>
           <w:lang w:eastAsia="de-DE"/>
         </w:rPr>
-        <w:lastRenderedPageBreak/>
         <w:t>Availability</w:t>
       </w:r>
       <w:proofErr w:type="spellEnd"/>
@@ -8315,7 +14177,7 @@
         </w:rPr>
         <w:t xml:space="preserve"> </w:t>
       </w:r>
-      <w:hyperlink r:id="rId5" w:tgtFrame="_new" w:history="1">
+      <w:hyperlink r:id="rId7" w:tgtFrame="_new" w:history="1">
         <w:r>
           <w:rPr>
             <w:rFonts w:eastAsia="Times New Roman" w:cstheme="minorHAnsi"/>
@@ -8787,8 +14649,6 @@
           <w:sz w:val="18"/>
         </w:rPr>
       </w:pPr>
-      <w:bookmarkStart w:id="0" w:name="_GoBack"/>
-      <w:bookmarkEnd w:id="0"/>
     </w:p>
     <w:sectPr>
       <w:pgSz w:w="11906" w:h="16838"/>
@@ -8952,6 +14812,155 @@
     </w:lvl>
   </w:abstractNum>
   <w:abstractNum w:abstractNumId="1" w15:restartNumberingAfterBreak="0">
+    <w:nsid w:val="194356EC"/>
+    <w:multiLevelType w:val="multilevel"/>
+    <w:tmpl w:val="B4F81794"/>
+    <w:lvl w:ilvl="0">
+      <w:start w:val="1"/>
+      <w:numFmt w:val="bullet"/>
+      <w:lvlText w:val=""/>
+      <w:lvlJc w:val="left"/>
+      <w:pPr>
+        <w:tabs>
+          <w:tab w:val="num" w:pos="720"/>
+        </w:tabs>
+        <w:ind w:left="720" w:hanging="360"/>
+      </w:pPr>
+      <w:rPr>
+        <w:rFonts w:ascii="Symbol" w:hAnsi="Symbol" w:hint="default"/>
+        <w:sz w:val="20"/>
+      </w:rPr>
+    </w:lvl>
+    <w:lvl w:ilvl="1" w:tentative="1">
+      <w:start w:val="1"/>
+      <w:numFmt w:val="bullet"/>
+      <w:lvlText w:val="o"/>
+      <w:lvlJc w:val="left"/>
+      <w:pPr>
+        <w:tabs>
+          <w:tab w:val="num" w:pos="1440"/>
+        </w:tabs>
+        <w:ind w:left="1440" w:hanging="360"/>
+      </w:pPr>
+      <w:rPr>
+        <w:rFonts w:ascii="Courier New" w:hAnsi="Courier New" w:hint="default"/>
+        <w:sz w:val="20"/>
+      </w:rPr>
+    </w:lvl>
+    <w:lvl w:ilvl="2" w:tentative="1">
+      <w:start w:val="1"/>
+      <w:numFmt w:val="bullet"/>
+      <w:lvlText w:val=""/>
+      <w:lvlJc w:val="left"/>
+      <w:pPr>
+        <w:tabs>
+          <w:tab w:val="num" w:pos="2160"/>
+        </w:tabs>
+        <w:ind w:left="2160" w:hanging="360"/>
+      </w:pPr>
+      <w:rPr>
+        <w:rFonts w:ascii="Wingdings" w:hAnsi="Wingdings" w:hint="default"/>
+        <w:sz w:val="20"/>
+      </w:rPr>
+    </w:lvl>
+    <w:lvl w:ilvl="3" w:tentative="1">
+      <w:start w:val="1"/>
+      <w:numFmt w:val="bullet"/>
+      <w:lvlText w:val=""/>
+      <w:lvlJc w:val="left"/>
+      <w:pPr>
+        <w:tabs>
+          <w:tab w:val="num" w:pos="2880"/>
+        </w:tabs>
+        <w:ind w:left="2880" w:hanging="360"/>
+      </w:pPr>
+      <w:rPr>
+        <w:rFonts w:ascii="Wingdings" w:hAnsi="Wingdings" w:hint="default"/>
+        <w:sz w:val="20"/>
+      </w:rPr>
+    </w:lvl>
+    <w:lvl w:ilvl="4" w:tentative="1">
+      <w:start w:val="1"/>
+      <w:numFmt w:val="bullet"/>
+      <w:lvlText w:val=""/>
+      <w:lvlJc w:val="left"/>
+      <w:pPr>
+        <w:tabs>
+          <w:tab w:val="num" w:pos="3600"/>
+        </w:tabs>
+        <w:ind w:left="3600" w:hanging="360"/>
+      </w:pPr>
+      <w:rPr>
+        <w:rFonts w:ascii="Wingdings" w:hAnsi="Wingdings" w:hint="default"/>
+        <w:sz w:val="20"/>
+      </w:rPr>
+    </w:lvl>
+    <w:lvl w:ilvl="5" w:tentative="1">
+      <w:start w:val="1"/>
+      <w:numFmt w:val="bullet"/>
+      <w:lvlText w:val=""/>
+      <w:lvlJc w:val="left"/>
+      <w:pPr>
+        <w:tabs>
+          <w:tab w:val="num" w:pos="4320"/>
+        </w:tabs>
+        <w:ind w:left="4320" w:hanging="360"/>
+      </w:pPr>
+      <w:rPr>
+        <w:rFonts w:ascii="Wingdings" w:hAnsi="Wingdings" w:hint="default"/>
+        <w:sz w:val="20"/>
+      </w:rPr>
+    </w:lvl>
+    <w:lvl w:ilvl="6" w:tentative="1">
+      <w:start w:val="1"/>
+      <w:numFmt w:val="bullet"/>
+      <w:lvlText w:val=""/>
+      <w:lvlJc w:val="left"/>
+      <w:pPr>
+        <w:tabs>
+          <w:tab w:val="num" w:pos="5040"/>
+        </w:tabs>
+        <w:ind w:left="5040" w:hanging="360"/>
+      </w:pPr>
+      <w:rPr>
+        <w:rFonts w:ascii="Wingdings" w:hAnsi="Wingdings" w:hint="default"/>
+        <w:sz w:val="20"/>
+      </w:rPr>
+    </w:lvl>
+    <w:lvl w:ilvl="7" w:tentative="1">
+      <w:start w:val="1"/>
+      <w:numFmt w:val="bullet"/>
+      <w:lvlText w:val=""/>
+      <w:lvlJc w:val="left"/>
+      <w:pPr>
+        <w:tabs>
+          <w:tab w:val="num" w:pos="5760"/>
+        </w:tabs>
+        <w:ind w:left="5760" w:hanging="360"/>
+      </w:pPr>
+      <w:rPr>
+        <w:rFonts w:ascii="Wingdings" w:hAnsi="Wingdings" w:hint="default"/>
+        <w:sz w:val="20"/>
+      </w:rPr>
+    </w:lvl>
+    <w:lvl w:ilvl="8" w:tentative="1">
+      <w:start w:val="1"/>
+      <w:numFmt w:val="bullet"/>
+      <w:lvlText w:val=""/>
+      <w:lvlJc w:val="left"/>
+      <w:pPr>
+        <w:tabs>
+          <w:tab w:val="num" w:pos="6480"/>
+        </w:tabs>
+        <w:ind w:left="6480" w:hanging="360"/>
+      </w:pPr>
+      <w:rPr>
+        <w:rFonts w:ascii="Wingdings" w:hAnsi="Wingdings" w:hint="default"/>
+        <w:sz w:val="20"/>
+      </w:rPr>
+    </w:lvl>
+  </w:abstractNum>
+  <w:abstractNum w:abstractNumId="2" w15:restartNumberingAfterBreak="0">
     <w:nsid w:val="1C483974"/>
     <w:multiLevelType w:val="multilevel"/>
     <w:tmpl w:val="BC6E80A8"/>
@@ -9064,7 +15073,305 @@
       </w:pPr>
     </w:lvl>
   </w:abstractNum>
-  <w:abstractNum w:abstractNumId="2" w15:restartNumberingAfterBreak="0">
+  <w:abstractNum w:abstractNumId="3" w15:restartNumberingAfterBreak="0">
+    <w:nsid w:val="335C0F65"/>
+    <w:multiLevelType w:val="multilevel"/>
+    <w:tmpl w:val="8C308886"/>
+    <w:lvl w:ilvl="0">
+      <w:start w:val="1"/>
+      <w:numFmt w:val="bullet"/>
+      <w:lvlText w:val=""/>
+      <w:lvlJc w:val="left"/>
+      <w:pPr>
+        <w:tabs>
+          <w:tab w:val="num" w:pos="720"/>
+        </w:tabs>
+        <w:ind w:left="720" w:hanging="360"/>
+      </w:pPr>
+      <w:rPr>
+        <w:rFonts w:ascii="Symbol" w:hAnsi="Symbol" w:hint="default"/>
+        <w:sz w:val="20"/>
+      </w:rPr>
+    </w:lvl>
+    <w:lvl w:ilvl="1">
+      <w:start w:val="1"/>
+      <w:numFmt w:val="bullet"/>
+      <w:lvlText w:val="o"/>
+      <w:lvlJc w:val="left"/>
+      <w:pPr>
+        <w:tabs>
+          <w:tab w:val="num" w:pos="1440"/>
+        </w:tabs>
+        <w:ind w:left="1440" w:hanging="360"/>
+      </w:pPr>
+      <w:rPr>
+        <w:rFonts w:ascii="Courier New" w:hAnsi="Courier New" w:hint="default"/>
+        <w:sz w:val="20"/>
+      </w:rPr>
+    </w:lvl>
+    <w:lvl w:ilvl="2" w:tentative="1">
+      <w:start w:val="1"/>
+      <w:numFmt w:val="bullet"/>
+      <w:lvlText w:val=""/>
+      <w:lvlJc w:val="left"/>
+      <w:pPr>
+        <w:tabs>
+          <w:tab w:val="num" w:pos="2160"/>
+        </w:tabs>
+        <w:ind w:left="2160" w:hanging="360"/>
+      </w:pPr>
+      <w:rPr>
+        <w:rFonts w:ascii="Wingdings" w:hAnsi="Wingdings" w:hint="default"/>
+        <w:sz w:val="20"/>
+      </w:rPr>
+    </w:lvl>
+    <w:lvl w:ilvl="3" w:tentative="1">
+      <w:start w:val="1"/>
+      <w:numFmt w:val="bullet"/>
+      <w:lvlText w:val=""/>
+      <w:lvlJc w:val="left"/>
+      <w:pPr>
+        <w:tabs>
+          <w:tab w:val="num" w:pos="2880"/>
+        </w:tabs>
+        <w:ind w:left="2880" w:hanging="360"/>
+      </w:pPr>
+      <w:rPr>
+        <w:rFonts w:ascii="Wingdings" w:hAnsi="Wingdings" w:hint="default"/>
+        <w:sz w:val="20"/>
+      </w:rPr>
+    </w:lvl>
+    <w:lvl w:ilvl="4" w:tentative="1">
+      <w:start w:val="1"/>
+      <w:numFmt w:val="bullet"/>
+      <w:lvlText w:val=""/>
+      <w:lvlJc w:val="left"/>
+      <w:pPr>
+        <w:tabs>
+          <w:tab w:val="num" w:pos="3600"/>
+        </w:tabs>
+        <w:ind w:left="3600" w:hanging="360"/>
+      </w:pPr>
+      <w:rPr>
+        <w:rFonts w:ascii="Wingdings" w:hAnsi="Wingdings" w:hint="default"/>
+        <w:sz w:val="20"/>
+      </w:rPr>
+    </w:lvl>
+    <w:lvl w:ilvl="5" w:tentative="1">
+      <w:start w:val="1"/>
+      <w:numFmt w:val="bullet"/>
+      <w:lvlText w:val=""/>
+      <w:lvlJc w:val="left"/>
+      <w:pPr>
+        <w:tabs>
+          <w:tab w:val="num" w:pos="4320"/>
+        </w:tabs>
+        <w:ind w:left="4320" w:hanging="360"/>
+      </w:pPr>
+      <w:rPr>
+        <w:rFonts w:ascii="Wingdings" w:hAnsi="Wingdings" w:hint="default"/>
+        <w:sz w:val="20"/>
+      </w:rPr>
+    </w:lvl>
+    <w:lvl w:ilvl="6" w:tentative="1">
+      <w:start w:val="1"/>
+      <w:numFmt w:val="bullet"/>
+      <w:lvlText w:val=""/>
+      <w:lvlJc w:val="left"/>
+      <w:pPr>
+        <w:tabs>
+          <w:tab w:val="num" w:pos="5040"/>
+        </w:tabs>
+        <w:ind w:left="5040" w:hanging="360"/>
+      </w:pPr>
+      <w:rPr>
+        <w:rFonts w:ascii="Wingdings" w:hAnsi="Wingdings" w:hint="default"/>
+        <w:sz w:val="20"/>
+      </w:rPr>
+    </w:lvl>
+    <w:lvl w:ilvl="7" w:tentative="1">
+      <w:start w:val="1"/>
+      <w:numFmt w:val="bullet"/>
+      <w:lvlText w:val=""/>
+      <w:lvlJc w:val="left"/>
+      <w:pPr>
+        <w:tabs>
+          <w:tab w:val="num" w:pos="5760"/>
+        </w:tabs>
+        <w:ind w:left="5760" w:hanging="360"/>
+      </w:pPr>
+      <w:rPr>
+        <w:rFonts w:ascii="Wingdings" w:hAnsi="Wingdings" w:hint="default"/>
+        <w:sz w:val="20"/>
+      </w:rPr>
+    </w:lvl>
+    <w:lvl w:ilvl="8" w:tentative="1">
+      <w:start w:val="1"/>
+      <w:numFmt w:val="bullet"/>
+      <w:lvlText w:val=""/>
+      <w:lvlJc w:val="left"/>
+      <w:pPr>
+        <w:tabs>
+          <w:tab w:val="num" w:pos="6480"/>
+        </w:tabs>
+        <w:ind w:left="6480" w:hanging="360"/>
+      </w:pPr>
+      <w:rPr>
+        <w:rFonts w:ascii="Wingdings" w:hAnsi="Wingdings" w:hint="default"/>
+        <w:sz w:val="20"/>
+      </w:rPr>
+    </w:lvl>
+  </w:abstractNum>
+  <w:abstractNum w:abstractNumId="4" w15:restartNumberingAfterBreak="0">
+    <w:nsid w:val="355829F5"/>
+    <w:multiLevelType w:val="multilevel"/>
+    <w:tmpl w:val="8ECA65D6"/>
+    <w:lvl w:ilvl="0">
+      <w:start w:val="1"/>
+      <w:numFmt w:val="bullet"/>
+      <w:lvlText w:val=""/>
+      <w:lvlJc w:val="left"/>
+      <w:pPr>
+        <w:tabs>
+          <w:tab w:val="num" w:pos="720"/>
+        </w:tabs>
+        <w:ind w:left="720" w:hanging="360"/>
+      </w:pPr>
+      <w:rPr>
+        <w:rFonts w:ascii="Symbol" w:hAnsi="Symbol" w:hint="default"/>
+        <w:sz w:val="20"/>
+      </w:rPr>
+    </w:lvl>
+    <w:lvl w:ilvl="1">
+      <w:start w:val="1"/>
+      <w:numFmt w:val="bullet"/>
+      <w:lvlText w:val="o"/>
+      <w:lvlJc w:val="left"/>
+      <w:pPr>
+        <w:tabs>
+          <w:tab w:val="num" w:pos="1440"/>
+        </w:tabs>
+        <w:ind w:left="1440" w:hanging="360"/>
+      </w:pPr>
+      <w:rPr>
+        <w:rFonts w:ascii="Courier New" w:hAnsi="Courier New" w:hint="default"/>
+        <w:sz w:val="20"/>
+      </w:rPr>
+    </w:lvl>
+    <w:lvl w:ilvl="2" w:tentative="1">
+      <w:start w:val="1"/>
+      <w:numFmt w:val="bullet"/>
+      <w:lvlText w:val=""/>
+      <w:lvlJc w:val="left"/>
+      <w:pPr>
+        <w:tabs>
+          <w:tab w:val="num" w:pos="2160"/>
+        </w:tabs>
+        <w:ind w:left="2160" w:hanging="360"/>
+      </w:pPr>
+      <w:rPr>
+        <w:rFonts w:ascii="Wingdings" w:hAnsi="Wingdings" w:hint="default"/>
+        <w:sz w:val="20"/>
+      </w:rPr>
+    </w:lvl>
+    <w:lvl w:ilvl="3" w:tentative="1">
+      <w:start w:val="1"/>
+      <w:numFmt w:val="bullet"/>
+      <w:lvlText w:val=""/>
+      <w:lvlJc w:val="left"/>
+      <w:pPr>
+        <w:tabs>
+          <w:tab w:val="num" w:pos="2880"/>
+        </w:tabs>
+        <w:ind w:left="2880" w:hanging="360"/>
+      </w:pPr>
+      <w:rPr>
+        <w:rFonts w:ascii="Wingdings" w:hAnsi="Wingdings" w:hint="default"/>
+        <w:sz w:val="20"/>
+      </w:rPr>
+    </w:lvl>
+    <w:lvl w:ilvl="4" w:tentative="1">
+      <w:start w:val="1"/>
+      <w:numFmt w:val="bullet"/>
+      <w:lvlText w:val=""/>
+      <w:lvlJc w:val="left"/>
+      <w:pPr>
+        <w:tabs>
+          <w:tab w:val="num" w:pos="3600"/>
+        </w:tabs>
+        <w:ind w:left="3600" w:hanging="360"/>
+      </w:pPr>
+      <w:rPr>
+        <w:rFonts w:ascii="Wingdings" w:hAnsi="Wingdings" w:hint="default"/>
+        <w:sz w:val="20"/>
+      </w:rPr>
+    </w:lvl>
+    <w:lvl w:ilvl="5" w:tentative="1">
+      <w:start w:val="1"/>
+      <w:numFmt w:val="bullet"/>
+      <w:lvlText w:val=""/>
+      <w:lvlJc w:val="left"/>
+      <w:pPr>
+        <w:tabs>
+          <w:tab w:val="num" w:pos="4320"/>
+        </w:tabs>
+        <w:ind w:left="4320" w:hanging="360"/>
+      </w:pPr>
+      <w:rPr>
+        <w:rFonts w:ascii="Wingdings" w:hAnsi="Wingdings" w:hint="default"/>
+        <w:sz w:val="20"/>
+      </w:rPr>
+    </w:lvl>
+    <w:lvl w:ilvl="6" w:tentative="1">
+      <w:start w:val="1"/>
+      <w:numFmt w:val="bullet"/>
+      <w:lvlText w:val=""/>
+      <w:lvlJc w:val="left"/>
+      <w:pPr>
+        <w:tabs>
+          <w:tab w:val="num" w:pos="5040"/>
+        </w:tabs>
+        <w:ind w:left="5040" w:hanging="360"/>
+      </w:pPr>
+      <w:rPr>
+        <w:rFonts w:ascii="Wingdings" w:hAnsi="Wingdings" w:hint="default"/>
+        <w:sz w:val="20"/>
+      </w:rPr>
+    </w:lvl>
+    <w:lvl w:ilvl="7" w:tentative="1">
+      <w:start w:val="1"/>
+      <w:numFmt w:val="bullet"/>
+      <w:lvlText w:val=""/>
+      <w:lvlJc w:val="left"/>
+      <w:pPr>
+        <w:tabs>
+          <w:tab w:val="num" w:pos="5760"/>
+        </w:tabs>
+        <w:ind w:left="5760" w:hanging="360"/>
+      </w:pPr>
+      <w:rPr>
+        <w:rFonts w:ascii="Wingdings" w:hAnsi="Wingdings" w:hint="default"/>
+        <w:sz w:val="20"/>
+      </w:rPr>
+    </w:lvl>
+    <w:lvl w:ilvl="8" w:tentative="1">
+      <w:start w:val="1"/>
+      <w:numFmt w:val="bullet"/>
+      <w:lvlText w:val=""/>
+      <w:lvlJc w:val="left"/>
+      <w:pPr>
+        <w:tabs>
+          <w:tab w:val="num" w:pos="6480"/>
+        </w:tabs>
+        <w:ind w:left="6480" w:hanging="360"/>
+      </w:pPr>
+      <w:rPr>
+        <w:rFonts w:ascii="Wingdings" w:hAnsi="Wingdings" w:hint="default"/>
+        <w:sz w:val="20"/>
+      </w:rPr>
+    </w:lvl>
+  </w:abstractNum>
+  <w:abstractNum w:abstractNumId="5" w15:restartNumberingAfterBreak="0">
     <w:nsid w:val="428D5DAC"/>
     <w:multiLevelType w:val="multilevel"/>
     <w:tmpl w:val="96A00E12"/>
@@ -9213,7 +15520,7 @@
       </w:rPr>
     </w:lvl>
   </w:abstractNum>
-  <w:abstractNum w:abstractNumId="3" w15:restartNumberingAfterBreak="0">
+  <w:abstractNum w:abstractNumId="6" w15:restartNumberingAfterBreak="0">
     <w:nsid w:val="6E4059B9"/>
     <w:multiLevelType w:val="multilevel"/>
     <w:tmpl w:val="C150994A"/>
@@ -9362,17 +15669,178 @@
       </w:rPr>
     </w:lvl>
   </w:abstractNum>
+  <w:abstractNum w:abstractNumId="7" w15:restartNumberingAfterBreak="0">
+    <w:nsid w:val="7BBD60F0"/>
+    <w:multiLevelType w:val="multilevel"/>
+    <w:tmpl w:val="6A10874E"/>
+    <w:lvl w:ilvl="0">
+      <w:start w:val="1"/>
+      <w:numFmt w:val="bullet"/>
+      <w:lvlText w:val=""/>
+      <w:lvlJc w:val="left"/>
+      <w:pPr>
+        <w:tabs>
+          <w:tab w:val="num" w:pos="720"/>
+        </w:tabs>
+        <w:ind w:left="720" w:hanging="360"/>
+      </w:pPr>
+      <w:rPr>
+        <w:rFonts w:ascii="Symbol" w:hAnsi="Symbol" w:hint="default"/>
+        <w:sz w:val="20"/>
+      </w:rPr>
+    </w:lvl>
+    <w:lvl w:ilvl="1" w:tentative="1">
+      <w:start w:val="1"/>
+      <w:numFmt w:val="bullet"/>
+      <w:lvlText w:val="o"/>
+      <w:lvlJc w:val="left"/>
+      <w:pPr>
+        <w:tabs>
+          <w:tab w:val="num" w:pos="1440"/>
+        </w:tabs>
+        <w:ind w:left="1440" w:hanging="360"/>
+      </w:pPr>
+      <w:rPr>
+        <w:rFonts w:ascii="Courier New" w:hAnsi="Courier New" w:hint="default"/>
+        <w:sz w:val="20"/>
+      </w:rPr>
+    </w:lvl>
+    <w:lvl w:ilvl="2" w:tentative="1">
+      <w:start w:val="1"/>
+      <w:numFmt w:val="bullet"/>
+      <w:lvlText w:val=""/>
+      <w:lvlJc w:val="left"/>
+      <w:pPr>
+        <w:tabs>
+          <w:tab w:val="num" w:pos="2160"/>
+        </w:tabs>
+        <w:ind w:left="2160" w:hanging="360"/>
+      </w:pPr>
+      <w:rPr>
+        <w:rFonts w:ascii="Wingdings" w:hAnsi="Wingdings" w:hint="default"/>
+        <w:sz w:val="20"/>
+      </w:rPr>
+    </w:lvl>
+    <w:lvl w:ilvl="3" w:tentative="1">
+      <w:start w:val="1"/>
+      <w:numFmt w:val="bullet"/>
+      <w:lvlText w:val=""/>
+      <w:lvlJc w:val="left"/>
+      <w:pPr>
+        <w:tabs>
+          <w:tab w:val="num" w:pos="2880"/>
+        </w:tabs>
+        <w:ind w:left="2880" w:hanging="360"/>
+      </w:pPr>
+      <w:rPr>
+        <w:rFonts w:ascii="Wingdings" w:hAnsi="Wingdings" w:hint="default"/>
+        <w:sz w:val="20"/>
+      </w:rPr>
+    </w:lvl>
+    <w:lvl w:ilvl="4" w:tentative="1">
+      <w:start w:val="1"/>
+      <w:numFmt w:val="bullet"/>
+      <w:lvlText w:val=""/>
+      <w:lvlJc w:val="left"/>
+      <w:pPr>
+        <w:tabs>
+          <w:tab w:val="num" w:pos="3600"/>
+        </w:tabs>
+        <w:ind w:left="3600" w:hanging="360"/>
+      </w:pPr>
+      <w:rPr>
+        <w:rFonts w:ascii="Wingdings" w:hAnsi="Wingdings" w:hint="default"/>
+        <w:sz w:val="20"/>
+      </w:rPr>
+    </w:lvl>
+    <w:lvl w:ilvl="5" w:tentative="1">
+      <w:start w:val="1"/>
+      <w:numFmt w:val="bullet"/>
+      <w:lvlText w:val=""/>
+      <w:lvlJc w:val="left"/>
+      <w:pPr>
+        <w:tabs>
+          <w:tab w:val="num" w:pos="4320"/>
+        </w:tabs>
+        <w:ind w:left="4320" w:hanging="360"/>
+      </w:pPr>
+      <w:rPr>
+        <w:rFonts w:ascii="Wingdings" w:hAnsi="Wingdings" w:hint="default"/>
+        <w:sz w:val="20"/>
+      </w:rPr>
+    </w:lvl>
+    <w:lvl w:ilvl="6" w:tentative="1">
+      <w:start w:val="1"/>
+      <w:numFmt w:val="bullet"/>
+      <w:lvlText w:val=""/>
+      <w:lvlJc w:val="left"/>
+      <w:pPr>
+        <w:tabs>
+          <w:tab w:val="num" w:pos="5040"/>
+        </w:tabs>
+        <w:ind w:left="5040" w:hanging="360"/>
+      </w:pPr>
+      <w:rPr>
+        <w:rFonts w:ascii="Wingdings" w:hAnsi="Wingdings" w:hint="default"/>
+        <w:sz w:val="20"/>
+      </w:rPr>
+    </w:lvl>
+    <w:lvl w:ilvl="7" w:tentative="1">
+      <w:start w:val="1"/>
+      <w:numFmt w:val="bullet"/>
+      <w:lvlText w:val=""/>
+      <w:lvlJc w:val="left"/>
+      <w:pPr>
+        <w:tabs>
+          <w:tab w:val="num" w:pos="5760"/>
+        </w:tabs>
+        <w:ind w:left="5760" w:hanging="360"/>
+      </w:pPr>
+      <w:rPr>
+        <w:rFonts w:ascii="Wingdings" w:hAnsi="Wingdings" w:hint="default"/>
+        <w:sz w:val="20"/>
+      </w:rPr>
+    </w:lvl>
+    <w:lvl w:ilvl="8" w:tentative="1">
+      <w:start w:val="1"/>
+      <w:numFmt w:val="bullet"/>
+      <w:lvlText w:val=""/>
+      <w:lvlJc w:val="left"/>
+      <w:pPr>
+        <w:tabs>
+          <w:tab w:val="num" w:pos="6480"/>
+        </w:tabs>
+        <w:ind w:left="6480" w:hanging="360"/>
+      </w:pPr>
+      <w:rPr>
+        <w:rFonts w:ascii="Wingdings" w:hAnsi="Wingdings" w:hint="default"/>
+        <w:sz w:val="20"/>
+      </w:rPr>
+    </w:lvl>
+  </w:abstractNum>
   <w:num w:numId="1">
-    <w:abstractNumId w:val="3"/>
+    <w:abstractNumId w:val="6"/>
   </w:num>
   <w:num w:numId="2">
     <w:abstractNumId w:val="0"/>
   </w:num>
   <w:num w:numId="3">
+    <w:abstractNumId w:val="5"/>
+  </w:num>
+  <w:num w:numId="4">
     <w:abstractNumId w:val="2"/>
   </w:num>
-  <w:num w:numId="4">
+  <w:num w:numId="5">
+    <w:abstractNumId w:val="4"/>
+  </w:num>
+  <w:num w:numId="6">
     <w:abstractNumId w:val="1"/>
+  </w:num>
+  <w:num w:numId="7">
+    <w:abstractNumId w:val="3"/>
+  </w:num>
+  <w:num w:numId="8">
+    <w:abstractNumId w:val="7"/>
   </w:num>
 </w:numbering>
 </file>

--- a/documents/Clinical Data Extraction from Medical Reports using GBERT.docx
+++ b/documents/Clinical Data Extraction from Medical Reports using GBERT.docx
@@ -1,6 +1,6 @@
 
 <file path=word/document.xml><?xml version="1.0" encoding="utf-8"?>
-<w:document xmlns:wpc="http://schemas.microsoft.com/office/word/2010/wordprocessingCanvas" xmlns:cx="http://schemas.microsoft.com/office/drawing/2014/chartex" xmlns:cx1="http://schemas.microsoft.com/office/drawing/2015/9/8/chartex" xmlns:mc="http://schemas.openxmlformats.org/markup-compatibility/2006" xmlns:o="urn:schemas-microsoft-com:office:office" xmlns:r="http://schemas.openxmlformats.org/officeDocument/2006/relationships" xmlns:m="http://schemas.openxmlformats.org/officeDocument/2006/math" xmlns:v="urn:schemas-microsoft-com:vml" xmlns:wp14="http://schemas.microsoft.com/office/word/2010/wordprocessingDrawing" xmlns:wp="http://schemas.openxmlformats.org/drawingml/2006/wordprocessingDrawing" xmlns:w10="urn:schemas-microsoft-com:office:word" xmlns:w="http://schemas.openxmlformats.org/wordprocessingml/2006/main" xmlns:w14="http://schemas.microsoft.com/office/word/2010/wordml" xmlns:w15="http://schemas.microsoft.com/office/word/2012/wordml" xmlns:w16se="http://schemas.microsoft.com/office/word/2015/wordml/symex" xmlns:wpg="http://schemas.microsoft.com/office/word/2010/wordprocessingGroup" xmlns:wpi="http://schemas.microsoft.com/office/word/2010/wordprocessingInk" xmlns:wne="http://schemas.microsoft.com/office/word/2006/wordml" xmlns:wps="http://schemas.microsoft.com/office/word/2010/wordprocessingShape" mc:Ignorable="w14 w15 w16se wp14">
+<w:document xmlns:wpc="http://schemas.microsoft.com/office/word/2010/wordprocessingCanvas" xmlns:cx="http://schemas.microsoft.com/office/drawing/2014/chartex" xmlns:cx1="http://schemas.microsoft.com/office/drawing/2015/9/8/chartex" xmlns:cx2="http://schemas.microsoft.com/office/drawing/2015/10/21/chartex" xmlns:cx3="http://schemas.microsoft.com/office/drawing/2016/5/9/chartex" xmlns:cx4="http://schemas.microsoft.com/office/drawing/2016/5/10/chartex" xmlns:cx5="http://schemas.microsoft.com/office/drawing/2016/5/11/chartex" xmlns:cx6="http://schemas.microsoft.com/office/drawing/2016/5/12/chartex" xmlns:cx7="http://schemas.microsoft.com/office/drawing/2016/5/13/chartex" xmlns:cx8="http://schemas.microsoft.com/office/drawing/2016/5/14/chartex" xmlns:mc="http://schemas.openxmlformats.org/markup-compatibility/2006" xmlns:aink="http://schemas.microsoft.com/office/drawing/2016/ink" xmlns:am3d="http://schemas.microsoft.com/office/drawing/2017/model3d" xmlns:o="urn:schemas-microsoft-com:office:office" xmlns:oel="http://schemas.microsoft.com/office/2019/extlst" xmlns:r="http://schemas.openxmlformats.org/officeDocument/2006/relationships" xmlns:m="http://schemas.openxmlformats.org/officeDocument/2006/math" xmlns:v="urn:schemas-microsoft-com:vml" xmlns:wp14="http://schemas.microsoft.com/office/word/2010/wordprocessingDrawing" xmlns:wp="http://schemas.openxmlformats.org/drawingml/2006/wordprocessingDrawing" xmlns:w10="urn:schemas-microsoft-com:office:word" xmlns:w="http://schemas.openxmlformats.org/wordprocessingml/2006/main" xmlns:w14="http://schemas.microsoft.com/office/word/2010/wordml" xmlns:w15="http://schemas.microsoft.com/office/word/2012/wordml" xmlns:w16cex="http://schemas.microsoft.com/office/word/2018/wordml/cex" xmlns:w16cid="http://schemas.microsoft.com/office/word/2016/wordml/cid" xmlns:w16="http://schemas.microsoft.com/office/word/2018/wordml" xmlns:w16sdtdh="http://schemas.microsoft.com/office/word/2020/wordml/sdtdatahash" xmlns:w16se="http://schemas.microsoft.com/office/word/2015/wordml/symex" xmlns:wpg="http://schemas.microsoft.com/office/word/2010/wordprocessingGroup" xmlns:wpi="http://schemas.microsoft.com/office/word/2010/wordprocessingInk" xmlns:wne="http://schemas.microsoft.com/office/word/2006/wordml" xmlns:wps="http://schemas.microsoft.com/office/word/2010/wordprocessingShape" mc:Ignorable="w14 w15 w16se w16cid w16 w16cex w16sdtdh wp14">
   <w:body>
     <w:p>
       <w:pPr>
@@ -175,18 +175,6 @@
       <w:r>
         <w:rPr>
           <w:rFonts w:eastAsia="Times New Roman" w:cstheme="minorHAnsi"/>
-          <w:b/>
-          <w:bCs/>
-          <w:i/>
-          <w:sz w:val="16"/>
-          <w:szCs w:val="24"/>
-          <w:lang w:eastAsia="de-DE"/>
-        </w:rPr>
-        <w:t>Michele Bufano et al…</w:t>
-      </w:r>
-      <w:r>
-        <w:rPr>
-          <w:rFonts w:eastAsia="Times New Roman" w:cstheme="minorHAnsi"/>
           <w:i/>
           <w:sz w:val="20"/>
           <w:szCs w:val="24"/>
@@ -697,27 +685,7 @@
           <w:szCs w:val="24"/>
           <w:lang w:eastAsia="de-DE"/>
         </w:rPr>
-        <w:t xml:space="preserve">, </w:t>
-      </w:r>
-      <w:proofErr w:type="spellStart"/>
-      <w:r>
-        <w:rPr>
-          <w:rFonts w:eastAsia="Times New Roman" w:cstheme="minorHAnsi"/>
-          <w:sz w:val="20"/>
-          <w:szCs w:val="24"/>
-          <w:lang w:eastAsia="de-DE"/>
-        </w:rPr>
-        <w:t>and</w:t>
-      </w:r>
-      <w:proofErr w:type="spellEnd"/>
-      <w:r>
-        <w:rPr>
-          <w:rFonts w:eastAsia="Times New Roman" w:cstheme="minorHAnsi"/>
-          <w:sz w:val="20"/>
-          <w:szCs w:val="24"/>
-          <w:lang w:eastAsia="de-DE"/>
-        </w:rPr>
-        <w:t xml:space="preserve"> </w:t>
+        <w:t xml:space="preserve">, and </w:t>
       </w:r>
       <w:proofErr w:type="spellStart"/>
       <w:r>
@@ -737,27 +705,7 @@
           <w:szCs w:val="24"/>
           <w:lang w:eastAsia="de-DE"/>
         </w:rPr>
-        <w:t xml:space="preserve"> </w:t>
-      </w:r>
-      <w:proofErr w:type="spellStart"/>
-      <w:r>
-        <w:rPr>
-          <w:rFonts w:eastAsia="Times New Roman" w:cstheme="minorHAnsi"/>
-          <w:sz w:val="20"/>
-          <w:szCs w:val="24"/>
-          <w:lang w:eastAsia="de-DE"/>
-        </w:rPr>
-        <w:t>support</w:t>
-      </w:r>
-      <w:proofErr w:type="spellEnd"/>
-      <w:r>
-        <w:rPr>
-          <w:rFonts w:eastAsia="Times New Roman" w:cstheme="minorHAnsi"/>
-          <w:sz w:val="20"/>
-          <w:szCs w:val="24"/>
-          <w:lang w:eastAsia="de-DE"/>
-        </w:rPr>
-        <w:t xml:space="preserve">. </w:t>
+        <w:t xml:space="preserve"> support. </w:t>
       </w:r>
       <w:proofErr w:type="spellStart"/>
       <w:r>
@@ -797,27 +745,7 @@
           <w:szCs w:val="24"/>
           <w:lang w:eastAsia="de-DE"/>
         </w:rPr>
-        <w:t xml:space="preserve"> an open-</w:t>
-      </w:r>
-      <w:proofErr w:type="spellStart"/>
-      <w:r>
-        <w:rPr>
-          <w:rFonts w:eastAsia="Times New Roman" w:cstheme="minorHAnsi"/>
-          <w:sz w:val="20"/>
-          <w:szCs w:val="24"/>
-          <w:lang w:eastAsia="de-DE"/>
-        </w:rPr>
-        <w:t>source</w:t>
-      </w:r>
-      <w:proofErr w:type="spellEnd"/>
-      <w:r>
-        <w:rPr>
-          <w:rFonts w:eastAsia="Times New Roman" w:cstheme="minorHAnsi"/>
-          <w:sz w:val="20"/>
-          <w:szCs w:val="24"/>
-          <w:lang w:eastAsia="de-DE"/>
-        </w:rPr>
-        <w:t xml:space="preserve"> </w:t>
+        <w:t xml:space="preserve"> an open-source </w:t>
       </w:r>
       <w:proofErr w:type="spellStart"/>
       <w:r>
@@ -1097,27 +1025,7 @@
           <w:szCs w:val="24"/>
           <w:lang w:eastAsia="de-DE"/>
         </w:rPr>
-        <w:t xml:space="preserve">-tuning, </w:t>
-      </w:r>
-      <w:proofErr w:type="spellStart"/>
-      <w:r>
-        <w:rPr>
-          <w:rFonts w:eastAsia="Times New Roman" w:cstheme="minorHAnsi"/>
-          <w:sz w:val="20"/>
-          <w:szCs w:val="24"/>
-          <w:lang w:eastAsia="de-DE"/>
-        </w:rPr>
-        <w:t>and</w:t>
-      </w:r>
-      <w:proofErr w:type="spellEnd"/>
-      <w:r>
-        <w:rPr>
-          <w:rFonts w:eastAsia="Times New Roman" w:cstheme="minorHAnsi"/>
-          <w:sz w:val="20"/>
-          <w:szCs w:val="24"/>
-          <w:lang w:eastAsia="de-DE"/>
-        </w:rPr>
-        <w:t xml:space="preserve"> a </w:t>
+        <w:t xml:space="preserve">-tuning, and a </w:t>
       </w:r>
       <w:proofErr w:type="spellStart"/>
       <w:r>
@@ -1477,27 +1385,7 @@
           <w:szCs w:val="24"/>
           <w:lang w:eastAsia="de-DE"/>
         </w:rPr>
-        <w:t xml:space="preserve"> </w:t>
-      </w:r>
-      <w:proofErr w:type="spellStart"/>
-      <w:r>
-        <w:rPr>
-          <w:rFonts w:eastAsia="Times New Roman" w:cstheme="minorHAnsi"/>
-          <w:sz w:val="20"/>
-          <w:szCs w:val="24"/>
-          <w:lang w:eastAsia="de-DE"/>
-        </w:rPr>
-        <w:t>and</w:t>
-      </w:r>
-      <w:proofErr w:type="spellEnd"/>
-      <w:r>
-        <w:rPr>
-          <w:rFonts w:eastAsia="Times New Roman" w:cstheme="minorHAnsi"/>
-          <w:sz w:val="20"/>
-          <w:szCs w:val="24"/>
-          <w:lang w:eastAsia="de-DE"/>
-        </w:rPr>
-        <w:t xml:space="preserve"> </w:t>
+        <w:t xml:space="preserve"> and </w:t>
       </w:r>
       <w:proofErr w:type="spellStart"/>
       <w:r>
@@ -1615,27 +1503,7 @@
           <w:szCs w:val="24"/>
           <w:lang w:eastAsia="de-DE"/>
         </w:rPr>
-        <w:t xml:space="preserve">Electronic </w:t>
-      </w:r>
-      <w:proofErr w:type="spellStart"/>
-      <w:r>
-        <w:rPr>
-          <w:rFonts w:eastAsia="Times New Roman" w:cstheme="minorHAnsi"/>
-          <w:sz w:val="20"/>
-          <w:szCs w:val="24"/>
-          <w:lang w:eastAsia="de-DE"/>
-        </w:rPr>
-        <w:t>Health</w:t>
-      </w:r>
-      <w:proofErr w:type="spellEnd"/>
-      <w:r>
-        <w:rPr>
-          <w:rFonts w:eastAsia="Times New Roman" w:cstheme="minorHAnsi"/>
-          <w:sz w:val="20"/>
-          <w:szCs w:val="24"/>
-          <w:lang w:eastAsia="de-DE"/>
-        </w:rPr>
-        <w:t xml:space="preserve"> Records (EHRs) </w:t>
+        <w:t xml:space="preserve">Electronic Health Records (EHRs) </w:t>
       </w:r>
       <w:proofErr w:type="spellStart"/>
       <w:r>
@@ -1715,27 +1583,7 @@
           <w:szCs w:val="24"/>
           <w:lang w:eastAsia="de-DE"/>
         </w:rPr>
-        <w:t xml:space="preserve"> </w:t>
-      </w:r>
-      <w:proofErr w:type="spellStart"/>
-      <w:r>
-        <w:rPr>
-          <w:rFonts w:eastAsia="Times New Roman" w:cstheme="minorHAnsi"/>
-          <w:sz w:val="20"/>
-          <w:szCs w:val="24"/>
-          <w:lang w:eastAsia="de-DE"/>
-        </w:rPr>
-        <w:t>and</w:t>
-      </w:r>
-      <w:proofErr w:type="spellEnd"/>
-      <w:r>
-        <w:rPr>
-          <w:rFonts w:eastAsia="Times New Roman" w:cstheme="minorHAnsi"/>
-          <w:sz w:val="20"/>
-          <w:szCs w:val="24"/>
-          <w:lang w:eastAsia="de-DE"/>
-        </w:rPr>
-        <w:t xml:space="preserve"> </w:t>
+        <w:t xml:space="preserve"> and </w:t>
       </w:r>
       <w:proofErr w:type="spellStart"/>
       <w:r>
@@ -2215,27 +2063,7 @@
           <w:szCs w:val="24"/>
           <w:lang w:eastAsia="de-DE"/>
         </w:rPr>
-        <w:t xml:space="preserve"> </w:t>
-      </w:r>
-      <w:proofErr w:type="spellStart"/>
-      <w:r>
-        <w:rPr>
-          <w:rFonts w:eastAsia="Times New Roman" w:cstheme="minorHAnsi"/>
-          <w:sz w:val="20"/>
-          <w:szCs w:val="24"/>
-          <w:lang w:eastAsia="de-DE"/>
-        </w:rPr>
-        <w:t>support</w:t>
-      </w:r>
-      <w:proofErr w:type="spellEnd"/>
-      <w:r>
-        <w:rPr>
-          <w:rFonts w:eastAsia="Times New Roman" w:cstheme="minorHAnsi"/>
-          <w:sz w:val="20"/>
-          <w:szCs w:val="24"/>
-          <w:lang w:eastAsia="de-DE"/>
-        </w:rPr>
-        <w:t>—</w:t>
+        <w:t xml:space="preserve"> support—</w:t>
       </w:r>
       <w:proofErr w:type="spellStart"/>
       <w:r>
@@ -2506,27 +2334,7 @@
           <w:szCs w:val="24"/>
           <w:lang w:eastAsia="de-DE"/>
         </w:rPr>
-        <w:t xml:space="preserve"> </w:t>
-      </w:r>
-      <w:proofErr w:type="spellStart"/>
-      <w:r>
-        <w:rPr>
-          <w:rFonts w:eastAsia="Times New Roman" w:cstheme="minorHAnsi"/>
-          <w:sz w:val="20"/>
-          <w:szCs w:val="24"/>
-          <w:lang w:eastAsia="de-DE"/>
-        </w:rPr>
-        <w:t>and</w:t>
-      </w:r>
-      <w:proofErr w:type="spellEnd"/>
-      <w:r>
-        <w:rPr>
-          <w:rFonts w:eastAsia="Times New Roman" w:cstheme="minorHAnsi"/>
-          <w:sz w:val="20"/>
-          <w:szCs w:val="24"/>
-          <w:lang w:eastAsia="de-DE"/>
-        </w:rPr>
-        <w:t xml:space="preserve"> </w:t>
+        <w:t xml:space="preserve"> and </w:t>
       </w:r>
       <w:proofErr w:type="spellStart"/>
       <w:r>
@@ -2906,27 +2714,7 @@
           <w:szCs w:val="24"/>
           <w:lang w:eastAsia="de-DE"/>
         </w:rPr>
-        <w:t xml:space="preserve"> German, </w:t>
-      </w:r>
-      <w:proofErr w:type="spellStart"/>
-      <w:r>
-        <w:rPr>
-          <w:rFonts w:eastAsia="Times New Roman" w:cstheme="minorHAnsi"/>
-          <w:sz w:val="20"/>
-          <w:szCs w:val="24"/>
-          <w:lang w:eastAsia="de-DE"/>
-        </w:rPr>
-        <w:t>and</w:t>
-      </w:r>
-      <w:proofErr w:type="spellEnd"/>
-      <w:r>
-        <w:rPr>
-          <w:rFonts w:eastAsia="Times New Roman" w:cstheme="minorHAnsi"/>
-          <w:sz w:val="20"/>
-          <w:szCs w:val="24"/>
-          <w:lang w:eastAsia="de-DE"/>
-        </w:rPr>
-        <w:t xml:space="preserve"> </w:t>
+        <w:t xml:space="preserve"> German, and </w:t>
       </w:r>
       <w:proofErr w:type="spellStart"/>
       <w:r>
@@ -2946,27 +2734,7 @@
           <w:szCs w:val="24"/>
           <w:lang w:eastAsia="de-DE"/>
         </w:rPr>
-        <w:t xml:space="preserve"> </w:t>
-      </w:r>
-      <w:proofErr w:type="spellStart"/>
-      <w:r>
-        <w:rPr>
-          <w:rFonts w:eastAsia="Times New Roman" w:cstheme="minorHAnsi"/>
-          <w:sz w:val="20"/>
-          <w:szCs w:val="24"/>
-          <w:lang w:eastAsia="de-DE"/>
-        </w:rPr>
-        <w:t>it</w:t>
-      </w:r>
-      <w:proofErr w:type="spellEnd"/>
-      <w:r>
-        <w:rPr>
-          <w:rFonts w:eastAsia="Times New Roman" w:cstheme="minorHAnsi"/>
-          <w:sz w:val="20"/>
-          <w:szCs w:val="24"/>
-          <w:lang w:eastAsia="de-DE"/>
-        </w:rPr>
-        <w:t xml:space="preserve"> </w:t>
+        <w:t xml:space="preserve"> it </w:t>
       </w:r>
       <w:proofErr w:type="spellStart"/>
       <w:r>
@@ -3042,21 +2810,8 @@
           <w:szCs w:val="36"/>
           <w:lang w:eastAsia="de-DE"/>
         </w:rPr>
-        <w:t xml:space="preserve">2. </w:t>
-      </w:r>
-      <w:proofErr w:type="spellStart"/>
-      <w:r>
-        <w:rPr>
-          <w:rFonts w:eastAsia="Times New Roman" w:cstheme="minorHAnsi"/>
-          <w:b/>
-          <w:bCs/>
-          <w:sz w:val="28"/>
-          <w:szCs w:val="36"/>
-          <w:lang w:eastAsia="de-DE"/>
-        </w:rPr>
-        <w:t>Methods</w:t>
-      </w:r>
-      <w:proofErr w:type="spellEnd"/>
+        <w:t>2. Methods</w:t>
+      </w:r>
     </w:p>
     <w:p>
       <w:pPr>
@@ -3448,27 +3203,7 @@
           <w:szCs w:val="24"/>
           <w:lang w:eastAsia="de-DE"/>
         </w:rPr>
-        <w:t xml:space="preserve"> </w:t>
-      </w:r>
-      <w:proofErr w:type="spellStart"/>
-      <w:r>
-        <w:rPr>
-          <w:rFonts w:eastAsia="Times New Roman" w:cstheme="minorHAnsi"/>
-          <w:sz w:val="20"/>
-          <w:szCs w:val="24"/>
-          <w:lang w:eastAsia="de-DE"/>
-        </w:rPr>
-        <w:t>and</w:t>
-      </w:r>
-      <w:proofErr w:type="spellEnd"/>
-      <w:r>
-        <w:rPr>
-          <w:rFonts w:eastAsia="Times New Roman" w:cstheme="minorHAnsi"/>
-          <w:sz w:val="20"/>
-          <w:szCs w:val="24"/>
-          <w:lang w:eastAsia="de-DE"/>
-        </w:rPr>
-        <w:t xml:space="preserve"> </w:t>
+        <w:t xml:space="preserve"> and </w:t>
       </w:r>
       <w:proofErr w:type="spellStart"/>
       <w:r>
@@ -3548,27 +3283,7 @@
           <w:szCs w:val="24"/>
           <w:lang w:eastAsia="de-DE"/>
         </w:rPr>
-        <w:t xml:space="preserve">, </w:t>
-      </w:r>
-      <w:proofErr w:type="spellStart"/>
-      <w:r>
-        <w:rPr>
-          <w:rFonts w:eastAsia="Times New Roman" w:cstheme="minorHAnsi"/>
-          <w:sz w:val="20"/>
-          <w:szCs w:val="24"/>
-          <w:lang w:eastAsia="de-DE"/>
-        </w:rPr>
-        <w:t>and</w:t>
-      </w:r>
-      <w:proofErr w:type="spellEnd"/>
-      <w:r>
-        <w:rPr>
-          <w:rFonts w:eastAsia="Times New Roman" w:cstheme="minorHAnsi"/>
-          <w:sz w:val="20"/>
-          <w:szCs w:val="24"/>
-          <w:lang w:eastAsia="de-DE"/>
-        </w:rPr>
-        <w:t xml:space="preserve"> </w:t>
+        <w:t xml:space="preserve">, and </w:t>
       </w:r>
       <w:proofErr w:type="spellStart"/>
       <w:r>
@@ -3922,27 +3637,7 @@
           <w:szCs w:val="24"/>
           <w:lang w:eastAsia="de-DE"/>
         </w:rPr>
-        <w:t xml:space="preserve"> </w:t>
-      </w:r>
-      <w:proofErr w:type="spellStart"/>
-      <w:r>
-        <w:rPr>
-          <w:rFonts w:eastAsia="Times New Roman" w:cstheme="minorHAnsi"/>
-          <w:sz w:val="20"/>
-          <w:szCs w:val="24"/>
-          <w:lang w:eastAsia="de-DE"/>
-        </w:rPr>
-        <w:t>and</w:t>
-      </w:r>
-      <w:proofErr w:type="spellEnd"/>
-      <w:r>
-        <w:rPr>
-          <w:rFonts w:eastAsia="Times New Roman" w:cstheme="minorHAnsi"/>
-          <w:sz w:val="20"/>
-          <w:szCs w:val="24"/>
-          <w:lang w:eastAsia="de-DE"/>
-        </w:rPr>
-        <w:t xml:space="preserve"> </w:t>
+        <w:t xml:space="preserve"> and </w:t>
       </w:r>
       <w:proofErr w:type="spellStart"/>
       <w:r>
@@ -4202,27 +3897,7 @@
           <w:szCs w:val="24"/>
           <w:lang w:eastAsia="de-DE"/>
         </w:rPr>
-        <w:t xml:space="preserve"> span, </w:t>
-      </w:r>
-      <w:proofErr w:type="spellStart"/>
-      <w:r>
-        <w:rPr>
-          <w:rFonts w:eastAsia="Times New Roman" w:cstheme="minorHAnsi"/>
-          <w:sz w:val="20"/>
-          <w:szCs w:val="24"/>
-          <w:lang w:eastAsia="de-DE"/>
-        </w:rPr>
-        <w:t>and</w:t>
-      </w:r>
-      <w:proofErr w:type="spellEnd"/>
-      <w:r>
-        <w:rPr>
-          <w:rFonts w:eastAsia="Times New Roman" w:cstheme="minorHAnsi"/>
-          <w:sz w:val="20"/>
-          <w:szCs w:val="24"/>
-          <w:lang w:eastAsia="de-DE"/>
-        </w:rPr>
-        <w:t xml:space="preserve"> </w:t>
+        <w:t xml:space="preserve"> span, and </w:t>
       </w:r>
       <w:proofErr w:type="spellStart"/>
       <w:r>
@@ -4956,27 +4631,7 @@
           <w:szCs w:val="24"/>
           <w:lang w:eastAsia="de-DE"/>
         </w:rPr>
-        <w:t xml:space="preserve">, </w:t>
-      </w:r>
-      <w:proofErr w:type="spellStart"/>
-      <w:r>
-        <w:rPr>
-          <w:rFonts w:eastAsia="Times New Roman" w:cstheme="minorHAnsi"/>
-          <w:sz w:val="20"/>
-          <w:szCs w:val="24"/>
-          <w:lang w:eastAsia="de-DE"/>
-        </w:rPr>
-        <w:t>and</w:t>
-      </w:r>
-      <w:proofErr w:type="spellEnd"/>
-      <w:r>
-        <w:rPr>
-          <w:rFonts w:eastAsia="Times New Roman" w:cstheme="minorHAnsi"/>
-          <w:sz w:val="20"/>
-          <w:szCs w:val="24"/>
-          <w:lang w:eastAsia="de-DE"/>
-        </w:rPr>
-        <w:t xml:space="preserve"> F1-score. A </w:t>
+        <w:t xml:space="preserve">, and F1-score. A </w:t>
       </w:r>
       <w:proofErr w:type="spellStart"/>
       <w:r>
@@ -5076,27 +4731,7 @@
           <w:szCs w:val="24"/>
           <w:lang w:eastAsia="de-DE"/>
         </w:rPr>
-        <w:t xml:space="preserve"> </w:t>
-      </w:r>
-      <w:proofErr w:type="spellStart"/>
-      <w:r>
-        <w:rPr>
-          <w:rFonts w:eastAsia="Times New Roman" w:cstheme="minorHAnsi"/>
-          <w:sz w:val="20"/>
-          <w:szCs w:val="24"/>
-          <w:lang w:eastAsia="de-DE"/>
-        </w:rPr>
-        <w:t>and</w:t>
-      </w:r>
-      <w:proofErr w:type="spellEnd"/>
-      <w:r>
-        <w:rPr>
-          <w:rFonts w:eastAsia="Times New Roman" w:cstheme="minorHAnsi"/>
-          <w:sz w:val="20"/>
-          <w:szCs w:val="24"/>
-          <w:lang w:eastAsia="de-DE"/>
-        </w:rPr>
-        <w:t xml:space="preserve"> </w:t>
+        <w:t xml:space="preserve"> and </w:t>
       </w:r>
       <w:proofErr w:type="spellStart"/>
       <w:r>
@@ -5216,27 +4851,7 @@
           <w:szCs w:val="24"/>
           <w:lang w:eastAsia="de-DE"/>
         </w:rPr>
-        <w:t xml:space="preserve"> </w:t>
-      </w:r>
-      <w:proofErr w:type="spellStart"/>
-      <w:r>
-        <w:rPr>
-          <w:rFonts w:eastAsia="Times New Roman" w:cstheme="minorHAnsi"/>
-          <w:sz w:val="20"/>
-          <w:szCs w:val="24"/>
-          <w:lang w:eastAsia="de-DE"/>
-        </w:rPr>
-        <w:t>and</w:t>
-      </w:r>
-      <w:proofErr w:type="spellEnd"/>
-      <w:r>
-        <w:rPr>
-          <w:rFonts w:eastAsia="Times New Roman" w:cstheme="minorHAnsi"/>
-          <w:sz w:val="20"/>
-          <w:szCs w:val="24"/>
-          <w:lang w:eastAsia="de-DE"/>
-        </w:rPr>
-        <w:t xml:space="preserve"> </w:t>
+        <w:t xml:space="preserve"> and </w:t>
       </w:r>
       <w:proofErr w:type="spellStart"/>
       <w:r>
@@ -5540,7 +5155,7 @@
           <w:szCs w:val="24"/>
           <w:lang w:eastAsia="de-DE"/>
         </w:rPr>
-        <w:t xml:space="preserve"> </w:t>
+        <w:t xml:space="preserve"> and </w:t>
       </w:r>
       <w:proofErr w:type="spellStart"/>
       <w:r>
@@ -5552,30 +5167,6 @@
           <w:szCs w:val="24"/>
           <w:lang w:eastAsia="de-DE"/>
         </w:rPr>
-        <w:t>and</w:t>
-      </w:r>
-      <w:proofErr w:type="spellEnd"/>
-      <w:r>
-        <w:rPr>
-          <w:rFonts w:eastAsia="Times New Roman" w:cstheme="minorHAnsi"/>
-          <w:b/>
-          <w:bCs/>
-          <w:sz w:val="20"/>
-          <w:szCs w:val="24"/>
-          <w:lang w:eastAsia="de-DE"/>
-        </w:rPr>
-        <w:t xml:space="preserve"> </w:t>
-      </w:r>
-      <w:proofErr w:type="spellStart"/>
-      <w:r>
-        <w:rPr>
-          <w:rFonts w:eastAsia="Times New Roman" w:cstheme="minorHAnsi"/>
-          <w:b/>
-          <w:bCs/>
-          <w:sz w:val="20"/>
-          <w:szCs w:val="24"/>
-          <w:lang w:eastAsia="de-DE"/>
-        </w:rPr>
         <w:t>recall</w:t>
       </w:r>
       <w:proofErr w:type="spellEnd"/>
@@ -5686,27 +5277,7 @@
           <w:szCs w:val="24"/>
           <w:lang w:eastAsia="de-DE"/>
         </w:rPr>
-        <w:t xml:space="preserve"> </w:t>
-      </w:r>
-      <w:proofErr w:type="spellStart"/>
-      <w:r>
-        <w:rPr>
-          <w:rFonts w:eastAsia="Times New Roman" w:cstheme="minorHAnsi"/>
-          <w:sz w:val="20"/>
-          <w:szCs w:val="24"/>
-          <w:lang w:eastAsia="de-DE"/>
-        </w:rPr>
-        <w:t>and</w:t>
-      </w:r>
-      <w:proofErr w:type="spellEnd"/>
-      <w:r>
-        <w:rPr>
-          <w:rFonts w:eastAsia="Times New Roman" w:cstheme="minorHAnsi"/>
-          <w:sz w:val="20"/>
-          <w:szCs w:val="24"/>
-          <w:lang w:eastAsia="de-DE"/>
-        </w:rPr>
-        <w:t xml:space="preserve"> </w:t>
+        <w:t xml:space="preserve"> and </w:t>
       </w:r>
       <w:proofErr w:type="spellStart"/>
       <w:r>
@@ -5944,12 +5515,13 @@
       <w:r>
         <w:rPr>
           <w:rFonts w:eastAsia="Times New Roman" w:cstheme="minorHAnsi"/>
+          <w:noProof/>
           <w:sz w:val="20"/>
           <w:szCs w:val="24"/>
           <w:lang w:eastAsia="de-DE"/>
         </w:rPr>
         <w:drawing>
-          <wp:inline distT="0" distB="0" distL="0" distR="0" wp14:anchorId="311BAB39" wp14:editId="654C892B">
+          <wp:inline distT="0" distB="0" distL="0" distR="0" wp14:anchorId="4F453D1F" wp14:editId="2E469ED0">
             <wp:extent cx="6226335" cy="3273767"/>
             <wp:effectExtent l="0" t="0" r="3175" b="3175"/>
             <wp:docPr id="1" name="Grafik 1"/>
@@ -6004,7 +5576,6 @@
           <w:szCs w:val="16"/>
         </w:rPr>
       </w:pPr>
-      <w:proofErr w:type="spellStart"/>
       <w:proofErr w:type="gramStart"/>
       <w:r>
         <w:rPr>
@@ -6012,16 +5583,7 @@
           <w:sz w:val="16"/>
           <w:szCs w:val="16"/>
         </w:rPr>
-        <w:t>Figure</w:t>
-      </w:r>
-      <w:proofErr w:type="spellEnd"/>
-      <w:r>
-        <w:rPr>
-          <w:rStyle w:val="Fett"/>
-          <w:sz w:val="16"/>
-          <w:szCs w:val="16"/>
-        </w:rPr>
-        <w:t xml:space="preserve"> </w:t>
+        <w:t xml:space="preserve">Figure </w:t>
       </w:r>
       <w:r>
         <w:rPr>
@@ -6599,23 +6161,7 @@
           <w:sz w:val="16"/>
           <w:szCs w:val="16"/>
         </w:rPr>
-        <w:t xml:space="preserve"> </w:t>
-      </w:r>
-      <w:proofErr w:type="spellStart"/>
-      <w:r>
-        <w:rPr>
-          <w:sz w:val="16"/>
-          <w:szCs w:val="16"/>
-        </w:rPr>
-        <w:t>bands</w:t>
-      </w:r>
-      <w:proofErr w:type="spellEnd"/>
-      <w:r>
-        <w:rPr>
-          <w:sz w:val="16"/>
-          <w:szCs w:val="16"/>
-        </w:rPr>
-        <w:t xml:space="preserve"> (</w:t>
+        <w:t xml:space="preserve"> bands (</w:t>
       </w:r>
       <w:proofErr w:type="spellStart"/>
       <w:r>
@@ -6718,23 +6264,7 @@
           <w:sz w:val="16"/>
           <w:szCs w:val="16"/>
         </w:rPr>
-        <w:t xml:space="preserve"> </w:t>
-      </w:r>
-      <w:proofErr w:type="spellStart"/>
-      <w:r>
-        <w:rPr>
-          <w:sz w:val="16"/>
-          <w:szCs w:val="16"/>
-        </w:rPr>
-        <w:t>support</w:t>
-      </w:r>
-      <w:proofErr w:type="spellEnd"/>
-      <w:r>
-        <w:rPr>
-          <w:sz w:val="16"/>
-          <w:szCs w:val="16"/>
-        </w:rPr>
-        <w:t xml:space="preserve"> </w:t>
+        <w:t xml:space="preserve"> support </w:t>
       </w:r>
       <w:proofErr w:type="spellStart"/>
       <w:r>
@@ -7211,29 +6741,7 @@
           <w:sz w:val="16"/>
           <w:szCs w:val="16"/>
         </w:rPr>
-        <w:t>Per-Entity Evaluation (</w:t>
-      </w:r>
-      <w:proofErr w:type="spellStart"/>
-      <w:r>
-        <w:rPr>
-          <w:rStyle w:val="Hervorhebung"/>
-          <w:rFonts w:asciiTheme="minorHAnsi" w:hAnsiTheme="minorHAnsi" w:cstheme="minorHAnsi"/>
-          <w:i w:val="0"/>
-          <w:sz w:val="16"/>
-          <w:szCs w:val="16"/>
-        </w:rPr>
-        <w:t>Plain</w:t>
-      </w:r>
-      <w:proofErr w:type="spellEnd"/>
-      <w:r>
-        <w:rPr>
-          <w:rStyle w:val="Hervorhebung"/>
-          <w:rFonts w:asciiTheme="minorHAnsi" w:hAnsiTheme="minorHAnsi" w:cstheme="minorHAnsi"/>
-          <w:i w:val="0"/>
-          <w:sz w:val="16"/>
-          <w:szCs w:val="16"/>
-        </w:rPr>
-        <w:t>)</w:t>
+        <w:t>Per-Entity Evaluation (Plain)</w:t>
       </w:r>
     </w:p>
     <w:p>
@@ -8039,27 +7547,7 @@
           <w:sz w:val="16"/>
           <w:szCs w:val="16"/>
         </w:rPr>
-        <w:t xml:space="preserve"> </w:t>
-      </w:r>
-      <w:proofErr w:type="spellStart"/>
-      <w:r>
-        <w:rPr>
-          <w:rFonts w:asciiTheme="minorHAnsi" w:hAnsiTheme="minorHAnsi" w:cstheme="minorHAnsi"/>
-          <w:i/>
-          <w:sz w:val="16"/>
-          <w:szCs w:val="16"/>
-        </w:rPr>
-        <w:t>and</w:t>
-      </w:r>
-      <w:proofErr w:type="spellEnd"/>
-      <w:r>
-        <w:rPr>
-          <w:rFonts w:asciiTheme="minorHAnsi" w:hAnsiTheme="minorHAnsi" w:cstheme="minorHAnsi"/>
-          <w:i/>
-          <w:sz w:val="16"/>
-          <w:szCs w:val="16"/>
-        </w:rPr>
-        <w:t xml:space="preserve"> </w:t>
+        <w:t xml:space="preserve"> and </w:t>
       </w:r>
       <w:proofErr w:type="spellStart"/>
       <w:r>
@@ -8528,27 +8016,7 @@
           <w:sz w:val="16"/>
           <w:szCs w:val="16"/>
         </w:rPr>
-        <w:t xml:space="preserve"> </w:t>
-      </w:r>
-      <w:proofErr w:type="spellStart"/>
-      <w:r>
-        <w:rPr>
-          <w:rFonts w:asciiTheme="minorHAnsi" w:hAnsiTheme="minorHAnsi" w:cstheme="minorHAnsi"/>
-          <w:i/>
-          <w:sz w:val="16"/>
-          <w:szCs w:val="16"/>
-        </w:rPr>
-        <w:t>reliable</w:t>
-      </w:r>
-      <w:proofErr w:type="spellEnd"/>
-      <w:r>
-        <w:rPr>
-          <w:rFonts w:asciiTheme="minorHAnsi" w:hAnsiTheme="minorHAnsi" w:cstheme="minorHAnsi"/>
-          <w:i/>
-          <w:sz w:val="16"/>
-          <w:szCs w:val="16"/>
-        </w:rPr>
-        <w:t xml:space="preserve"> </w:t>
+        <w:t xml:space="preserve"> reliable </w:t>
       </w:r>
       <w:proofErr w:type="spellStart"/>
       <w:r>
@@ -9511,27 +8979,7 @@
           <w:sz w:val="16"/>
           <w:szCs w:val="16"/>
         </w:rPr>
-        <w:t xml:space="preserve"> </w:t>
-      </w:r>
-      <w:proofErr w:type="spellStart"/>
-      <w:r>
-        <w:rPr>
-          <w:rFonts w:asciiTheme="minorHAnsi" w:hAnsiTheme="minorHAnsi" w:cstheme="minorHAnsi"/>
-          <w:i/>
-          <w:sz w:val="16"/>
-          <w:szCs w:val="16"/>
-        </w:rPr>
-        <w:t>support</w:t>
-      </w:r>
-      <w:proofErr w:type="spellEnd"/>
-      <w:r>
-        <w:rPr>
-          <w:rFonts w:asciiTheme="minorHAnsi" w:hAnsiTheme="minorHAnsi" w:cstheme="minorHAnsi"/>
-          <w:i/>
-          <w:sz w:val="16"/>
-          <w:szCs w:val="16"/>
-        </w:rPr>
-        <w:t xml:space="preserve"> </w:t>
+        <w:t xml:space="preserve"> support </w:t>
       </w:r>
       <w:proofErr w:type="spellStart"/>
       <w:r>
@@ -10658,27 +10106,7 @@
           <w:sz w:val="16"/>
           <w:szCs w:val="16"/>
         </w:rPr>
-        <w:t xml:space="preserve"> </w:t>
-      </w:r>
-      <w:proofErr w:type="spellStart"/>
-      <w:r>
-        <w:rPr>
-          <w:rFonts w:asciiTheme="minorHAnsi" w:hAnsiTheme="minorHAnsi" w:cstheme="minorHAnsi"/>
-          <w:i/>
-          <w:sz w:val="16"/>
-          <w:szCs w:val="16"/>
-        </w:rPr>
-        <w:t>reliable</w:t>
-      </w:r>
-      <w:proofErr w:type="spellEnd"/>
-      <w:r>
-        <w:rPr>
-          <w:rFonts w:asciiTheme="minorHAnsi" w:hAnsiTheme="minorHAnsi" w:cstheme="minorHAnsi"/>
-          <w:i/>
-          <w:sz w:val="16"/>
-          <w:szCs w:val="16"/>
-        </w:rPr>
-        <w:t xml:space="preserve"> (</w:t>
+        <w:t xml:space="preserve"> reliable (</w:t>
       </w:r>
       <w:proofErr w:type="spellStart"/>
       <w:r>
@@ -10699,27 +10127,7 @@
           <w:sz w:val="16"/>
           <w:szCs w:val="16"/>
         </w:rPr>
-        <w:t xml:space="preserve">) </w:t>
-      </w:r>
-      <w:proofErr w:type="spellStart"/>
-      <w:r>
-        <w:rPr>
-          <w:rFonts w:asciiTheme="minorHAnsi" w:hAnsiTheme="minorHAnsi" w:cstheme="minorHAnsi"/>
-          <w:i/>
-          <w:sz w:val="16"/>
-          <w:szCs w:val="16"/>
-        </w:rPr>
-        <w:t>and</w:t>
-      </w:r>
-      <w:proofErr w:type="spellEnd"/>
-      <w:r>
-        <w:rPr>
-          <w:rFonts w:asciiTheme="minorHAnsi" w:hAnsiTheme="minorHAnsi" w:cstheme="minorHAnsi"/>
-          <w:i/>
-          <w:sz w:val="16"/>
-          <w:szCs w:val="16"/>
-        </w:rPr>
-        <w:t xml:space="preserve"> </w:t>
+        <w:t xml:space="preserve">) and </w:t>
       </w:r>
       <w:proofErr w:type="spellStart"/>
       <w:r>
@@ -11207,12 +10615,13 @@
       <w:r>
         <w:rPr>
           <w:rFonts w:eastAsia="Times New Roman" w:cstheme="minorHAnsi"/>
+          <w:noProof/>
           <w:sz w:val="20"/>
           <w:szCs w:val="24"/>
           <w:lang w:eastAsia="de-DE"/>
         </w:rPr>
         <w:drawing>
-          <wp:inline distT="0" distB="0" distL="0" distR="0" wp14:anchorId="1ECA3E88" wp14:editId="22566404">
+          <wp:inline distT="0" distB="0" distL="0" distR="0" wp14:anchorId="66474F27" wp14:editId="58B470D8">
             <wp:extent cx="6306357" cy="3825384"/>
             <wp:effectExtent l="0" t="0" r="0" b="3810"/>
             <wp:docPr id="2" name="Grafik 2"/>
@@ -11270,20 +10679,7 @@
         </w:rPr>
       </w:pPr>
       <w:r>
-        <w:t>"</w:t>
-      </w:r>
-      <w:proofErr w:type="spellStart"/>
-      <w:r>
-        <w:t>Figure</w:t>
-      </w:r>
-      <w:proofErr w:type="spellEnd"/>
-      <w:r>
-        <w:t xml:space="preserve"> </w:t>
-      </w:r>
-      <w:bookmarkStart w:id="0" w:name="_GoBack"/>
-      <w:bookmarkEnd w:id="0"/>
-      <w:r>
-        <w:t xml:space="preserve"> </w:t>
+        <w:t xml:space="preserve">"Figure  </w:t>
       </w:r>
       <w:proofErr w:type="spellStart"/>
       <w:r>
@@ -11379,15 +10775,7 @@
       </w:r>
       <w:proofErr w:type="spellEnd"/>
       <w:r>
-        <w:t xml:space="preserve"> gold-standard </w:t>
-      </w:r>
-      <w:proofErr w:type="spellStart"/>
-      <w:r>
-        <w:t>and</w:t>
-      </w:r>
-      <w:proofErr w:type="spellEnd"/>
-      <w:r>
-        <w:t xml:space="preserve"> </w:t>
+        <w:t xml:space="preserve"> gold-standard and </w:t>
       </w:r>
       <w:proofErr w:type="spellStart"/>
       <w:r>
@@ -11531,15 +10919,7 @@
       </w:r>
       <w:proofErr w:type="spellEnd"/>
       <w:r>
-        <w:t xml:space="preserve"> type), </w:t>
-      </w:r>
-      <w:proofErr w:type="spellStart"/>
-      <w:r>
-        <w:t>and</w:t>
-      </w:r>
-      <w:proofErr w:type="spellEnd"/>
-      <w:r>
-        <w:t xml:space="preserve"> </w:t>
+        <w:t xml:space="preserve"> type), and </w:t>
       </w:r>
       <w:proofErr w:type="spellStart"/>
       <w:r>
@@ -11659,15 +11039,7 @@
       </w:r>
       <w:proofErr w:type="spellEnd"/>
       <w:r>
-        <w:t xml:space="preserve"> </w:t>
-      </w:r>
-      <w:proofErr w:type="spellStart"/>
-      <w:r>
-        <w:t>and</w:t>
-      </w:r>
-      <w:proofErr w:type="spellEnd"/>
-      <w:r>
-        <w:t xml:space="preserve"> </w:t>
+        <w:t xml:space="preserve"> and </w:t>
       </w:r>
       <w:proofErr w:type="spellStart"/>
       <w:r>
@@ -11683,15 +11055,7 @@
       </w:r>
       <w:proofErr w:type="spellEnd"/>
       <w:r>
-        <w:t xml:space="preserve">, </w:t>
-      </w:r>
-      <w:proofErr w:type="spellStart"/>
-      <w:r>
-        <w:t>and</w:t>
-      </w:r>
-      <w:proofErr w:type="spellEnd"/>
-      <w:r>
-        <w:t xml:space="preserve"> </w:t>
+        <w:t xml:space="preserve">, and </w:t>
       </w:r>
       <w:proofErr w:type="spellStart"/>
       <w:r>
@@ -12189,27 +11553,7 @@
           <w:szCs w:val="24"/>
           <w:lang w:eastAsia="de-DE"/>
         </w:rPr>
-        <w:t xml:space="preserve">. </w:t>
-      </w:r>
-      <w:proofErr w:type="spellStart"/>
-      <w:r>
-        <w:rPr>
-          <w:rFonts w:eastAsia="Times New Roman" w:cstheme="minorHAnsi"/>
-          <w:sz w:val="20"/>
-          <w:szCs w:val="24"/>
-          <w:lang w:eastAsia="de-DE"/>
-        </w:rPr>
-        <w:t>Challenges</w:t>
-      </w:r>
-      <w:proofErr w:type="spellEnd"/>
-      <w:r>
-        <w:rPr>
-          <w:rFonts w:eastAsia="Times New Roman" w:cstheme="minorHAnsi"/>
-          <w:sz w:val="20"/>
-          <w:szCs w:val="24"/>
-          <w:lang w:eastAsia="de-DE"/>
-        </w:rPr>
-        <w:t xml:space="preserve"> </w:t>
+        <w:t xml:space="preserve">. Challenges </w:t>
       </w:r>
       <w:proofErr w:type="spellStart"/>
       <w:r>
@@ -13280,27 +12624,7 @@
           <w:szCs w:val="24"/>
           <w:lang w:eastAsia="de-DE"/>
         </w:rPr>
-        <w:t xml:space="preserve"> </w:t>
-      </w:r>
-      <w:proofErr w:type="spellStart"/>
-      <w:r>
-        <w:rPr>
-          <w:rFonts w:eastAsia="Times New Roman" w:cstheme="minorHAnsi"/>
-          <w:sz w:val="20"/>
-          <w:szCs w:val="24"/>
-          <w:lang w:eastAsia="de-DE"/>
-        </w:rPr>
-        <w:t>and</w:t>
-      </w:r>
-      <w:proofErr w:type="spellEnd"/>
-      <w:r>
-        <w:rPr>
-          <w:rFonts w:eastAsia="Times New Roman" w:cstheme="minorHAnsi"/>
-          <w:sz w:val="20"/>
-          <w:szCs w:val="24"/>
-          <w:lang w:eastAsia="de-DE"/>
-        </w:rPr>
-        <w:t xml:space="preserve"> </w:t>
+        <w:t xml:space="preserve"> and </w:t>
       </w:r>
       <w:proofErr w:type="spellStart"/>
       <w:r>
@@ -13600,27 +12924,7 @@
           <w:szCs w:val="24"/>
           <w:lang w:eastAsia="de-DE"/>
         </w:rPr>
-        <w:t xml:space="preserve">, </w:t>
-      </w:r>
-      <w:proofErr w:type="spellStart"/>
-      <w:r>
-        <w:rPr>
-          <w:rFonts w:eastAsia="Times New Roman" w:cstheme="minorHAnsi"/>
-          <w:sz w:val="20"/>
-          <w:szCs w:val="24"/>
-          <w:lang w:eastAsia="de-DE"/>
-        </w:rPr>
-        <w:t>and</w:t>
-      </w:r>
-      <w:proofErr w:type="spellEnd"/>
-      <w:r>
-        <w:rPr>
-          <w:rFonts w:eastAsia="Times New Roman" w:cstheme="minorHAnsi"/>
-          <w:sz w:val="20"/>
-          <w:szCs w:val="24"/>
-          <w:lang w:eastAsia="de-DE"/>
-        </w:rPr>
-        <w:t xml:space="preserve"> </w:t>
+        <w:t xml:space="preserve">, and </w:t>
       </w:r>
       <w:proofErr w:type="spellStart"/>
       <w:r>
@@ -13660,27 +12964,7 @@
           <w:szCs w:val="24"/>
           <w:lang w:eastAsia="de-DE"/>
         </w:rPr>
-        <w:t>. The open-</w:t>
-      </w:r>
-      <w:proofErr w:type="spellStart"/>
-      <w:r>
-        <w:rPr>
-          <w:rFonts w:eastAsia="Times New Roman" w:cstheme="minorHAnsi"/>
-          <w:sz w:val="20"/>
-          <w:szCs w:val="24"/>
-          <w:lang w:eastAsia="de-DE"/>
-        </w:rPr>
-        <w:t>source</w:t>
-      </w:r>
-      <w:proofErr w:type="spellEnd"/>
-      <w:r>
-        <w:rPr>
-          <w:rFonts w:eastAsia="Times New Roman" w:cstheme="minorHAnsi"/>
-          <w:sz w:val="20"/>
-          <w:szCs w:val="24"/>
-          <w:lang w:eastAsia="de-DE"/>
-        </w:rPr>
-        <w:t xml:space="preserve"> </w:t>
+        <w:t xml:space="preserve">. The open-source </w:t>
       </w:r>
       <w:proofErr w:type="spellStart"/>
       <w:r>
@@ -13780,27 +13064,7 @@
           <w:szCs w:val="24"/>
           <w:lang w:eastAsia="de-DE"/>
         </w:rPr>
-        <w:t xml:space="preserve"> </w:t>
-      </w:r>
-      <w:proofErr w:type="spellStart"/>
-      <w:r>
-        <w:rPr>
-          <w:rFonts w:eastAsia="Times New Roman" w:cstheme="minorHAnsi"/>
-          <w:sz w:val="20"/>
-          <w:szCs w:val="24"/>
-          <w:lang w:eastAsia="de-DE"/>
-        </w:rPr>
-        <w:t>and</w:t>
-      </w:r>
-      <w:proofErr w:type="spellEnd"/>
-      <w:r>
-        <w:rPr>
-          <w:rFonts w:eastAsia="Times New Roman" w:cstheme="minorHAnsi"/>
-          <w:sz w:val="20"/>
-          <w:szCs w:val="24"/>
-          <w:lang w:eastAsia="de-DE"/>
-        </w:rPr>
-        <w:t xml:space="preserve"> </w:t>
+        <w:t xml:space="preserve"> and </w:t>
       </w:r>
       <w:proofErr w:type="spellStart"/>
       <w:r>
@@ -13942,116 +13206,6 @@
         </w:rPr>
         <w:t>.</w:t>
       </w:r>
-    </w:p>
-    <w:p>
-      <w:pPr>
-        <w:spacing w:after="0" w:line="240" w:lineRule="auto"/>
-        <w:rPr>
-          <w:rFonts w:eastAsia="Times New Roman" w:cstheme="minorHAnsi"/>
-          <w:sz w:val="20"/>
-          <w:szCs w:val="24"/>
-          <w:lang w:eastAsia="de-DE"/>
-        </w:rPr>
-      </w:pPr>
-    </w:p>
-    <w:p>
-      <w:pPr>
-        <w:spacing w:after="0" w:line="240" w:lineRule="auto"/>
-        <w:rPr>
-          <w:rFonts w:eastAsia="Times New Roman" w:cstheme="minorHAnsi"/>
-          <w:sz w:val="20"/>
-          <w:szCs w:val="24"/>
-          <w:lang w:eastAsia="de-DE"/>
-        </w:rPr>
-      </w:pPr>
-    </w:p>
-    <w:p>
-      <w:pPr>
-        <w:spacing w:after="0" w:line="240" w:lineRule="auto"/>
-        <w:rPr>
-          <w:rFonts w:eastAsia="Times New Roman" w:cstheme="minorHAnsi"/>
-          <w:sz w:val="20"/>
-          <w:szCs w:val="24"/>
-          <w:lang w:eastAsia="de-DE"/>
-        </w:rPr>
-      </w:pPr>
-    </w:p>
-    <w:p>
-      <w:pPr>
-        <w:spacing w:after="0" w:line="240" w:lineRule="auto"/>
-        <w:rPr>
-          <w:rFonts w:eastAsia="Times New Roman" w:cstheme="minorHAnsi"/>
-          <w:sz w:val="20"/>
-          <w:szCs w:val="24"/>
-          <w:lang w:eastAsia="de-DE"/>
-        </w:rPr>
-      </w:pPr>
-    </w:p>
-    <w:p>
-      <w:pPr>
-        <w:spacing w:after="0" w:line="240" w:lineRule="auto"/>
-        <w:rPr>
-          <w:rFonts w:eastAsia="Times New Roman" w:cstheme="minorHAnsi"/>
-          <w:sz w:val="20"/>
-          <w:szCs w:val="24"/>
-          <w:lang w:eastAsia="de-DE"/>
-        </w:rPr>
-      </w:pPr>
-    </w:p>
-    <w:p>
-      <w:pPr>
-        <w:spacing w:after="0" w:line="240" w:lineRule="auto"/>
-        <w:rPr>
-          <w:rFonts w:eastAsia="Times New Roman" w:cstheme="minorHAnsi"/>
-          <w:sz w:val="20"/>
-          <w:szCs w:val="24"/>
-          <w:lang w:eastAsia="de-DE"/>
-        </w:rPr>
-      </w:pPr>
-    </w:p>
-    <w:p>
-      <w:pPr>
-        <w:spacing w:after="0" w:line="240" w:lineRule="auto"/>
-        <w:rPr>
-          <w:rFonts w:eastAsia="Times New Roman" w:cstheme="minorHAnsi"/>
-          <w:sz w:val="20"/>
-          <w:szCs w:val="24"/>
-          <w:lang w:eastAsia="de-DE"/>
-        </w:rPr>
-      </w:pPr>
-    </w:p>
-    <w:p>
-      <w:pPr>
-        <w:spacing w:after="0" w:line="240" w:lineRule="auto"/>
-        <w:rPr>
-          <w:rFonts w:eastAsia="Times New Roman" w:cstheme="minorHAnsi"/>
-          <w:sz w:val="20"/>
-          <w:szCs w:val="24"/>
-          <w:lang w:eastAsia="de-DE"/>
-        </w:rPr>
-      </w:pPr>
-    </w:p>
-    <w:p>
-      <w:pPr>
-        <w:spacing w:after="0" w:line="240" w:lineRule="auto"/>
-        <w:rPr>
-          <w:rFonts w:eastAsia="Times New Roman" w:cstheme="minorHAnsi"/>
-          <w:sz w:val="20"/>
-          <w:szCs w:val="24"/>
-          <w:lang w:eastAsia="de-DE"/>
-        </w:rPr>
-      </w:pPr>
-    </w:p>
-    <w:p>
-      <w:pPr>
-        <w:spacing w:after="0" w:line="240" w:lineRule="auto"/>
-        <w:rPr>
-          <w:rFonts w:eastAsia="Times New Roman" w:cstheme="minorHAnsi"/>
-          <w:sz w:val="20"/>
-          <w:szCs w:val="24"/>
-          <w:lang w:eastAsia="de-DE"/>
-        </w:rPr>
-      </w:pPr>
     </w:p>
     <w:p>
       <w:pPr>
@@ -14108,27 +13262,7 @@
           <w:szCs w:val="24"/>
           <w:lang w:eastAsia="de-DE"/>
         </w:rPr>
-        <w:t xml:space="preserve">Code </w:t>
-      </w:r>
-      <w:proofErr w:type="spellStart"/>
-      <w:r>
-        <w:rPr>
-          <w:rFonts w:eastAsia="Times New Roman" w:cstheme="minorHAnsi"/>
-          <w:sz w:val="20"/>
-          <w:szCs w:val="24"/>
-          <w:lang w:eastAsia="de-DE"/>
-        </w:rPr>
-        <w:t>and</w:t>
-      </w:r>
-      <w:proofErr w:type="spellEnd"/>
-      <w:r>
-        <w:rPr>
-          <w:rFonts w:eastAsia="Times New Roman" w:cstheme="minorHAnsi"/>
-          <w:sz w:val="20"/>
-          <w:szCs w:val="24"/>
-          <w:lang w:eastAsia="de-DE"/>
-        </w:rPr>
-        <w:t xml:space="preserve"> </w:t>
+        <w:t xml:space="preserve">Code and </w:t>
       </w:r>
       <w:proofErr w:type="spellStart"/>
       <w:r>
@@ -14241,25 +13375,14 @@
           <w:lang w:eastAsia="de-DE"/>
         </w:rPr>
       </w:pPr>
-      <w:proofErr w:type="spellStart"/>
-      <w:r>
-        <w:rPr>
-          <w:rFonts w:eastAsia="Times New Roman" w:cstheme="minorHAnsi"/>
-          <w:sz w:val="20"/>
-          <w:szCs w:val="24"/>
-          <w:lang w:eastAsia="de-DE"/>
-        </w:rPr>
-        <w:t>Devlin</w:t>
-      </w:r>
-      <w:proofErr w:type="spellEnd"/>
-      <w:r>
-        <w:rPr>
-          <w:rFonts w:eastAsia="Times New Roman" w:cstheme="minorHAnsi"/>
-          <w:sz w:val="20"/>
-          <w:szCs w:val="24"/>
-          <w:lang w:eastAsia="de-DE"/>
-        </w:rPr>
-        <w:t xml:space="preserve">, J. et al. (2019). </w:t>
+      <w:r>
+        <w:rPr>
+          <w:rFonts w:eastAsia="Times New Roman" w:cstheme="minorHAnsi"/>
+          <w:sz w:val="20"/>
+          <w:szCs w:val="24"/>
+          <w:lang w:eastAsia="de-DE"/>
+        </w:rPr>
+        <w:t xml:space="preserve">Devlin, J. et al. (2019). </w:t>
       </w:r>
       <w:r>
         <w:rPr>
@@ -14318,31 +13441,7 @@
           <w:szCs w:val="24"/>
           <w:lang w:eastAsia="de-DE"/>
         </w:rPr>
-        <w:t xml:space="preserve"> </w:t>
-      </w:r>
-      <w:proofErr w:type="spellStart"/>
-      <w:r>
-        <w:rPr>
-          <w:rFonts w:eastAsia="Times New Roman" w:cstheme="minorHAnsi"/>
-          <w:i/>
-          <w:iCs/>
-          <w:sz w:val="20"/>
-          <w:szCs w:val="24"/>
-          <w:lang w:eastAsia="de-DE"/>
-        </w:rPr>
-        <w:t>Deep</w:t>
-      </w:r>
-      <w:proofErr w:type="spellEnd"/>
-      <w:r>
-        <w:rPr>
-          <w:rFonts w:eastAsia="Times New Roman" w:cstheme="minorHAnsi"/>
-          <w:i/>
-          <w:iCs/>
-          <w:sz w:val="20"/>
-          <w:szCs w:val="24"/>
-          <w:lang w:eastAsia="de-DE"/>
-        </w:rPr>
-        <w:t xml:space="preserve"> </w:t>
+        <w:t xml:space="preserve"> Deep </w:t>
       </w:r>
       <w:proofErr w:type="spellStart"/>
       <w:r>
@@ -14641,14 +13740,6 @@
         </w:rPr>
         <w:t>]</w:t>
       </w:r>
-    </w:p>
-    <w:p>
-      <w:pPr>
-        <w:rPr>
-          <w:rFonts w:cstheme="minorHAnsi"/>
-          <w:sz w:val="18"/>
-        </w:rPr>
-      </w:pPr>
     </w:p>
     <w:sectPr>
       <w:pgSz w:w="11906" w:h="16838"/>
@@ -14661,7 +13752,7 @@
 </file>
 
 <file path=word/numbering.xml><?xml version="1.0" encoding="utf-8"?>
-<w:numbering xmlns:wpc="http://schemas.microsoft.com/office/word/2010/wordprocessingCanvas" xmlns:cx="http://schemas.microsoft.com/office/drawing/2014/chartex" xmlns:cx1="http://schemas.microsoft.com/office/drawing/2015/9/8/chartex" xmlns:mc="http://schemas.openxmlformats.org/markup-compatibility/2006" xmlns:o="urn:schemas-microsoft-com:office:office" xmlns:r="http://schemas.openxmlformats.org/officeDocument/2006/relationships" xmlns:m="http://schemas.openxmlformats.org/officeDocument/2006/math" xmlns:v="urn:schemas-microsoft-com:vml" xmlns:wp14="http://schemas.microsoft.com/office/word/2010/wordprocessingDrawing" xmlns:wp="http://schemas.openxmlformats.org/drawingml/2006/wordprocessingDrawing" xmlns:w10="urn:schemas-microsoft-com:office:word" xmlns:w="http://schemas.openxmlformats.org/wordprocessingml/2006/main" xmlns:w14="http://schemas.microsoft.com/office/word/2010/wordml" xmlns:w15="http://schemas.microsoft.com/office/word/2012/wordml" xmlns:w16se="http://schemas.microsoft.com/office/word/2015/wordml/symex" xmlns:wpg="http://schemas.microsoft.com/office/word/2010/wordprocessingGroup" xmlns:wpi="http://schemas.microsoft.com/office/word/2010/wordprocessingInk" xmlns:wne="http://schemas.microsoft.com/office/word/2006/wordml" xmlns:wps="http://schemas.microsoft.com/office/word/2010/wordprocessingShape" mc:Ignorable="w14 w15 w16se wp14">
+<w:numbering xmlns:wpc="http://schemas.microsoft.com/office/word/2010/wordprocessingCanvas" xmlns:cx="http://schemas.microsoft.com/office/drawing/2014/chartex" xmlns:cx1="http://schemas.microsoft.com/office/drawing/2015/9/8/chartex" xmlns:cx2="http://schemas.microsoft.com/office/drawing/2015/10/21/chartex" xmlns:cx3="http://schemas.microsoft.com/office/drawing/2016/5/9/chartex" xmlns:cx4="http://schemas.microsoft.com/office/drawing/2016/5/10/chartex" xmlns:cx5="http://schemas.microsoft.com/office/drawing/2016/5/11/chartex" xmlns:cx6="http://schemas.microsoft.com/office/drawing/2016/5/12/chartex" xmlns:cx7="http://schemas.microsoft.com/office/drawing/2016/5/13/chartex" xmlns:cx8="http://schemas.microsoft.com/office/drawing/2016/5/14/chartex" xmlns:mc="http://schemas.openxmlformats.org/markup-compatibility/2006" xmlns:aink="http://schemas.microsoft.com/office/drawing/2016/ink" xmlns:am3d="http://schemas.microsoft.com/office/drawing/2017/model3d" xmlns:o="urn:schemas-microsoft-com:office:office" xmlns:oel="http://schemas.microsoft.com/office/2019/extlst" xmlns:r="http://schemas.openxmlformats.org/officeDocument/2006/relationships" xmlns:m="http://schemas.openxmlformats.org/officeDocument/2006/math" xmlns:v="urn:schemas-microsoft-com:vml" xmlns:wp14="http://schemas.microsoft.com/office/word/2010/wordprocessingDrawing" xmlns:wp="http://schemas.openxmlformats.org/drawingml/2006/wordprocessingDrawing" xmlns:w10="urn:schemas-microsoft-com:office:word" xmlns:w="http://schemas.openxmlformats.org/wordprocessingml/2006/main" xmlns:w14="http://schemas.microsoft.com/office/word/2010/wordml" xmlns:w15="http://schemas.microsoft.com/office/word/2012/wordml" xmlns:w16cex="http://schemas.microsoft.com/office/word/2018/wordml/cex" xmlns:w16cid="http://schemas.microsoft.com/office/word/2016/wordml/cid" xmlns:w16="http://schemas.microsoft.com/office/word/2018/wordml" xmlns:w16sdtdh="http://schemas.microsoft.com/office/word/2020/wordml/sdtdatahash" xmlns:w16se="http://schemas.microsoft.com/office/word/2015/wordml/symex" xmlns:wpg="http://schemas.microsoft.com/office/word/2010/wordprocessingGroup" xmlns:wpi="http://schemas.microsoft.com/office/word/2010/wordprocessingInk" xmlns:wne="http://schemas.microsoft.com/office/word/2006/wordml" xmlns:wps="http://schemas.microsoft.com/office/word/2010/wordprocessingShape" mc:Ignorable="w14 w15 w16se w16cid w16 w16cex w16sdtdh wp14">
   <w:abstractNum w:abstractNumId="0" w15:restartNumberingAfterBreak="0">
     <w:nsid w:val="139A23FB"/>
     <w:multiLevelType w:val="multilevel"/>
@@ -15818,35 +14909,35 @@
       </w:rPr>
     </w:lvl>
   </w:abstractNum>
-  <w:num w:numId="1">
+  <w:num w:numId="1" w16cid:durableId="2135055998">
     <w:abstractNumId w:val="6"/>
   </w:num>
-  <w:num w:numId="2">
+  <w:num w:numId="2" w16cid:durableId="888692329">
     <w:abstractNumId w:val="0"/>
   </w:num>
-  <w:num w:numId="3">
+  <w:num w:numId="3" w16cid:durableId="1663267089">
     <w:abstractNumId w:val="5"/>
   </w:num>
-  <w:num w:numId="4">
+  <w:num w:numId="4" w16cid:durableId="437650875">
     <w:abstractNumId w:val="2"/>
   </w:num>
-  <w:num w:numId="5">
+  <w:num w:numId="5" w16cid:durableId="296958369">
     <w:abstractNumId w:val="4"/>
   </w:num>
-  <w:num w:numId="6">
+  <w:num w:numId="6" w16cid:durableId="1683627921">
     <w:abstractNumId w:val="1"/>
   </w:num>
-  <w:num w:numId="7">
+  <w:num w:numId="7" w16cid:durableId="1947613409">
     <w:abstractNumId w:val="3"/>
   </w:num>
-  <w:num w:numId="8">
+  <w:num w:numId="8" w16cid:durableId="1663312727">
     <w:abstractNumId w:val="7"/>
   </w:num>
 </w:numbering>
 </file>
 
 <file path=word/styles.xml><?xml version="1.0" encoding="utf-8"?>
-<w:styles xmlns:mc="http://schemas.openxmlformats.org/markup-compatibility/2006" xmlns:r="http://schemas.openxmlformats.org/officeDocument/2006/relationships" xmlns:w="http://schemas.openxmlformats.org/wordprocessingml/2006/main" xmlns:w14="http://schemas.microsoft.com/office/word/2010/wordml" xmlns:w15="http://schemas.microsoft.com/office/word/2012/wordml" xmlns:w16se="http://schemas.microsoft.com/office/word/2015/wordml/symex" mc:Ignorable="w14 w15 w16se">
+<w:styles xmlns:mc="http://schemas.openxmlformats.org/markup-compatibility/2006" xmlns:r="http://schemas.openxmlformats.org/officeDocument/2006/relationships" xmlns:w="http://schemas.openxmlformats.org/wordprocessingml/2006/main" xmlns:w14="http://schemas.microsoft.com/office/word/2010/wordml" xmlns:w15="http://schemas.microsoft.com/office/word/2012/wordml" xmlns:w16cex="http://schemas.microsoft.com/office/word/2018/wordml/cex" xmlns:w16cid="http://schemas.microsoft.com/office/word/2016/wordml/cid" xmlns:w16="http://schemas.microsoft.com/office/word/2018/wordml" xmlns:w16sdtdh="http://schemas.microsoft.com/office/word/2020/wordml/sdtdatahash" xmlns:w16se="http://schemas.microsoft.com/office/word/2015/wordml/symex" mc:Ignorable="w14 w15 w16se w16cid w16 w16cex w16sdtdh">
   <w:docDefaults>
     <w:rPrDefault>
       <w:rPr>
@@ -15862,7 +14953,7 @@
       </w:pPr>
     </w:pPrDefault>
   </w:docDefaults>
-  <w:latentStyles w:defLockedState="0" w:defUIPriority="99" w:defSemiHidden="0" w:defUnhideWhenUsed="0" w:defQFormat="0" w:count="371">
+  <w:latentStyles w:defLockedState="0" w:defUIPriority="99" w:defSemiHidden="0" w:defUnhideWhenUsed="0" w:defQFormat="0" w:count="376">
     <w:lsdException w:name="Normal" w:uiPriority="0" w:qFormat="1"/>
     <w:lsdException w:name="heading 1" w:uiPriority="9" w:qFormat="1"/>
     <w:lsdException w:name="heading 2" w:semiHidden="1" w:uiPriority="9" w:unhideWhenUsed="1" w:qFormat="1"/>
@@ -16234,6 +15325,11 @@
     <w:lsdException w:name="List Table 5 Dark Accent 6" w:uiPriority="50"/>
     <w:lsdException w:name="List Table 6 Colorful Accent 6" w:uiPriority="51"/>
     <w:lsdException w:name="List Table 7 Colorful Accent 6" w:uiPriority="52"/>
+    <w:lsdException w:name="Mention" w:semiHidden="1" w:unhideWhenUsed="1"/>
+    <w:lsdException w:name="Smart Hyperlink" w:semiHidden="1" w:unhideWhenUsed="1"/>
+    <w:lsdException w:name="Hashtag" w:semiHidden="1" w:unhideWhenUsed="1"/>
+    <w:lsdException w:name="Unresolved Mention" w:semiHidden="1" w:unhideWhenUsed="1"/>
+    <w:lsdException w:name="Smart Link" w:semiHidden="1" w:unhideWhenUsed="1"/>
   </w:latentStyles>
   <w:style w:type="paragraph" w:default="1" w:styleId="Standard">
     <w:name w:val="Normal"/>
